--- a/data/алг (2).docx
+++ b/data/алг (2).docx
@@ -706,19 +706,31 @@
       </w:pPr>
       <w:bookmarkStart w:id="10" w:name="_heading=h.3rdcrjn" w:colFirst="0" w:colLast="0"/>
       <w:bookmarkEnd w:id="10"/>
+      <w:proofErr w:type="spellStart"/>
       <w:r>
         <w:lastRenderedPageBreak/>
         <w:t>Теор</w:t>
       </w:r>
+      <w:proofErr w:type="spellEnd"/>
       <w:r>
         <w:rPr>
           <w:lang w:val="ru-RU"/>
         </w:rPr>
         <w:t>е</w:t>
       </w:r>
-      <w:r>
-        <w:t>тическая часть</w:t>
-      </w:r>
+      <w:proofErr w:type="spellStart"/>
+      <w:r>
+        <w:t>тическая</w:t>
+      </w:r>
+      <w:proofErr w:type="spellEnd"/>
+      <w:r>
+        <w:t xml:space="preserve"> </w:t>
+      </w:r>
+      <w:proofErr w:type="spellStart"/>
+      <w:r>
+        <w:t>часть</w:t>
+      </w:r>
+      <w:proofErr w:type="spellEnd"/>
     </w:p>
     <w:p>
       <w:pPr>
@@ -857,11 +869,19 @@
           <w:color w:val="000000" w:themeColor="text1"/>
         </w:rPr>
       </w:pPr>
-      <w:r>
-        <w:rPr>
-          <w:color w:val="000000" w:themeColor="text1"/>
-        </w:rPr>
-        <w:t xml:space="preserve">O(n + </w:t>
+      <w:proofErr w:type="gramStart"/>
+      <w:r>
+        <w:rPr>
+          <w:color w:val="000000" w:themeColor="text1"/>
+        </w:rPr>
+        <w:t>O(</w:t>
+      </w:r>
+      <w:proofErr w:type="gramEnd"/>
+      <w:r>
+        <w:rPr>
+          <w:color w:val="000000" w:themeColor="text1"/>
+        </w:rPr>
+        <w:t xml:space="preserve">n + </w:t>
       </w:r>
       <w:r>
         <w:rPr>
@@ -876,12 +896,14 @@
         </w:rPr>
         <w:t>*</w:t>
       </w:r>
+      <w:proofErr w:type="spellStart"/>
       <w:r>
         <w:rPr>
           <w:color w:val="000000" w:themeColor="text1"/>
         </w:rPr>
         <w:t>log</w:t>
       </w:r>
+      <w:proofErr w:type="spellEnd"/>
       <w:r>
         <w:rPr>
           <w:color w:val="000000" w:themeColor="text1"/>
@@ -977,6 +999,7 @@
         </w:rPr>
         <w:t>*</w:t>
       </w:r>
+      <w:proofErr w:type="spellStart"/>
       <w:r>
         <w:rPr>
           <w:color w:val="000000" w:themeColor="text1"/>
@@ -991,6 +1014,7 @@
         </w:rPr>
         <w:t>k</w:t>
       </w:r>
+      <w:proofErr w:type="spellEnd"/>
       <w:r>
         <w:rPr>
           <w:color w:val="000000" w:themeColor="text1"/>
@@ -1140,6 +1164,7 @@
           <w:lang w:val="en-US"/>
         </w:rPr>
       </w:pPr>
+      <w:proofErr w:type="gramStart"/>
       <w:r>
         <w:rPr>
           <w:color w:val="000000" w:themeColor="text1"/>
@@ -1147,6 +1172,7 @@
         </w:rPr>
         <w:t>O(</w:t>
       </w:r>
+      <w:proofErr w:type="gramEnd"/>
       <w:r>
         <w:rPr>
           <w:color w:val="000000" w:themeColor="text1"/>
@@ -1209,7 +1235,35 @@
         <w:rPr>
           <w:color w:val="000000" w:themeColor="text1"/>
         </w:rPr>
-        <w:t xml:space="preserve">Наивно: O(n² log n) </w:t>
+        <w:t xml:space="preserve">Наивно: </w:t>
+      </w:r>
+      <w:proofErr w:type="gramStart"/>
+      <w:r>
+        <w:rPr>
+          <w:color w:val="000000" w:themeColor="text1"/>
+        </w:rPr>
+        <w:t>O(</w:t>
+      </w:r>
+      <w:proofErr w:type="gramEnd"/>
+      <w:r>
+        <w:rPr>
+          <w:color w:val="000000" w:themeColor="text1"/>
+        </w:rPr>
+        <w:t xml:space="preserve">n² </w:t>
+      </w:r>
+      <w:proofErr w:type="spellStart"/>
+      <w:r>
+        <w:rPr>
+          <w:color w:val="000000" w:themeColor="text1"/>
+        </w:rPr>
+        <w:t>log</w:t>
+      </w:r>
+      <w:proofErr w:type="spellEnd"/>
+      <w:r>
+        <w:rPr>
+          <w:color w:val="000000" w:themeColor="text1"/>
+        </w:rPr>
+        <w:t xml:space="preserve"> n) </w:t>
       </w:r>
     </w:p>
     <w:p>
@@ -1224,7 +1278,49 @@
         <w:rPr>
           <w:color w:val="000000" w:themeColor="text1"/>
         </w:rPr>
-        <w:t>С суффиксным массивом: O(n log n)</w:t>
+        <w:t xml:space="preserve">С </w:t>
+      </w:r>
+      <w:proofErr w:type="spellStart"/>
+      <w:r>
+        <w:rPr>
+          <w:color w:val="000000" w:themeColor="text1"/>
+        </w:rPr>
+        <w:t>суффиксным</w:t>
+      </w:r>
+      <w:proofErr w:type="spellEnd"/>
+      <w:r>
+        <w:rPr>
+          <w:color w:val="000000" w:themeColor="text1"/>
+        </w:rPr>
+        <w:t xml:space="preserve"> массивом: </w:t>
+      </w:r>
+      <w:proofErr w:type="gramStart"/>
+      <w:r>
+        <w:rPr>
+          <w:color w:val="000000" w:themeColor="text1"/>
+        </w:rPr>
+        <w:t>O(</w:t>
+      </w:r>
+      <w:proofErr w:type="gramEnd"/>
+      <w:r>
+        <w:rPr>
+          <w:color w:val="000000" w:themeColor="text1"/>
+        </w:rPr>
+        <w:t xml:space="preserve">n </w:t>
+      </w:r>
+      <w:proofErr w:type="spellStart"/>
+      <w:r>
+        <w:rPr>
+          <w:color w:val="000000" w:themeColor="text1"/>
+        </w:rPr>
+        <w:t>log</w:t>
+      </w:r>
+      <w:proofErr w:type="spellEnd"/>
+      <w:r>
+        <w:rPr>
+          <w:color w:val="000000" w:themeColor="text1"/>
+        </w:rPr>
+        <w:t xml:space="preserve"> n)</w:t>
       </w:r>
     </w:p>
     <w:p>
@@ -1276,7 +1372,21 @@
         <w:rPr>
           <w:color w:val="000000" w:themeColor="text1"/>
         </w:rPr>
-        <w:t>С суффиксным массивом: O(n)</w:t>
+        <w:t xml:space="preserve">С </w:t>
+      </w:r>
+      <w:proofErr w:type="spellStart"/>
+      <w:r>
+        <w:rPr>
+          <w:color w:val="000000" w:themeColor="text1"/>
+        </w:rPr>
+        <w:t>суффиксным</w:t>
+      </w:r>
+      <w:proofErr w:type="spellEnd"/>
+      <w:r>
+        <w:rPr>
+          <w:color w:val="000000" w:themeColor="text1"/>
+        </w:rPr>
+        <w:t xml:space="preserve"> массивом: O(n)</w:t>
       </w:r>
     </w:p>
     <w:p>
@@ -1646,6 +1756,7 @@
         </w:rPr>
         <w:t xml:space="preserve">исследования проводились на файле </w:t>
       </w:r>
+      <w:proofErr w:type="spellStart"/>
       <w:r>
         <w:rPr>
           <w:color w:val="000000" w:themeColor="text1"/>
@@ -1653,6 +1764,7 @@
         </w:rPr>
         <w:t>enwik</w:t>
       </w:r>
+      <w:proofErr w:type="spellEnd"/>
       <w:r>
         <w:rPr>
           <w:color w:val="000000" w:themeColor="text1"/>
@@ -1676,13 +1788,7 @@
         <w:rPr>
           <w:color w:val="000000" w:themeColor="text1"/>
         </w:rPr>
-        <w:t>размером 9.7 МБ</w:t>
-      </w:r>
-      <w:r>
-        <w:rPr>
-          <w:color w:val="000000" w:themeColor="text1"/>
-        </w:rPr>
-        <w:t>.</w:t>
+        <w:t>размером 9.7 МБ.</w:t>
       </w:r>
     </w:p>
     <w:p>
@@ -1988,7 +2094,6 @@
         <w:jc w:val="center"/>
         <w:rPr>
           <w:color w:val="000000" w:themeColor="text1"/>
-          <w:lang w:val="en-US"/>
         </w:rPr>
       </w:pPr>
       <w:r>
@@ -2016,7 +2121,6 @@
         <w:ind w:firstLine="0"/>
         <w:rPr>
           <w:color w:val="000000" w:themeColor="text1"/>
-          <w:lang w:val="en-US"/>
         </w:rPr>
       </w:pPr>
     </w:p>
@@ -2030,7 +2134,6 @@
       <w:r>
         <w:rPr>
           <w:color w:val="000000" w:themeColor="text1"/>
-          <w:lang w:val="en-US"/>
         </w:rPr>
         <w:lastRenderedPageBreak/>
         <w:tab/>
@@ -2058,7 +2161,7 @@
         <w:rPr>
           <w:color w:val="000000" w:themeColor="text1"/>
         </w:rPr>
-        <w:t xml:space="preserve">оказались 64 КБ, оптимальным размером буффера и окна для </w:t>
+        <w:t xml:space="preserve">оказались 64 КБ, оптимальным размером буфера и окна для </w:t>
       </w:r>
       <w:r>
         <w:rPr>

--- a/data/алг (2).docx
+++ b/data/алг (2).docx
@@ -706,31 +706,19 @@
       </w:pPr>
       <w:bookmarkStart w:id="10" w:name="_heading=h.3rdcrjn" w:colFirst="0" w:colLast="0"/>
       <w:bookmarkEnd w:id="10"/>
-      <w:proofErr w:type="spellStart"/>
       <w:r>
         <w:lastRenderedPageBreak/>
         <w:t>Теор</w:t>
       </w:r>
-      <w:proofErr w:type="spellEnd"/>
       <w:r>
         <w:rPr>
           <w:lang w:val="ru-RU"/>
         </w:rPr>
         <w:t>е</w:t>
       </w:r>
-      <w:proofErr w:type="spellStart"/>
-      <w:r>
-        <w:t>тическая</w:t>
-      </w:r>
-      <w:proofErr w:type="spellEnd"/>
-      <w:r>
-        <w:t xml:space="preserve"> </w:t>
-      </w:r>
-      <w:proofErr w:type="spellStart"/>
-      <w:r>
-        <w:t>часть</w:t>
-      </w:r>
-      <w:proofErr w:type="spellEnd"/>
+      <w:r>
+        <w:t>тическая часть</w:t>
+      </w:r>
     </w:p>
     <w:p>
       <w:pPr>
@@ -869,19 +857,11 @@
           <w:color w:val="000000" w:themeColor="text1"/>
         </w:rPr>
       </w:pPr>
-      <w:proofErr w:type="gramStart"/>
-      <w:r>
-        <w:rPr>
-          <w:color w:val="000000" w:themeColor="text1"/>
-        </w:rPr>
-        <w:t>O(</w:t>
-      </w:r>
-      <w:proofErr w:type="gramEnd"/>
-      <w:r>
-        <w:rPr>
-          <w:color w:val="000000" w:themeColor="text1"/>
-        </w:rPr>
-        <w:t xml:space="preserve">n + </w:t>
+      <w:r>
+        <w:rPr>
+          <w:color w:val="000000" w:themeColor="text1"/>
+        </w:rPr>
+        <w:t xml:space="preserve">O(n + </w:t>
       </w:r>
       <w:r>
         <w:rPr>
@@ -896,14 +876,12 @@
         </w:rPr>
         <w:t>*</w:t>
       </w:r>
-      <w:proofErr w:type="spellStart"/>
       <w:r>
         <w:rPr>
           <w:color w:val="000000" w:themeColor="text1"/>
         </w:rPr>
         <w:t>log</w:t>
       </w:r>
-      <w:proofErr w:type="spellEnd"/>
       <w:r>
         <w:rPr>
           <w:color w:val="000000" w:themeColor="text1"/>
@@ -999,7 +977,6 @@
         </w:rPr>
         <w:t>*</w:t>
       </w:r>
-      <w:proofErr w:type="spellStart"/>
       <w:r>
         <w:rPr>
           <w:color w:val="000000" w:themeColor="text1"/>
@@ -1014,7 +991,6 @@
         </w:rPr>
         <w:t>k</w:t>
       </w:r>
-      <w:proofErr w:type="spellEnd"/>
       <w:r>
         <w:rPr>
           <w:color w:val="000000" w:themeColor="text1"/>
@@ -1164,7 +1140,6 @@
           <w:lang w:val="en-US"/>
         </w:rPr>
       </w:pPr>
-      <w:proofErr w:type="gramStart"/>
       <w:r>
         <w:rPr>
           <w:color w:val="000000" w:themeColor="text1"/>
@@ -1172,7 +1147,6 @@
         </w:rPr>
         <w:t>O(</w:t>
       </w:r>
-      <w:proofErr w:type="gramEnd"/>
       <w:r>
         <w:rPr>
           <w:color w:val="000000" w:themeColor="text1"/>
@@ -1235,35 +1209,7 @@
         <w:rPr>
           <w:color w:val="000000" w:themeColor="text1"/>
         </w:rPr>
-        <w:t xml:space="preserve">Наивно: </w:t>
-      </w:r>
-      <w:proofErr w:type="gramStart"/>
-      <w:r>
-        <w:rPr>
-          <w:color w:val="000000" w:themeColor="text1"/>
-        </w:rPr>
-        <w:t>O(</w:t>
-      </w:r>
-      <w:proofErr w:type="gramEnd"/>
-      <w:r>
-        <w:rPr>
-          <w:color w:val="000000" w:themeColor="text1"/>
-        </w:rPr>
-        <w:t xml:space="preserve">n² </w:t>
-      </w:r>
-      <w:proofErr w:type="spellStart"/>
-      <w:r>
-        <w:rPr>
-          <w:color w:val="000000" w:themeColor="text1"/>
-        </w:rPr>
-        <w:t>log</w:t>
-      </w:r>
-      <w:proofErr w:type="spellEnd"/>
-      <w:r>
-        <w:rPr>
-          <w:color w:val="000000" w:themeColor="text1"/>
-        </w:rPr>
-        <w:t xml:space="preserve"> n) </w:t>
+        <w:t xml:space="preserve">Наивно: O(n² log n) </w:t>
       </w:r>
     </w:p>
     <w:p>
@@ -1278,49 +1224,7 @@
         <w:rPr>
           <w:color w:val="000000" w:themeColor="text1"/>
         </w:rPr>
-        <w:t xml:space="preserve">С </w:t>
-      </w:r>
-      <w:proofErr w:type="spellStart"/>
-      <w:r>
-        <w:rPr>
-          <w:color w:val="000000" w:themeColor="text1"/>
-        </w:rPr>
-        <w:t>суффиксным</w:t>
-      </w:r>
-      <w:proofErr w:type="spellEnd"/>
-      <w:r>
-        <w:rPr>
-          <w:color w:val="000000" w:themeColor="text1"/>
-        </w:rPr>
-        <w:t xml:space="preserve"> массивом: </w:t>
-      </w:r>
-      <w:proofErr w:type="gramStart"/>
-      <w:r>
-        <w:rPr>
-          <w:color w:val="000000" w:themeColor="text1"/>
-        </w:rPr>
-        <w:t>O(</w:t>
-      </w:r>
-      <w:proofErr w:type="gramEnd"/>
-      <w:r>
-        <w:rPr>
-          <w:color w:val="000000" w:themeColor="text1"/>
-        </w:rPr>
-        <w:t xml:space="preserve">n </w:t>
-      </w:r>
-      <w:proofErr w:type="spellStart"/>
-      <w:r>
-        <w:rPr>
-          <w:color w:val="000000" w:themeColor="text1"/>
-        </w:rPr>
-        <w:t>log</w:t>
-      </w:r>
-      <w:proofErr w:type="spellEnd"/>
-      <w:r>
-        <w:rPr>
-          <w:color w:val="000000" w:themeColor="text1"/>
-        </w:rPr>
-        <w:t xml:space="preserve"> n)</w:t>
+        <w:t>С суффиксным массивом: O(n log n)</w:t>
       </w:r>
     </w:p>
     <w:p>
@@ -1372,21 +1276,7 @@
         <w:rPr>
           <w:color w:val="000000" w:themeColor="text1"/>
         </w:rPr>
-        <w:t xml:space="preserve">С </w:t>
-      </w:r>
-      <w:proofErr w:type="spellStart"/>
-      <w:r>
-        <w:rPr>
-          <w:color w:val="000000" w:themeColor="text1"/>
-        </w:rPr>
-        <w:t>суффиксным</w:t>
-      </w:r>
-      <w:proofErr w:type="spellEnd"/>
-      <w:r>
-        <w:rPr>
-          <w:color w:val="000000" w:themeColor="text1"/>
-        </w:rPr>
-        <w:t xml:space="preserve"> массивом: O(n)</w:t>
+        <w:t>С суффиксным массивом: O(n)</w:t>
       </w:r>
     </w:p>
     <w:p>
@@ -1756,7 +1646,6 @@
         </w:rPr>
         <w:t xml:space="preserve">исследования проводились на файле </w:t>
       </w:r>
-      <w:proofErr w:type="spellStart"/>
       <w:r>
         <w:rPr>
           <w:color w:val="000000" w:themeColor="text1"/>
@@ -1764,7 +1653,6 @@
         </w:rPr>
         <w:t>enwik</w:t>
       </w:r>
-      <w:proofErr w:type="spellEnd"/>
       <w:r>
         <w:rPr>
           <w:color w:val="000000" w:themeColor="text1"/>
@@ -1809,10 +1697,10 @@
           <w:color w:val="000000" w:themeColor="text1"/>
         </w:rPr>
         <w:drawing>
-          <wp:inline distT="0" distB="0" distL="0" distR="0" wp14:anchorId="4B5E20DA" wp14:editId="3DC6465C">
-            <wp:extent cx="5782244" cy="4352925"/>
-            <wp:effectExtent l="0" t="0" r="9525" b="0"/>
-            <wp:docPr id="1" name="Рисунок 1"/>
+          <wp:inline distT="0" distB="0" distL="0" distR="0" wp14:anchorId="6D07E4B6" wp14:editId="22C56A72">
+            <wp:extent cx="2976475" cy="1794681"/>
+            <wp:effectExtent l="0" t="0" r="0" b="0"/>
+            <wp:docPr id="7" name="Рисунок 7"/>
             <wp:cNvGraphicFramePr>
               <a:graphicFrameLocks xmlns:a="http://schemas.openxmlformats.org/drawingml/2006/main" noChangeAspect="1"/>
             </wp:cNvGraphicFramePr>
@@ -1820,13 +1708,13 @@
               <a:graphicData uri="http://schemas.openxmlformats.org/drawingml/2006/picture">
                 <pic:pic xmlns:pic="http://schemas.openxmlformats.org/drawingml/2006/picture">
                   <pic:nvPicPr>
-                    <pic:cNvPr id="0" name="Picture 1"/>
+                    <pic:cNvPr id="0" name="Picture 4"/>
                     <pic:cNvPicPr>
                       <a:picLocks noChangeAspect="1" noChangeArrowheads="1"/>
                     </pic:cNvPicPr>
                   </pic:nvPicPr>
                   <pic:blipFill>
-                    <a:blip r:embed="rId8">
+                    <a:blip r:embed="rId8" cstate="print">
                       <a:extLst>
                         <a:ext uri="{28A0092B-C50C-407E-A947-70E740481C1C}">
                           <a14:useLocalDpi xmlns:a14="http://schemas.microsoft.com/office/drawing/2010/main" val="0"/>
@@ -1841,7 +1729,7 @@
                   <pic:spPr bwMode="auto">
                     <a:xfrm>
                       <a:off x="0" y="0"/>
-                      <a:ext cx="5800113" cy="4366377"/>
+                      <a:ext cx="3000008" cy="1808870"/>
                     </a:xfrm>
                     <a:prstGeom prst="rect">
                       <a:avLst/>
@@ -1857,92 +1745,18 @@
           </wp:inline>
         </w:drawing>
       </w:r>
-    </w:p>
-    <w:p>
-      <w:pPr>
-        <w:ind w:firstLine="0"/>
-        <w:jc w:val="center"/>
-        <w:rPr>
-          <w:color w:val="000000" w:themeColor="text1"/>
-        </w:rPr>
-      </w:pPr>
-      <w:r>
-        <w:rPr>
-          <w:color w:val="000000" w:themeColor="text1"/>
-        </w:rPr>
-        <w:t>Рисунок</w:t>
-      </w:r>
-      <w:r>
-        <w:rPr>
-          <w:color w:val="000000" w:themeColor="text1"/>
-        </w:rPr>
-        <w:t xml:space="preserve"> 1 – Зависимость энтропии сжатого текста </w:t>
-      </w:r>
-      <w:r>
-        <w:rPr>
-          <w:color w:val="000000" w:themeColor="text1"/>
-          <w:lang w:val="en-US"/>
-        </w:rPr>
-        <w:t>BWT</w:t>
-      </w:r>
-      <w:r>
-        <w:rPr>
-          <w:color w:val="000000" w:themeColor="text1"/>
-        </w:rPr>
-        <w:t xml:space="preserve"> + </w:t>
-      </w:r>
-      <w:r>
-        <w:rPr>
-          <w:color w:val="000000" w:themeColor="text1"/>
-          <w:lang w:val="en-US"/>
-        </w:rPr>
-        <w:t>MTF</w:t>
-      </w:r>
-      <w:r>
-        <w:rPr>
-          <w:color w:val="000000" w:themeColor="text1"/>
-        </w:rPr>
-        <w:t xml:space="preserve"> </w:t>
-      </w:r>
-      <w:r>
-        <w:rPr>
-          <w:color w:val="000000" w:themeColor="text1"/>
-        </w:rPr>
-        <w:t xml:space="preserve">от размера блока </w:t>
-      </w:r>
-      <w:r>
-        <w:rPr>
-          <w:color w:val="000000" w:themeColor="text1"/>
-          <w:lang w:val="en-US"/>
-        </w:rPr>
-        <w:t>BWT</w:t>
-      </w:r>
-      <w:r>
-        <w:rPr>
-          <w:color w:val="000000" w:themeColor="text1"/>
-        </w:rPr>
-        <w:t>.</w:t>
-      </w:r>
-    </w:p>
-    <w:p>
-      <w:pPr>
-        <w:ind w:firstLine="0"/>
-        <w:jc w:val="center"/>
-        <w:rPr>
-          <w:color w:val="000000" w:themeColor="text1"/>
-        </w:rPr>
-      </w:pPr>
-      <w:r>
-        <w:rPr>
+      <w:r>
+        <w:rPr>
+          <w:b/>
+          <w:bCs/>
           <w:noProof/>
           <w:color w:val="000000" w:themeColor="text1"/>
         </w:rPr>
-        <w:lastRenderedPageBreak/>
         <w:drawing>
-          <wp:inline distT="0" distB="0" distL="0" distR="0" wp14:anchorId="645D9C8F" wp14:editId="3159AAD0">
-            <wp:extent cx="5934075" cy="3609975"/>
-            <wp:effectExtent l="0" t="0" r="9525" b="9525"/>
-            <wp:docPr id="2" name="Рисунок 2"/>
+          <wp:inline distT="0" distB="0" distL="0" distR="0" wp14:anchorId="60C57C58" wp14:editId="286416A4">
+            <wp:extent cx="2900149" cy="1780880"/>
+            <wp:effectExtent l="0" t="0" r="0" b="0"/>
+            <wp:docPr id="6" name="Рисунок 6"/>
             <wp:cNvGraphicFramePr>
               <a:graphicFrameLocks xmlns:a="http://schemas.openxmlformats.org/drawingml/2006/main" noChangeAspect="1"/>
             </wp:cNvGraphicFramePr>
@@ -1950,13 +1764,13 @@
               <a:graphicData uri="http://schemas.openxmlformats.org/drawingml/2006/picture">
                 <pic:pic xmlns:pic="http://schemas.openxmlformats.org/drawingml/2006/picture">
                   <pic:nvPicPr>
-                    <pic:cNvPr id="0" name="Picture 2"/>
+                    <pic:cNvPr id="0" name="Picture 3"/>
                     <pic:cNvPicPr>
                       <a:picLocks noChangeAspect="1" noChangeArrowheads="1"/>
                     </pic:cNvPicPr>
                   </pic:nvPicPr>
                   <pic:blipFill>
-                    <a:blip r:embed="rId9">
+                    <a:blip r:embed="rId9" cstate="print">
                       <a:extLst>
                         <a:ext uri="{28A0092B-C50C-407E-A947-70E740481C1C}">
                           <a14:useLocalDpi xmlns:a14="http://schemas.microsoft.com/office/drawing/2010/main" val="0"/>
@@ -1971,7 +1785,7 @@
                   <pic:spPr bwMode="auto">
                     <a:xfrm>
                       <a:off x="0" y="0"/>
-                      <a:ext cx="5934075" cy="3609975"/>
+                      <a:ext cx="2919333" cy="1792660"/>
                     </a:xfrm>
                     <a:prstGeom prst="rect">
                       <a:avLst/>
@@ -2000,14 +1814,52 @@
         <w:rPr>
           <w:color w:val="000000" w:themeColor="text1"/>
         </w:rPr>
-        <w:t xml:space="preserve">Рисунок 2 – Зависимость коэффициента сжатия от размера буфера </w:t>
+        <w:t>Рисунок</w:t>
+      </w:r>
+      <w:r>
+        <w:rPr>
+          <w:color w:val="000000" w:themeColor="text1"/>
+        </w:rPr>
+        <w:t xml:space="preserve"> 1 – Зависимость энтропии сжатого текста </w:t>
       </w:r>
       <w:r>
         <w:rPr>
           <w:color w:val="000000" w:themeColor="text1"/>
           <w:lang w:val="en-US"/>
         </w:rPr>
-        <w:t>LZSS</w:t>
+        <w:t>BWT</w:t>
+      </w:r>
+      <w:r>
+        <w:rPr>
+          <w:color w:val="000000" w:themeColor="text1"/>
+        </w:rPr>
+        <w:t xml:space="preserve"> + </w:t>
+      </w:r>
+      <w:r>
+        <w:rPr>
+          <w:color w:val="000000" w:themeColor="text1"/>
+          <w:lang w:val="en-US"/>
+        </w:rPr>
+        <w:t>MTF</w:t>
+      </w:r>
+      <w:r>
+        <w:rPr>
+          <w:color w:val="000000" w:themeColor="text1"/>
+        </w:rPr>
+        <w:t xml:space="preserve"> </w:t>
+      </w:r>
+      <w:r>
+        <w:rPr>
+          <w:color w:val="000000" w:themeColor="text1"/>
+        </w:rPr>
+        <w:t xml:space="preserve">от размера блока </w:t>
+      </w:r>
+      <w:r>
+        <w:rPr>
+          <w:color w:val="000000" w:themeColor="text1"/>
+          <w:lang w:val="en-US"/>
+        </w:rPr>
+        <w:t>BWT</w:t>
       </w:r>
       <w:r>
         <w:rPr>
@@ -2019,11 +1871,36 @@
     <w:p>
       <w:pPr>
         <w:ind w:firstLine="0"/>
-        <w:jc w:val="center"/>
-        <w:rPr>
-          <w:color w:val="000000" w:themeColor="text1"/>
-        </w:rPr>
-      </w:pPr>
+        <w:rPr>
+          <w:color w:val="000000" w:themeColor="text1"/>
+        </w:rPr>
+      </w:pPr>
+      <w:r>
+        <w:rPr>
+          <w:color w:val="000000" w:themeColor="text1"/>
+        </w:rPr>
+        <w:tab/>
+        <w:t xml:space="preserve">Здесь видно, что оптимальным размером блока для </w:t>
+      </w:r>
+      <w:r>
+        <w:rPr>
+          <w:color w:val="000000" w:themeColor="text1"/>
+          <w:lang w:val="en-US"/>
+        </w:rPr>
+        <w:t>BWT</w:t>
+      </w:r>
+      <w:r>
+        <w:rPr>
+          <w:color w:val="000000" w:themeColor="text1"/>
+        </w:rPr>
+        <w:t xml:space="preserve"> </w:t>
+      </w:r>
+      <w:r>
+        <w:rPr>
+          <w:color w:val="000000" w:themeColor="text1"/>
+        </w:rPr>
+        <w:t>в таком случае является примерно 200 КБ.</w:t>
+      </w:r>
     </w:p>
     <w:p>
       <w:pPr>
@@ -2031,18 +1908,20 @@
         <w:jc w:val="center"/>
         <w:rPr>
           <w:color w:val="000000" w:themeColor="text1"/>
+          <w:lang w:val="en-US"/>
         </w:rPr>
       </w:pPr>
       <w:r>
         <w:rPr>
           <w:noProof/>
           <w:color w:val="000000" w:themeColor="text1"/>
+          <w:lang w:val="en-US"/>
         </w:rPr>
         <w:drawing>
-          <wp:inline distT="0" distB="0" distL="0" distR="0" wp14:anchorId="0537EA72" wp14:editId="65B0DC60">
-            <wp:extent cx="5936615" cy="3425825"/>
-            <wp:effectExtent l="0" t="0" r="6985" b="3175"/>
-            <wp:docPr id="3" name="Рисунок 3"/>
+          <wp:inline distT="0" distB="0" distL="0" distR="0" wp14:anchorId="6B051791" wp14:editId="494DFA15">
+            <wp:extent cx="2934202" cy="1703275"/>
+            <wp:effectExtent l="0" t="0" r="0" b="0"/>
+            <wp:docPr id="8" name="Рисунок 8"/>
             <wp:cNvGraphicFramePr>
               <a:graphicFrameLocks xmlns:a="http://schemas.openxmlformats.org/drawingml/2006/main" noChangeAspect="1"/>
             </wp:cNvGraphicFramePr>
@@ -2050,13 +1929,13 @@
               <a:graphicData uri="http://schemas.openxmlformats.org/drawingml/2006/picture">
                 <pic:pic xmlns:pic="http://schemas.openxmlformats.org/drawingml/2006/picture">
                   <pic:nvPicPr>
-                    <pic:cNvPr id="0" name="Picture 3"/>
+                    <pic:cNvPr id="0" name="Picture 5"/>
                     <pic:cNvPicPr>
                       <a:picLocks noChangeAspect="1" noChangeArrowheads="1"/>
                     </pic:cNvPicPr>
                   </pic:nvPicPr>
                   <pic:blipFill>
-                    <a:blip r:embed="rId10">
+                    <a:blip r:embed="rId10" cstate="print">
                       <a:extLst>
                         <a:ext uri="{28A0092B-C50C-407E-A947-70E740481C1C}">
                           <a14:useLocalDpi xmlns:a14="http://schemas.microsoft.com/office/drawing/2010/main" val="0"/>
@@ -2071,7 +1950,7 @@
                   <pic:spPr bwMode="auto">
                     <a:xfrm>
                       <a:off x="0" y="0"/>
-                      <a:ext cx="5936615" cy="3425825"/>
+                      <a:ext cx="2957252" cy="1716655"/>
                     </a:xfrm>
                     <a:prstGeom prst="rect">
                       <a:avLst/>
@@ -2087,6 +1966,61 @@
           </wp:inline>
         </w:drawing>
       </w:r>
+      <w:r>
+        <w:rPr>
+          <w:noProof/>
+          <w:color w:val="000000" w:themeColor="text1"/>
+          <w:lang w:val="en-US"/>
+        </w:rPr>
+        <w:drawing>
+          <wp:inline distT="0" distB="0" distL="0" distR="0" wp14:anchorId="5E58DC17" wp14:editId="325A3271">
+            <wp:extent cx="2947917" cy="1690740"/>
+            <wp:effectExtent l="0" t="0" r="5080" b="5080"/>
+            <wp:docPr id="11" name="Рисунок 11"/>
+            <wp:cNvGraphicFramePr>
+              <a:graphicFrameLocks xmlns:a="http://schemas.openxmlformats.org/drawingml/2006/main" noChangeAspect="1"/>
+            </wp:cNvGraphicFramePr>
+            <a:graphic xmlns:a="http://schemas.openxmlformats.org/drawingml/2006/main">
+              <a:graphicData uri="http://schemas.openxmlformats.org/drawingml/2006/picture">
+                <pic:pic xmlns:pic="http://schemas.openxmlformats.org/drawingml/2006/picture">
+                  <pic:nvPicPr>
+                    <pic:cNvPr id="0" name="Picture 8"/>
+                    <pic:cNvPicPr>
+                      <a:picLocks noChangeAspect="1" noChangeArrowheads="1"/>
+                    </pic:cNvPicPr>
+                  </pic:nvPicPr>
+                  <pic:blipFill>
+                    <a:blip r:embed="rId11" cstate="print">
+                      <a:extLst>
+                        <a:ext uri="{28A0092B-C50C-407E-A947-70E740481C1C}">
+                          <a14:useLocalDpi xmlns:a14="http://schemas.microsoft.com/office/drawing/2010/main" val="0"/>
+                        </a:ext>
+                      </a:extLst>
+                    </a:blip>
+                    <a:srcRect/>
+                    <a:stretch>
+                      <a:fillRect/>
+                    </a:stretch>
+                  </pic:blipFill>
+                  <pic:spPr bwMode="auto">
+                    <a:xfrm>
+                      <a:off x="0" y="0"/>
+                      <a:ext cx="2999323" cy="1720223"/>
+                    </a:xfrm>
+                    <a:prstGeom prst="rect">
+                      <a:avLst/>
+                    </a:prstGeom>
+                    <a:noFill/>
+                    <a:ln>
+                      <a:noFill/>
+                    </a:ln>
+                  </pic:spPr>
+                </pic:pic>
+              </a:graphicData>
+            </a:graphic>
+          </wp:inline>
+        </w:drawing>
+      </w:r>
     </w:p>
     <w:p>
       <w:pPr>
@@ -2100,14 +2034,14 @@
         <w:rPr>
           <w:color w:val="000000" w:themeColor="text1"/>
         </w:rPr>
-        <w:t xml:space="preserve">Рисунок 3 – Зависимость сжатия от размера окна </w:t>
+        <w:t xml:space="preserve">Рисунок 2 – Зависимость коэффициента сжатия от размера буфера </w:t>
       </w:r>
       <w:r>
         <w:rPr>
           <w:color w:val="000000" w:themeColor="text1"/>
           <w:lang w:val="en-US"/>
         </w:rPr>
-        <w:t>LZW</w:t>
+        <w:t>LZSS</w:t>
       </w:r>
       <w:r>
         <w:rPr>
@@ -2123,10 +2057,177 @@
           <w:color w:val="000000" w:themeColor="text1"/>
         </w:rPr>
       </w:pPr>
+      <w:r>
+        <w:rPr>
+          <w:color w:val="000000" w:themeColor="text1"/>
+        </w:rPr>
+        <w:tab/>
+      </w:r>
+      <w:r>
+        <w:rPr>
+          <w:color w:val="000000" w:themeColor="text1"/>
+        </w:rPr>
+        <w:t>Здесь самый оптимальный вариант – 16 КБ.</w:t>
+      </w:r>
     </w:p>
     <w:p>
       <w:pPr>
         <w:ind w:firstLine="0"/>
+        <w:jc w:val="center"/>
+        <w:rPr>
+          <w:noProof/>
+          <w:color w:val="000000" w:themeColor="text1"/>
+        </w:rPr>
+      </w:pPr>
+    </w:p>
+    <w:p>
+      <w:pPr>
+        <w:ind w:firstLine="0"/>
+        <w:jc w:val="center"/>
+        <w:rPr>
+          <w:color w:val="000000" w:themeColor="text1"/>
+        </w:rPr>
+      </w:pPr>
+      <w:r>
+        <w:rPr>
+          <w:noProof/>
+          <w:color w:val="000000" w:themeColor="text1"/>
+        </w:rPr>
+        <w:drawing>
+          <wp:inline distT="0" distB="0" distL="0" distR="0" wp14:anchorId="44EBD60E" wp14:editId="21FF31B3">
+            <wp:extent cx="3037399" cy="1790971"/>
+            <wp:effectExtent l="0" t="0" r="0" b="0"/>
+            <wp:docPr id="15" name="Рисунок 15"/>
+            <wp:cNvGraphicFramePr>
+              <a:graphicFrameLocks xmlns:a="http://schemas.openxmlformats.org/drawingml/2006/main" noChangeAspect="1"/>
+            </wp:cNvGraphicFramePr>
+            <a:graphic xmlns:a="http://schemas.openxmlformats.org/drawingml/2006/main">
+              <a:graphicData uri="http://schemas.openxmlformats.org/drawingml/2006/picture">
+                <pic:pic xmlns:pic="http://schemas.openxmlformats.org/drawingml/2006/picture">
+                  <pic:nvPicPr>
+                    <pic:cNvPr id="0" name="Picture 12"/>
+                    <pic:cNvPicPr>
+                      <a:picLocks noChangeAspect="1" noChangeArrowheads="1"/>
+                    </pic:cNvPicPr>
+                  </pic:nvPicPr>
+                  <pic:blipFill>
+                    <a:blip r:embed="rId12" cstate="print">
+                      <a:extLst>
+                        <a:ext uri="{28A0092B-C50C-407E-A947-70E740481C1C}">
+                          <a14:useLocalDpi xmlns:a14="http://schemas.microsoft.com/office/drawing/2010/main" val="0"/>
+                        </a:ext>
+                      </a:extLst>
+                    </a:blip>
+                    <a:srcRect/>
+                    <a:stretch>
+                      <a:fillRect/>
+                    </a:stretch>
+                  </pic:blipFill>
+                  <pic:spPr bwMode="auto">
+                    <a:xfrm>
+                      <a:off x="0" y="0"/>
+                      <a:ext cx="3047732" cy="1797064"/>
+                    </a:xfrm>
+                    <a:prstGeom prst="rect">
+                      <a:avLst/>
+                    </a:prstGeom>
+                    <a:noFill/>
+                    <a:ln>
+                      <a:noFill/>
+                    </a:ln>
+                  </pic:spPr>
+                </pic:pic>
+              </a:graphicData>
+            </a:graphic>
+          </wp:inline>
+        </w:drawing>
+      </w:r>
+      <w:r>
+        <w:rPr>
+          <w:noProof/>
+          <w:color w:val="000000" w:themeColor="text1"/>
+        </w:rPr>
+        <w:drawing>
+          <wp:inline distT="0" distB="0" distL="0" distR="0" wp14:anchorId="3E205D3E" wp14:editId="79508B5C">
+            <wp:extent cx="2897566" cy="1781092"/>
+            <wp:effectExtent l="0" t="0" r="0" b="0"/>
+            <wp:docPr id="14" name="Рисунок 14"/>
+            <wp:cNvGraphicFramePr>
+              <a:graphicFrameLocks xmlns:a="http://schemas.openxmlformats.org/drawingml/2006/main" noChangeAspect="1"/>
+            </wp:cNvGraphicFramePr>
+            <a:graphic xmlns:a="http://schemas.openxmlformats.org/drawingml/2006/main">
+              <a:graphicData uri="http://schemas.openxmlformats.org/drawingml/2006/picture">
+                <pic:pic xmlns:pic="http://schemas.openxmlformats.org/drawingml/2006/picture">
+                  <pic:nvPicPr>
+                    <pic:cNvPr id="0" name="Picture 11"/>
+                    <pic:cNvPicPr>
+                      <a:picLocks noChangeAspect="1" noChangeArrowheads="1"/>
+                    </pic:cNvPicPr>
+                  </pic:nvPicPr>
+                  <pic:blipFill>
+                    <a:blip r:embed="rId13" cstate="print">
+                      <a:extLst>
+                        <a:ext uri="{28A0092B-C50C-407E-A947-70E740481C1C}">
+                          <a14:useLocalDpi xmlns:a14="http://schemas.microsoft.com/office/drawing/2010/main" val="0"/>
+                        </a:ext>
+                      </a:extLst>
+                    </a:blip>
+                    <a:srcRect/>
+                    <a:stretch>
+                      <a:fillRect/>
+                    </a:stretch>
+                  </pic:blipFill>
+                  <pic:spPr bwMode="auto">
+                    <a:xfrm>
+                      <a:off x="0" y="0"/>
+                      <a:ext cx="2934416" cy="1803743"/>
+                    </a:xfrm>
+                    <a:prstGeom prst="rect">
+                      <a:avLst/>
+                    </a:prstGeom>
+                    <a:noFill/>
+                    <a:ln>
+                      <a:noFill/>
+                    </a:ln>
+                  </pic:spPr>
+                </pic:pic>
+              </a:graphicData>
+            </a:graphic>
+          </wp:inline>
+        </w:drawing>
+      </w:r>
+    </w:p>
+    <w:p>
+      <w:pPr>
+        <w:ind w:firstLine="0"/>
+        <w:jc w:val="center"/>
+        <w:rPr>
+          <w:color w:val="000000" w:themeColor="text1"/>
+        </w:rPr>
+      </w:pPr>
+      <w:r>
+        <w:rPr>
+          <w:color w:val="000000" w:themeColor="text1"/>
+        </w:rPr>
+        <w:t xml:space="preserve">Рисунок 3 – Зависимость сжатия от размера окна </w:t>
+      </w:r>
+      <w:r>
+        <w:rPr>
+          <w:color w:val="000000" w:themeColor="text1"/>
+          <w:lang w:val="en-US"/>
+        </w:rPr>
+        <w:t>LZW</w:t>
+      </w:r>
+      <w:r>
+        <w:rPr>
+          <w:color w:val="000000" w:themeColor="text1"/>
+        </w:rPr>
+        <w:t>.</w:t>
+      </w:r>
+    </w:p>
+    <w:p>
+      <w:pPr>
+        <w:ind w:firstLine="0"/>
         <w:rPr>
           <w:color w:val="000000" w:themeColor="text1"/>
         </w:rPr>
@@ -2142,6 +2243,40 @@
         <w:rPr>
           <w:color w:val="000000" w:themeColor="text1"/>
         </w:rPr>
+        <w:t>Здесь оптимальный вариант - 20-30 КБ</w:t>
+      </w:r>
+      <w:r>
+        <w:rPr>
+          <w:color w:val="000000" w:themeColor="text1"/>
+        </w:rPr>
+        <w:t>.</w:t>
+      </w:r>
+    </w:p>
+    <w:p>
+      <w:pPr>
+        <w:ind w:firstLine="0"/>
+        <w:rPr>
+          <w:color w:val="000000" w:themeColor="text1"/>
+        </w:rPr>
+      </w:pPr>
+    </w:p>
+    <w:p>
+      <w:pPr>
+        <w:ind w:firstLine="0"/>
+        <w:rPr>
+          <w:color w:val="000000" w:themeColor="text1"/>
+        </w:rPr>
+      </w:pPr>
+      <w:r>
+        <w:rPr>
+          <w:color w:val="000000" w:themeColor="text1"/>
+        </w:rPr>
+        <w:tab/>
+      </w:r>
+      <w:r>
+        <w:rPr>
+          <w:color w:val="000000" w:themeColor="text1"/>
+        </w:rPr>
         <w:t xml:space="preserve">По результатам исследований оптимальным размером блока для </w:t>
       </w:r>
       <w:r>
@@ -2161,7 +2296,19 @@
         <w:rPr>
           <w:color w:val="000000" w:themeColor="text1"/>
         </w:rPr>
-        <w:t xml:space="preserve">оказались 64 КБ, оптимальным размером буфера и окна для </w:t>
+        <w:t xml:space="preserve">оказались </w:t>
+      </w:r>
+      <w:r>
+        <w:rPr>
+          <w:color w:val="000000" w:themeColor="text1"/>
+        </w:rPr>
+        <w:t>200</w:t>
+      </w:r>
+      <w:r>
+        <w:rPr>
+          <w:color w:val="000000" w:themeColor="text1"/>
+        </w:rPr>
+        <w:t xml:space="preserve"> КБ, оптимальным размером буфера и окна для </w:t>
       </w:r>
       <w:r>
         <w:rPr>
@@ -2205,7 +2352,19 @@
         <w:rPr>
           <w:color w:val="000000" w:themeColor="text1"/>
         </w:rPr>
-        <w:t xml:space="preserve">256 </w:t>
+        <w:t>16</w:t>
+      </w:r>
+      <w:r>
+        <w:rPr>
+          <w:color w:val="000000" w:themeColor="text1"/>
+        </w:rPr>
+        <w:t xml:space="preserve"> и 20-25</w:t>
+      </w:r>
+      <w:r>
+        <w:rPr>
+          <w:color w:val="000000" w:themeColor="text1"/>
+        </w:rPr>
+        <w:t xml:space="preserve"> </w:t>
       </w:r>
       <w:r>
         <w:rPr>
@@ -2213,9 +2372,5848 @@
         </w:rPr>
         <w:t>КБ.</w:t>
       </w:r>
+    </w:p>
+    <w:p>
+      <w:pPr>
+        <w:ind w:firstLine="0"/>
+        <w:rPr>
+          <w:color w:val="000000" w:themeColor="text1"/>
+        </w:rPr>
+      </w:pPr>
+      <w:r>
+        <w:rPr>
+          <w:color w:val="000000" w:themeColor="text1"/>
+        </w:rPr>
+        <w:tab/>
+      </w:r>
+    </w:p>
+    <w:p>
+      <w:pPr>
+        <w:ind w:firstLine="0"/>
+        <w:rPr>
+          <w:color w:val="000000" w:themeColor="text1"/>
+        </w:rPr>
+      </w:pPr>
+      <w:r>
+        <w:rPr>
+          <w:color w:val="000000" w:themeColor="text1"/>
+        </w:rPr>
+        <w:tab/>
+        <w:t xml:space="preserve">Для проверки алгоритмов сжатия были взяты файлы </w:t>
+      </w:r>
+      <w:r>
+        <w:rPr>
+          <w:color w:val="000000" w:themeColor="text1"/>
+          <w:lang w:val="en-US"/>
+        </w:rPr>
+        <w:t>color</w:t>
+      </w:r>
+      <w:r>
+        <w:rPr>
+          <w:color w:val="000000" w:themeColor="text1"/>
+        </w:rPr>
+        <w:t>.</w:t>
+      </w:r>
+      <w:r>
+        <w:rPr>
+          <w:color w:val="000000" w:themeColor="text1"/>
+          <w:lang w:val="en-US"/>
+        </w:rPr>
+        <w:t>bmp</w:t>
+      </w:r>
+      <w:r>
+        <w:rPr>
+          <w:color w:val="000000" w:themeColor="text1"/>
+        </w:rPr>
+        <w:t xml:space="preserve">, </w:t>
+      </w:r>
+      <w:r>
+        <w:rPr>
+          <w:color w:val="000000" w:themeColor="text1"/>
+          <w:lang w:val="en-US"/>
+        </w:rPr>
+        <w:t>grey</w:t>
+      </w:r>
+      <w:r>
+        <w:rPr>
+          <w:color w:val="000000" w:themeColor="text1"/>
+        </w:rPr>
+        <w:t>.</w:t>
+      </w:r>
+      <w:r>
+        <w:rPr>
+          <w:color w:val="000000" w:themeColor="text1"/>
+          <w:lang w:val="en-US"/>
+        </w:rPr>
+        <w:t>bmp</w:t>
+      </w:r>
+      <w:r>
+        <w:rPr>
+          <w:color w:val="000000" w:themeColor="text1"/>
+        </w:rPr>
+        <w:t xml:space="preserve">, </w:t>
+      </w:r>
+      <w:r>
+        <w:rPr>
+          <w:color w:val="000000" w:themeColor="text1"/>
+          <w:lang w:val="en-US"/>
+        </w:rPr>
+        <w:t>bw</w:t>
+      </w:r>
+      <w:r>
+        <w:rPr>
+          <w:color w:val="000000" w:themeColor="text1"/>
+        </w:rPr>
+        <w:t>.</w:t>
+      </w:r>
+      <w:r>
+        <w:rPr>
+          <w:color w:val="000000" w:themeColor="text1"/>
+          <w:lang w:val="en-US"/>
+        </w:rPr>
+        <w:t>bmp</w:t>
+      </w:r>
+      <w:r>
+        <w:rPr>
+          <w:color w:val="000000" w:themeColor="text1"/>
+        </w:rPr>
+        <w:t xml:space="preserve"> </w:t>
+      </w:r>
+      <w:r>
+        <w:rPr>
+          <w:color w:val="000000" w:themeColor="text1"/>
+        </w:rPr>
+        <w:t>расширением 1920х1080</w:t>
+      </w:r>
+      <w:r>
+        <w:rPr>
+          <w:color w:val="000000" w:themeColor="text1"/>
+        </w:rPr>
+        <w:t xml:space="preserve"> (цветная, в оттенках серого, черно-белая вариация одной картинки)</w:t>
+      </w:r>
+      <w:r>
+        <w:rPr>
+          <w:color w:val="000000" w:themeColor="text1"/>
+        </w:rPr>
+        <w:t>.</w:t>
+      </w:r>
+      <w:r>
+        <w:rPr>
+          <w:color w:val="000000" w:themeColor="text1"/>
+        </w:rPr>
+        <w:t xml:space="preserve"> Файл </w:t>
+      </w:r>
+      <w:r>
+        <w:rPr>
+          <w:color w:val="000000" w:themeColor="text1"/>
+          <w:lang w:val="en-US"/>
+        </w:rPr>
+        <w:t>ru</w:t>
+      </w:r>
+      <w:r>
+        <w:rPr>
+          <w:color w:val="000000" w:themeColor="text1"/>
+        </w:rPr>
+        <w:t>.</w:t>
+      </w:r>
+      <w:r>
+        <w:rPr>
+          <w:color w:val="000000" w:themeColor="text1"/>
+          <w:lang w:val="en-US"/>
+        </w:rPr>
+        <w:t>txt</w:t>
+      </w:r>
+      <w:r>
+        <w:rPr>
+          <w:color w:val="000000" w:themeColor="text1"/>
+        </w:rPr>
+        <w:t xml:space="preserve">, </w:t>
+      </w:r>
+      <w:r>
+        <w:rPr>
+          <w:color w:val="000000" w:themeColor="text1"/>
+        </w:rPr>
+        <w:t xml:space="preserve">содержащий русский текст размером 210 кб, </w:t>
+      </w:r>
+      <w:r>
+        <w:rPr>
+          <w:color w:val="000000" w:themeColor="text1"/>
+          <w:lang w:val="en-US"/>
+        </w:rPr>
+        <w:t>enwik</w:t>
+      </w:r>
+      <w:r>
+        <w:rPr>
+          <w:color w:val="000000" w:themeColor="text1"/>
+        </w:rPr>
+        <w:t>7.</w:t>
+      </w:r>
+      <w:r>
+        <w:rPr>
+          <w:color w:val="000000" w:themeColor="text1"/>
+          <w:lang w:val="en-US"/>
+        </w:rPr>
+        <w:t>txt</w:t>
+      </w:r>
+      <w:r>
+        <w:rPr>
+          <w:color w:val="000000" w:themeColor="text1"/>
+        </w:rPr>
+        <w:t xml:space="preserve"> </w:t>
+      </w:r>
+      <w:r>
+        <w:rPr>
+          <w:color w:val="000000" w:themeColor="text1"/>
+        </w:rPr>
+        <w:t xml:space="preserve">размером 9.7 мб, </w:t>
+      </w:r>
+      <w:r>
+        <w:rPr>
+          <w:color w:val="000000" w:themeColor="text1"/>
+          <w:lang w:val="en-US"/>
+        </w:rPr>
+        <w:t>exe</w:t>
+      </w:r>
+      <w:r>
+        <w:rPr>
+          <w:color w:val="000000" w:themeColor="text1"/>
+        </w:rPr>
+        <w:t xml:space="preserve"> </w:t>
+      </w:r>
+      <w:r>
+        <w:rPr>
+          <w:color w:val="000000" w:themeColor="text1"/>
+        </w:rPr>
+        <w:t xml:space="preserve">файл </w:t>
+      </w:r>
+      <w:r>
+        <w:rPr>
+          <w:color w:val="000000" w:themeColor="text1"/>
+          <w:lang w:val="en-US"/>
+        </w:rPr>
+        <w:t>helldivers</w:t>
+      </w:r>
+      <w:r>
+        <w:rPr>
+          <w:color w:val="000000" w:themeColor="text1"/>
+        </w:rPr>
+        <w:t>2.</w:t>
+      </w:r>
+      <w:r>
+        <w:rPr>
+          <w:color w:val="000000" w:themeColor="text1"/>
+          <w:lang w:val="en-US"/>
+        </w:rPr>
+        <w:t>exe</w:t>
+      </w:r>
+      <w:r>
+        <w:rPr>
+          <w:color w:val="000000" w:themeColor="text1"/>
+        </w:rPr>
+        <w:t xml:space="preserve"> </w:t>
+      </w:r>
+      <w:r>
+        <w:rPr>
+          <w:color w:val="000000" w:themeColor="text1"/>
+        </w:rPr>
+        <w:t>размером 14 мб. Результаты видно на таблице 1.</w:t>
+      </w:r>
+    </w:p>
+    <w:tbl>
+      <w:tblPr>
+        <w:tblW w:w="7340" w:type="dxa"/>
+        <w:jc w:val="center"/>
+        <w:tblLook w:val="04A0" w:firstRow="1" w:lastRow="0" w:firstColumn="1" w:lastColumn="0" w:noHBand="0" w:noVBand="1"/>
+      </w:tblPr>
+      <w:tblGrid>
+        <w:gridCol w:w="2180"/>
+        <w:gridCol w:w="1900"/>
+        <w:gridCol w:w="3260"/>
+      </w:tblGrid>
+      <w:tr>
+        <w:trPr>
+          <w:trHeight w:val="375"/>
+          <w:jc w:val="center"/>
+        </w:trPr>
+        <w:tc>
+          <w:tcPr>
+            <w:tcW w:w="2180" w:type="dxa"/>
+            <w:tcBorders>
+              <w:top w:val="single" w:sz="4" w:space="0" w:color="44B3E1"/>
+              <w:left w:val="single" w:sz="4" w:space="0" w:color="44B3E1"/>
+              <w:bottom w:val="single" w:sz="4" w:space="0" w:color="44B3E1"/>
+              <w:right w:val="nil"/>
+            </w:tcBorders>
+            <w:shd w:val="clear" w:color="C0E6F5" w:fill="C0E6F5"/>
+            <w:noWrap/>
+            <w:vAlign w:val="bottom"/>
+            <w:hideMark/>
+          </w:tcPr>
+          <w:p>
+            <w:pPr>
+              <w:spacing w:line="240" w:lineRule="auto"/>
+              <w:ind w:firstLine="0"/>
+              <w:jc w:val="left"/>
+              <w:rPr>
+                <w:color w:val="000000"/>
+              </w:rPr>
+            </w:pPr>
+            <w:r>
+              <w:rPr>
+                <w:color w:val="000000"/>
+              </w:rPr>
+              <w:t>File name</w:t>
+            </w:r>
+          </w:p>
+        </w:tc>
+        <w:tc>
+          <w:tcPr>
+            <w:tcW w:w="1900" w:type="dxa"/>
+            <w:tcBorders>
+              <w:top w:val="single" w:sz="4" w:space="0" w:color="44B3E1"/>
+              <w:left w:val="nil"/>
+              <w:bottom w:val="single" w:sz="4" w:space="0" w:color="44B3E1"/>
+              <w:right w:val="nil"/>
+            </w:tcBorders>
+            <w:shd w:val="clear" w:color="C0E6F5" w:fill="C0E6F5"/>
+            <w:noWrap/>
+            <w:vAlign w:val="bottom"/>
+            <w:hideMark/>
+          </w:tcPr>
+          <w:p>
+            <w:pPr>
+              <w:spacing w:line="240" w:lineRule="auto"/>
+              <w:ind w:firstLine="0"/>
+              <w:jc w:val="left"/>
+              <w:rPr>
+                <w:color w:val="000000"/>
+              </w:rPr>
+            </w:pPr>
+            <w:r>
+              <w:rPr>
+                <w:color w:val="000000"/>
+              </w:rPr>
+              <w:t>Compression</w:t>
+            </w:r>
+          </w:p>
+        </w:tc>
+        <w:tc>
+          <w:tcPr>
+            <w:tcW w:w="3260" w:type="dxa"/>
+            <w:tcBorders>
+              <w:top w:val="single" w:sz="4" w:space="0" w:color="44B3E1"/>
+              <w:left w:val="nil"/>
+              <w:bottom w:val="single" w:sz="4" w:space="0" w:color="44B3E1"/>
+              <w:right w:val="single" w:sz="4" w:space="0" w:color="44B3E1"/>
+            </w:tcBorders>
+            <w:shd w:val="clear" w:color="C0E6F5" w:fill="C0E6F5"/>
+            <w:noWrap/>
+            <w:vAlign w:val="bottom"/>
+            <w:hideMark/>
+          </w:tcPr>
+          <w:p>
+            <w:pPr>
+              <w:spacing w:line="240" w:lineRule="auto"/>
+              <w:ind w:firstLine="0"/>
+              <w:jc w:val="left"/>
+              <w:rPr>
+                <w:color w:val="000000"/>
+              </w:rPr>
+            </w:pPr>
+            <w:r>
+              <w:rPr>
+                <w:color w:val="000000"/>
+              </w:rPr>
+              <w:t>Algorithm</w:t>
+            </w:r>
+          </w:p>
+        </w:tc>
+      </w:tr>
+      <w:tr>
+        <w:trPr>
+          <w:trHeight w:val="375"/>
+          <w:jc w:val="center"/>
+        </w:trPr>
+        <w:tc>
+          <w:tcPr>
+            <w:tcW w:w="2180" w:type="dxa"/>
+            <w:tcBorders>
+              <w:top w:val="single" w:sz="4" w:space="0" w:color="44B3E1"/>
+              <w:left w:val="single" w:sz="4" w:space="0" w:color="44B3E1"/>
+              <w:bottom w:val="single" w:sz="4" w:space="0" w:color="44B3E1"/>
+              <w:right w:val="nil"/>
+            </w:tcBorders>
+            <w:shd w:val="clear" w:color="auto" w:fill="auto"/>
+            <w:noWrap/>
+            <w:vAlign w:val="bottom"/>
+            <w:hideMark/>
+          </w:tcPr>
+          <w:p>
+            <w:pPr>
+              <w:spacing w:line="240" w:lineRule="auto"/>
+              <w:ind w:firstLine="0"/>
+              <w:jc w:val="left"/>
+              <w:rPr>
+                <w:color w:val="000000"/>
+              </w:rPr>
+            </w:pPr>
+            <w:r>
+              <w:rPr>
+                <w:color w:val="000000"/>
+              </w:rPr>
+              <w:t>color.bmp</w:t>
+            </w:r>
+          </w:p>
+        </w:tc>
+        <w:tc>
+          <w:tcPr>
+            <w:tcW w:w="1900" w:type="dxa"/>
+            <w:tcBorders>
+              <w:top w:val="single" w:sz="4" w:space="0" w:color="44B3E1"/>
+              <w:left w:val="nil"/>
+              <w:bottom w:val="single" w:sz="4" w:space="0" w:color="44B3E1"/>
+              <w:right w:val="nil"/>
+            </w:tcBorders>
+            <w:shd w:val="clear" w:color="auto" w:fill="auto"/>
+            <w:noWrap/>
+            <w:vAlign w:val="bottom"/>
+            <w:hideMark/>
+          </w:tcPr>
+          <w:p>
+            <w:pPr>
+              <w:spacing w:line="240" w:lineRule="auto"/>
+              <w:ind w:firstLine="0"/>
+              <w:jc w:val="right"/>
+              <w:rPr>
+                <w:color w:val="000000"/>
+              </w:rPr>
+            </w:pPr>
+            <w:r>
+              <w:rPr>
+                <w:color w:val="000000"/>
+              </w:rPr>
+              <w:t>1.14224</w:t>
+            </w:r>
+          </w:p>
+        </w:tc>
+        <w:tc>
+          <w:tcPr>
+            <w:tcW w:w="3260" w:type="dxa"/>
+            <w:tcBorders>
+              <w:top w:val="single" w:sz="4" w:space="0" w:color="44B3E1"/>
+              <w:left w:val="nil"/>
+              <w:bottom w:val="single" w:sz="4" w:space="0" w:color="44B3E1"/>
+              <w:right w:val="single" w:sz="4" w:space="0" w:color="44B3E1"/>
+            </w:tcBorders>
+            <w:shd w:val="clear" w:color="auto" w:fill="auto"/>
+            <w:noWrap/>
+            <w:vAlign w:val="bottom"/>
+            <w:hideMark/>
+          </w:tcPr>
+          <w:p>
+            <w:pPr>
+              <w:spacing w:line="240" w:lineRule="auto"/>
+              <w:ind w:firstLine="0"/>
+              <w:jc w:val="left"/>
+              <w:rPr>
+                <w:color w:val="000000"/>
+              </w:rPr>
+            </w:pPr>
+            <w:r>
+              <w:rPr>
+                <w:color w:val="000000"/>
+              </w:rPr>
+              <w:t>HA</w:t>
+            </w:r>
+          </w:p>
+        </w:tc>
+      </w:tr>
+      <w:tr>
+        <w:trPr>
+          <w:trHeight w:val="375"/>
+          <w:jc w:val="center"/>
+        </w:trPr>
+        <w:tc>
+          <w:tcPr>
+            <w:tcW w:w="2180" w:type="dxa"/>
+            <w:tcBorders>
+              <w:top w:val="single" w:sz="4" w:space="0" w:color="44B3E1"/>
+              <w:left w:val="single" w:sz="4" w:space="0" w:color="44B3E1"/>
+              <w:bottom w:val="single" w:sz="4" w:space="0" w:color="44B3E1"/>
+              <w:right w:val="nil"/>
+            </w:tcBorders>
+            <w:shd w:val="clear" w:color="C0E6F5" w:fill="C0E6F5"/>
+            <w:noWrap/>
+            <w:vAlign w:val="bottom"/>
+            <w:hideMark/>
+          </w:tcPr>
+          <w:p>
+            <w:pPr>
+              <w:spacing w:line="240" w:lineRule="auto"/>
+              <w:ind w:firstLine="0"/>
+              <w:jc w:val="left"/>
+              <w:rPr>
+                <w:color w:val="000000"/>
+              </w:rPr>
+            </w:pPr>
+            <w:r>
+              <w:rPr>
+                <w:color w:val="000000"/>
+              </w:rPr>
+              <w:t>grey.bmp</w:t>
+            </w:r>
+          </w:p>
+        </w:tc>
+        <w:tc>
+          <w:tcPr>
+            <w:tcW w:w="1900" w:type="dxa"/>
+            <w:tcBorders>
+              <w:top w:val="single" w:sz="4" w:space="0" w:color="44B3E1"/>
+              <w:left w:val="nil"/>
+              <w:bottom w:val="single" w:sz="4" w:space="0" w:color="44B3E1"/>
+              <w:right w:val="nil"/>
+            </w:tcBorders>
+            <w:shd w:val="clear" w:color="C0E6F5" w:fill="C0E6F5"/>
+            <w:noWrap/>
+            <w:vAlign w:val="bottom"/>
+            <w:hideMark/>
+          </w:tcPr>
+          <w:p>
+            <w:pPr>
+              <w:spacing w:line="240" w:lineRule="auto"/>
+              <w:ind w:firstLine="0"/>
+              <w:jc w:val="right"/>
+              <w:rPr>
+                <w:color w:val="000000"/>
+              </w:rPr>
+            </w:pPr>
+            <w:r>
+              <w:rPr>
+                <w:color w:val="000000"/>
+              </w:rPr>
+              <w:t>1.40602</w:t>
+            </w:r>
+          </w:p>
+        </w:tc>
+        <w:tc>
+          <w:tcPr>
+            <w:tcW w:w="3260" w:type="dxa"/>
+            <w:tcBorders>
+              <w:top w:val="single" w:sz="4" w:space="0" w:color="44B3E1"/>
+              <w:left w:val="nil"/>
+              <w:bottom w:val="single" w:sz="4" w:space="0" w:color="44B3E1"/>
+              <w:right w:val="single" w:sz="4" w:space="0" w:color="44B3E1"/>
+            </w:tcBorders>
+            <w:shd w:val="clear" w:color="C0E6F5" w:fill="C0E6F5"/>
+            <w:noWrap/>
+            <w:vAlign w:val="bottom"/>
+            <w:hideMark/>
+          </w:tcPr>
+          <w:p>
+            <w:pPr>
+              <w:spacing w:line="240" w:lineRule="auto"/>
+              <w:ind w:firstLine="0"/>
+              <w:jc w:val="left"/>
+              <w:rPr>
+                <w:color w:val="000000"/>
+              </w:rPr>
+            </w:pPr>
+            <w:r>
+              <w:rPr>
+                <w:color w:val="000000"/>
+              </w:rPr>
+              <w:t>HA</w:t>
+            </w:r>
+          </w:p>
+        </w:tc>
+      </w:tr>
+      <w:tr>
+        <w:trPr>
+          <w:trHeight w:val="375"/>
+          <w:jc w:val="center"/>
+        </w:trPr>
+        <w:tc>
+          <w:tcPr>
+            <w:tcW w:w="2180" w:type="dxa"/>
+            <w:tcBorders>
+              <w:top w:val="single" w:sz="4" w:space="0" w:color="44B3E1"/>
+              <w:left w:val="single" w:sz="4" w:space="0" w:color="44B3E1"/>
+              <w:bottom w:val="single" w:sz="4" w:space="0" w:color="44B3E1"/>
+              <w:right w:val="nil"/>
+            </w:tcBorders>
+            <w:shd w:val="clear" w:color="auto" w:fill="auto"/>
+            <w:noWrap/>
+            <w:vAlign w:val="bottom"/>
+            <w:hideMark/>
+          </w:tcPr>
+          <w:p>
+            <w:pPr>
+              <w:spacing w:line="240" w:lineRule="auto"/>
+              <w:ind w:firstLine="0"/>
+              <w:jc w:val="left"/>
+              <w:rPr>
+                <w:color w:val="000000"/>
+              </w:rPr>
+            </w:pPr>
+            <w:r>
+              <w:rPr>
+                <w:color w:val="000000"/>
+              </w:rPr>
+              <w:t>bw.bmp</w:t>
+            </w:r>
+          </w:p>
+        </w:tc>
+        <w:tc>
+          <w:tcPr>
+            <w:tcW w:w="1900" w:type="dxa"/>
+            <w:tcBorders>
+              <w:top w:val="single" w:sz="4" w:space="0" w:color="44B3E1"/>
+              <w:left w:val="nil"/>
+              <w:bottom w:val="single" w:sz="4" w:space="0" w:color="44B3E1"/>
+              <w:right w:val="nil"/>
+            </w:tcBorders>
+            <w:shd w:val="clear" w:color="auto" w:fill="auto"/>
+            <w:noWrap/>
+            <w:vAlign w:val="bottom"/>
+            <w:hideMark/>
+          </w:tcPr>
+          <w:p>
+            <w:pPr>
+              <w:spacing w:line="240" w:lineRule="auto"/>
+              <w:ind w:firstLine="0"/>
+              <w:jc w:val="right"/>
+              <w:rPr>
+                <w:color w:val="000000"/>
+              </w:rPr>
+            </w:pPr>
+            <w:r>
+              <w:rPr>
+                <w:color w:val="000000"/>
+              </w:rPr>
+              <w:t>6.59114</w:t>
+            </w:r>
+          </w:p>
+        </w:tc>
+        <w:tc>
+          <w:tcPr>
+            <w:tcW w:w="3260" w:type="dxa"/>
+            <w:tcBorders>
+              <w:top w:val="single" w:sz="4" w:space="0" w:color="44B3E1"/>
+              <w:left w:val="nil"/>
+              <w:bottom w:val="single" w:sz="4" w:space="0" w:color="44B3E1"/>
+              <w:right w:val="single" w:sz="4" w:space="0" w:color="44B3E1"/>
+            </w:tcBorders>
+            <w:shd w:val="clear" w:color="auto" w:fill="auto"/>
+            <w:noWrap/>
+            <w:vAlign w:val="bottom"/>
+            <w:hideMark/>
+          </w:tcPr>
+          <w:p>
+            <w:pPr>
+              <w:spacing w:line="240" w:lineRule="auto"/>
+              <w:ind w:firstLine="0"/>
+              <w:jc w:val="left"/>
+              <w:rPr>
+                <w:color w:val="000000"/>
+              </w:rPr>
+            </w:pPr>
+            <w:r>
+              <w:rPr>
+                <w:color w:val="000000"/>
+              </w:rPr>
+              <w:t>HA</w:t>
+            </w:r>
+          </w:p>
+        </w:tc>
+      </w:tr>
+      <w:tr>
+        <w:trPr>
+          <w:trHeight w:val="375"/>
+          <w:jc w:val="center"/>
+        </w:trPr>
+        <w:tc>
+          <w:tcPr>
+            <w:tcW w:w="2180" w:type="dxa"/>
+            <w:tcBorders>
+              <w:top w:val="single" w:sz="4" w:space="0" w:color="44B3E1"/>
+              <w:left w:val="single" w:sz="4" w:space="0" w:color="44B3E1"/>
+              <w:bottom w:val="single" w:sz="4" w:space="0" w:color="44B3E1"/>
+              <w:right w:val="nil"/>
+            </w:tcBorders>
+            <w:shd w:val="clear" w:color="C0E6F5" w:fill="C0E6F5"/>
+            <w:noWrap/>
+            <w:vAlign w:val="bottom"/>
+            <w:hideMark/>
+          </w:tcPr>
+          <w:p>
+            <w:pPr>
+              <w:spacing w:line="240" w:lineRule="auto"/>
+              <w:ind w:firstLine="0"/>
+              <w:jc w:val="left"/>
+              <w:rPr>
+                <w:color w:val="000000"/>
+              </w:rPr>
+            </w:pPr>
+            <w:r>
+              <w:rPr>
+                <w:color w:val="000000"/>
+              </w:rPr>
+              <w:t>ru.txt</w:t>
+            </w:r>
+          </w:p>
+        </w:tc>
+        <w:tc>
+          <w:tcPr>
+            <w:tcW w:w="1900" w:type="dxa"/>
+            <w:tcBorders>
+              <w:top w:val="single" w:sz="4" w:space="0" w:color="44B3E1"/>
+              <w:left w:val="nil"/>
+              <w:bottom w:val="single" w:sz="4" w:space="0" w:color="44B3E1"/>
+              <w:right w:val="nil"/>
+            </w:tcBorders>
+            <w:shd w:val="clear" w:color="C0E6F5" w:fill="C0E6F5"/>
+            <w:noWrap/>
+            <w:vAlign w:val="bottom"/>
+            <w:hideMark/>
+          </w:tcPr>
+          <w:p>
+            <w:pPr>
+              <w:spacing w:line="240" w:lineRule="auto"/>
+              <w:ind w:firstLine="0"/>
+              <w:jc w:val="right"/>
+              <w:rPr>
+                <w:color w:val="000000"/>
+              </w:rPr>
+            </w:pPr>
+            <w:r>
+              <w:rPr>
+                <w:color w:val="000000"/>
+              </w:rPr>
+              <w:t>2.01869</w:t>
+            </w:r>
+          </w:p>
+        </w:tc>
+        <w:tc>
+          <w:tcPr>
+            <w:tcW w:w="3260" w:type="dxa"/>
+            <w:tcBorders>
+              <w:top w:val="single" w:sz="4" w:space="0" w:color="44B3E1"/>
+              <w:left w:val="nil"/>
+              <w:bottom w:val="single" w:sz="4" w:space="0" w:color="44B3E1"/>
+              <w:right w:val="single" w:sz="4" w:space="0" w:color="44B3E1"/>
+            </w:tcBorders>
+            <w:shd w:val="clear" w:color="C0E6F5" w:fill="C0E6F5"/>
+            <w:noWrap/>
+            <w:vAlign w:val="bottom"/>
+            <w:hideMark/>
+          </w:tcPr>
+          <w:p>
+            <w:pPr>
+              <w:spacing w:line="240" w:lineRule="auto"/>
+              <w:ind w:firstLine="0"/>
+              <w:jc w:val="left"/>
+              <w:rPr>
+                <w:color w:val="000000"/>
+              </w:rPr>
+            </w:pPr>
+            <w:r>
+              <w:rPr>
+                <w:color w:val="000000"/>
+              </w:rPr>
+              <w:t>HA</w:t>
+            </w:r>
+          </w:p>
+        </w:tc>
+      </w:tr>
+      <w:tr>
+        <w:trPr>
+          <w:trHeight w:val="375"/>
+          <w:jc w:val="center"/>
+        </w:trPr>
+        <w:tc>
+          <w:tcPr>
+            <w:tcW w:w="2180" w:type="dxa"/>
+            <w:tcBorders>
+              <w:top w:val="single" w:sz="4" w:space="0" w:color="44B3E1"/>
+              <w:left w:val="single" w:sz="4" w:space="0" w:color="44B3E1"/>
+              <w:bottom w:val="single" w:sz="4" w:space="0" w:color="44B3E1"/>
+              <w:right w:val="nil"/>
+            </w:tcBorders>
+            <w:shd w:val="clear" w:color="auto" w:fill="auto"/>
+            <w:noWrap/>
+            <w:vAlign w:val="bottom"/>
+            <w:hideMark/>
+          </w:tcPr>
+          <w:p>
+            <w:pPr>
+              <w:spacing w:line="240" w:lineRule="auto"/>
+              <w:ind w:firstLine="0"/>
+              <w:jc w:val="left"/>
+              <w:rPr>
+                <w:color w:val="000000"/>
+              </w:rPr>
+            </w:pPr>
+            <w:r>
+              <w:rPr>
+                <w:color w:val="000000"/>
+              </w:rPr>
+              <w:t>enwik7.txt</w:t>
+            </w:r>
+          </w:p>
+        </w:tc>
+        <w:tc>
+          <w:tcPr>
+            <w:tcW w:w="1900" w:type="dxa"/>
+            <w:tcBorders>
+              <w:top w:val="single" w:sz="4" w:space="0" w:color="44B3E1"/>
+              <w:left w:val="nil"/>
+              <w:bottom w:val="single" w:sz="4" w:space="0" w:color="44B3E1"/>
+              <w:right w:val="nil"/>
+            </w:tcBorders>
+            <w:shd w:val="clear" w:color="auto" w:fill="auto"/>
+            <w:noWrap/>
+            <w:vAlign w:val="bottom"/>
+            <w:hideMark/>
+          </w:tcPr>
+          <w:p>
+            <w:pPr>
+              <w:spacing w:line="240" w:lineRule="auto"/>
+              <w:ind w:firstLine="0"/>
+              <w:jc w:val="right"/>
+              <w:rPr>
+                <w:color w:val="000000"/>
+              </w:rPr>
+            </w:pPr>
+            <w:r>
+              <w:rPr>
+                <w:color w:val="000000"/>
+              </w:rPr>
+              <w:t>1.55938</w:t>
+            </w:r>
+          </w:p>
+        </w:tc>
+        <w:tc>
+          <w:tcPr>
+            <w:tcW w:w="3260" w:type="dxa"/>
+            <w:tcBorders>
+              <w:top w:val="single" w:sz="4" w:space="0" w:color="44B3E1"/>
+              <w:left w:val="nil"/>
+              <w:bottom w:val="single" w:sz="4" w:space="0" w:color="44B3E1"/>
+              <w:right w:val="single" w:sz="4" w:space="0" w:color="44B3E1"/>
+            </w:tcBorders>
+            <w:shd w:val="clear" w:color="auto" w:fill="auto"/>
+            <w:noWrap/>
+            <w:vAlign w:val="bottom"/>
+            <w:hideMark/>
+          </w:tcPr>
+          <w:p>
+            <w:pPr>
+              <w:spacing w:line="240" w:lineRule="auto"/>
+              <w:ind w:firstLine="0"/>
+              <w:jc w:val="left"/>
+              <w:rPr>
+                <w:color w:val="000000"/>
+              </w:rPr>
+            </w:pPr>
+            <w:r>
+              <w:rPr>
+                <w:color w:val="000000"/>
+              </w:rPr>
+              <w:t>HA</w:t>
+            </w:r>
+          </w:p>
+        </w:tc>
+      </w:tr>
+      <w:tr>
+        <w:trPr>
+          <w:trHeight w:val="375"/>
+          <w:jc w:val="center"/>
+        </w:trPr>
+        <w:tc>
+          <w:tcPr>
+            <w:tcW w:w="2180" w:type="dxa"/>
+            <w:tcBorders>
+              <w:top w:val="single" w:sz="4" w:space="0" w:color="44B3E1"/>
+              <w:left w:val="single" w:sz="4" w:space="0" w:color="44B3E1"/>
+              <w:bottom w:val="single" w:sz="4" w:space="0" w:color="44B3E1"/>
+              <w:right w:val="nil"/>
+            </w:tcBorders>
+            <w:shd w:val="clear" w:color="C0E6F5" w:fill="C0E6F5"/>
+            <w:noWrap/>
+            <w:vAlign w:val="bottom"/>
+            <w:hideMark/>
+          </w:tcPr>
+          <w:p>
+            <w:pPr>
+              <w:spacing w:line="240" w:lineRule="auto"/>
+              <w:ind w:firstLine="0"/>
+              <w:jc w:val="left"/>
+              <w:rPr>
+                <w:color w:val="000000"/>
+              </w:rPr>
+            </w:pPr>
+            <w:r>
+              <w:rPr>
+                <w:color w:val="000000"/>
+              </w:rPr>
+              <w:t>helldivers2.exe</w:t>
+            </w:r>
+          </w:p>
+        </w:tc>
+        <w:tc>
+          <w:tcPr>
+            <w:tcW w:w="1900" w:type="dxa"/>
+            <w:tcBorders>
+              <w:top w:val="single" w:sz="4" w:space="0" w:color="44B3E1"/>
+              <w:left w:val="nil"/>
+              <w:bottom w:val="single" w:sz="4" w:space="0" w:color="44B3E1"/>
+              <w:right w:val="nil"/>
+            </w:tcBorders>
+            <w:shd w:val="clear" w:color="C0E6F5" w:fill="C0E6F5"/>
+            <w:noWrap/>
+            <w:vAlign w:val="bottom"/>
+            <w:hideMark/>
+          </w:tcPr>
+          <w:p>
+            <w:pPr>
+              <w:spacing w:line="240" w:lineRule="auto"/>
+              <w:ind w:firstLine="0"/>
+              <w:jc w:val="right"/>
+              <w:rPr>
+                <w:color w:val="000000"/>
+              </w:rPr>
+            </w:pPr>
+            <w:r>
+              <w:rPr>
+                <w:color w:val="000000"/>
+              </w:rPr>
+              <w:t>1.00123</w:t>
+            </w:r>
+          </w:p>
+        </w:tc>
+        <w:tc>
+          <w:tcPr>
+            <w:tcW w:w="3260" w:type="dxa"/>
+            <w:tcBorders>
+              <w:top w:val="single" w:sz="4" w:space="0" w:color="44B3E1"/>
+              <w:left w:val="nil"/>
+              <w:bottom w:val="single" w:sz="4" w:space="0" w:color="44B3E1"/>
+              <w:right w:val="single" w:sz="4" w:space="0" w:color="44B3E1"/>
+            </w:tcBorders>
+            <w:shd w:val="clear" w:color="C0E6F5" w:fill="C0E6F5"/>
+            <w:noWrap/>
+            <w:vAlign w:val="bottom"/>
+            <w:hideMark/>
+          </w:tcPr>
+          <w:p>
+            <w:pPr>
+              <w:spacing w:line="240" w:lineRule="auto"/>
+              <w:ind w:firstLine="0"/>
+              <w:jc w:val="left"/>
+              <w:rPr>
+                <w:color w:val="000000"/>
+              </w:rPr>
+            </w:pPr>
+            <w:r>
+              <w:rPr>
+                <w:color w:val="000000"/>
+              </w:rPr>
+              <w:t>HA</w:t>
+            </w:r>
+          </w:p>
+        </w:tc>
+      </w:tr>
+      <w:tr>
+        <w:trPr>
+          <w:trHeight w:val="375"/>
+          <w:jc w:val="center"/>
+        </w:trPr>
+        <w:tc>
+          <w:tcPr>
+            <w:tcW w:w="2180" w:type="dxa"/>
+            <w:tcBorders>
+              <w:top w:val="single" w:sz="4" w:space="0" w:color="44B3E1"/>
+              <w:left w:val="single" w:sz="4" w:space="0" w:color="44B3E1"/>
+              <w:bottom w:val="single" w:sz="4" w:space="0" w:color="44B3E1"/>
+              <w:right w:val="nil"/>
+            </w:tcBorders>
+            <w:shd w:val="clear" w:color="auto" w:fill="auto"/>
+            <w:noWrap/>
+            <w:vAlign w:val="bottom"/>
+            <w:hideMark/>
+          </w:tcPr>
+          <w:p>
+            <w:pPr>
+              <w:spacing w:line="240" w:lineRule="auto"/>
+              <w:ind w:firstLine="0"/>
+              <w:jc w:val="left"/>
+              <w:rPr>
+                <w:color w:val="000000"/>
+              </w:rPr>
+            </w:pPr>
+            <w:r>
+              <w:rPr>
+                <w:color w:val="000000"/>
+              </w:rPr>
+              <w:t>color.bmp</w:t>
+            </w:r>
+          </w:p>
+        </w:tc>
+        <w:tc>
+          <w:tcPr>
+            <w:tcW w:w="1900" w:type="dxa"/>
+            <w:tcBorders>
+              <w:top w:val="single" w:sz="4" w:space="0" w:color="44B3E1"/>
+              <w:left w:val="nil"/>
+              <w:bottom w:val="single" w:sz="4" w:space="0" w:color="44B3E1"/>
+              <w:right w:val="nil"/>
+            </w:tcBorders>
+            <w:shd w:val="clear" w:color="auto" w:fill="auto"/>
+            <w:noWrap/>
+            <w:vAlign w:val="bottom"/>
+            <w:hideMark/>
+          </w:tcPr>
+          <w:p>
+            <w:pPr>
+              <w:spacing w:line="240" w:lineRule="auto"/>
+              <w:ind w:firstLine="0"/>
+              <w:jc w:val="right"/>
+              <w:rPr>
+                <w:color w:val="000000"/>
+              </w:rPr>
+            </w:pPr>
+            <w:r>
+              <w:rPr>
+                <w:color w:val="000000"/>
+              </w:rPr>
+              <w:t>1.09079</w:t>
+            </w:r>
+          </w:p>
+        </w:tc>
+        <w:tc>
+          <w:tcPr>
+            <w:tcW w:w="3260" w:type="dxa"/>
+            <w:tcBorders>
+              <w:top w:val="single" w:sz="4" w:space="0" w:color="44B3E1"/>
+              <w:left w:val="nil"/>
+              <w:bottom w:val="single" w:sz="4" w:space="0" w:color="44B3E1"/>
+              <w:right w:val="single" w:sz="4" w:space="0" w:color="44B3E1"/>
+            </w:tcBorders>
+            <w:shd w:val="clear" w:color="auto" w:fill="auto"/>
+            <w:noWrap/>
+            <w:vAlign w:val="bottom"/>
+            <w:hideMark/>
+          </w:tcPr>
+          <w:p>
+            <w:pPr>
+              <w:spacing w:line="240" w:lineRule="auto"/>
+              <w:ind w:firstLine="0"/>
+              <w:jc w:val="left"/>
+              <w:rPr>
+                <w:color w:val="000000"/>
+              </w:rPr>
+            </w:pPr>
+            <w:r>
+              <w:rPr>
+                <w:color w:val="000000"/>
+              </w:rPr>
+              <w:t>RLE</w:t>
+            </w:r>
+          </w:p>
+        </w:tc>
+      </w:tr>
+      <w:tr>
+        <w:trPr>
+          <w:trHeight w:val="375"/>
+          <w:jc w:val="center"/>
+        </w:trPr>
+        <w:tc>
+          <w:tcPr>
+            <w:tcW w:w="2180" w:type="dxa"/>
+            <w:tcBorders>
+              <w:top w:val="single" w:sz="4" w:space="0" w:color="44B3E1"/>
+              <w:left w:val="single" w:sz="4" w:space="0" w:color="44B3E1"/>
+              <w:bottom w:val="single" w:sz="4" w:space="0" w:color="44B3E1"/>
+              <w:right w:val="nil"/>
+            </w:tcBorders>
+            <w:shd w:val="clear" w:color="C0E6F5" w:fill="C0E6F5"/>
+            <w:noWrap/>
+            <w:vAlign w:val="bottom"/>
+            <w:hideMark/>
+          </w:tcPr>
+          <w:p>
+            <w:pPr>
+              <w:spacing w:line="240" w:lineRule="auto"/>
+              <w:ind w:firstLine="0"/>
+              <w:jc w:val="left"/>
+              <w:rPr>
+                <w:color w:val="000000"/>
+              </w:rPr>
+            </w:pPr>
+            <w:r>
+              <w:rPr>
+                <w:color w:val="000000"/>
+              </w:rPr>
+              <w:t>grey.bmp</w:t>
+            </w:r>
+          </w:p>
+        </w:tc>
+        <w:tc>
+          <w:tcPr>
+            <w:tcW w:w="1900" w:type="dxa"/>
+            <w:tcBorders>
+              <w:top w:val="single" w:sz="4" w:space="0" w:color="44B3E1"/>
+              <w:left w:val="nil"/>
+              <w:bottom w:val="single" w:sz="4" w:space="0" w:color="44B3E1"/>
+              <w:right w:val="nil"/>
+            </w:tcBorders>
+            <w:shd w:val="clear" w:color="C0E6F5" w:fill="C0E6F5"/>
+            <w:noWrap/>
+            <w:vAlign w:val="bottom"/>
+            <w:hideMark/>
+          </w:tcPr>
+          <w:p>
+            <w:pPr>
+              <w:spacing w:line="240" w:lineRule="auto"/>
+              <w:ind w:firstLine="0"/>
+              <w:jc w:val="right"/>
+              <w:rPr>
+                <w:color w:val="000000"/>
+              </w:rPr>
+            </w:pPr>
+            <w:r>
+              <w:rPr>
+                <w:color w:val="000000"/>
+              </w:rPr>
+              <w:t>0.800001</w:t>
+            </w:r>
+          </w:p>
+        </w:tc>
+        <w:tc>
+          <w:tcPr>
+            <w:tcW w:w="3260" w:type="dxa"/>
+            <w:tcBorders>
+              <w:top w:val="single" w:sz="4" w:space="0" w:color="44B3E1"/>
+              <w:left w:val="nil"/>
+              <w:bottom w:val="single" w:sz="4" w:space="0" w:color="44B3E1"/>
+              <w:right w:val="single" w:sz="4" w:space="0" w:color="44B3E1"/>
+            </w:tcBorders>
+            <w:shd w:val="clear" w:color="C0E6F5" w:fill="C0E6F5"/>
+            <w:noWrap/>
+            <w:vAlign w:val="bottom"/>
+            <w:hideMark/>
+          </w:tcPr>
+          <w:p>
+            <w:pPr>
+              <w:spacing w:line="240" w:lineRule="auto"/>
+              <w:ind w:firstLine="0"/>
+              <w:jc w:val="left"/>
+              <w:rPr>
+                <w:color w:val="000000"/>
+              </w:rPr>
+            </w:pPr>
+            <w:r>
+              <w:rPr>
+                <w:color w:val="000000"/>
+              </w:rPr>
+              <w:t>RLE</w:t>
+            </w:r>
+          </w:p>
+        </w:tc>
+      </w:tr>
+      <w:tr>
+        <w:trPr>
+          <w:trHeight w:val="375"/>
+          <w:jc w:val="center"/>
+        </w:trPr>
+        <w:tc>
+          <w:tcPr>
+            <w:tcW w:w="2180" w:type="dxa"/>
+            <w:tcBorders>
+              <w:top w:val="single" w:sz="4" w:space="0" w:color="44B3E1"/>
+              <w:left w:val="single" w:sz="4" w:space="0" w:color="44B3E1"/>
+              <w:bottom w:val="single" w:sz="4" w:space="0" w:color="44B3E1"/>
+              <w:right w:val="nil"/>
+            </w:tcBorders>
+            <w:shd w:val="clear" w:color="auto" w:fill="auto"/>
+            <w:noWrap/>
+            <w:vAlign w:val="bottom"/>
+            <w:hideMark/>
+          </w:tcPr>
+          <w:p>
+            <w:pPr>
+              <w:spacing w:line="240" w:lineRule="auto"/>
+              <w:ind w:firstLine="0"/>
+              <w:jc w:val="left"/>
+              <w:rPr>
+                <w:color w:val="000000"/>
+              </w:rPr>
+            </w:pPr>
+            <w:r>
+              <w:rPr>
+                <w:color w:val="000000"/>
+              </w:rPr>
+              <w:t>bw.bmp</w:t>
+            </w:r>
+          </w:p>
+        </w:tc>
+        <w:tc>
+          <w:tcPr>
+            <w:tcW w:w="1900" w:type="dxa"/>
+            <w:tcBorders>
+              <w:top w:val="single" w:sz="4" w:space="0" w:color="44B3E1"/>
+              <w:left w:val="nil"/>
+              <w:bottom w:val="single" w:sz="4" w:space="0" w:color="44B3E1"/>
+              <w:right w:val="nil"/>
+            </w:tcBorders>
+            <w:shd w:val="clear" w:color="auto" w:fill="auto"/>
+            <w:noWrap/>
+            <w:vAlign w:val="bottom"/>
+            <w:hideMark/>
+          </w:tcPr>
+          <w:p>
+            <w:pPr>
+              <w:spacing w:line="240" w:lineRule="auto"/>
+              <w:ind w:firstLine="0"/>
+              <w:jc w:val="right"/>
+              <w:rPr>
+                <w:color w:val="000000"/>
+              </w:rPr>
+            </w:pPr>
+            <w:r>
+              <w:rPr>
+                <w:color w:val="000000"/>
+              </w:rPr>
+              <w:t>50.9935</w:t>
+            </w:r>
+          </w:p>
+        </w:tc>
+        <w:tc>
+          <w:tcPr>
+            <w:tcW w:w="3260" w:type="dxa"/>
+            <w:tcBorders>
+              <w:top w:val="single" w:sz="4" w:space="0" w:color="44B3E1"/>
+              <w:left w:val="nil"/>
+              <w:bottom w:val="single" w:sz="4" w:space="0" w:color="44B3E1"/>
+              <w:right w:val="single" w:sz="4" w:space="0" w:color="44B3E1"/>
+            </w:tcBorders>
+            <w:shd w:val="clear" w:color="auto" w:fill="auto"/>
+            <w:noWrap/>
+            <w:vAlign w:val="bottom"/>
+            <w:hideMark/>
+          </w:tcPr>
+          <w:p>
+            <w:pPr>
+              <w:spacing w:line="240" w:lineRule="auto"/>
+              <w:ind w:firstLine="0"/>
+              <w:jc w:val="left"/>
+              <w:rPr>
+                <w:color w:val="000000"/>
+              </w:rPr>
+            </w:pPr>
+            <w:r>
+              <w:rPr>
+                <w:color w:val="000000"/>
+              </w:rPr>
+              <w:t>RLE</w:t>
+            </w:r>
+          </w:p>
+        </w:tc>
+      </w:tr>
+      <w:tr>
+        <w:trPr>
+          <w:trHeight w:val="375"/>
+          <w:jc w:val="center"/>
+        </w:trPr>
+        <w:tc>
+          <w:tcPr>
+            <w:tcW w:w="2180" w:type="dxa"/>
+            <w:tcBorders>
+              <w:top w:val="single" w:sz="4" w:space="0" w:color="44B3E1"/>
+              <w:left w:val="single" w:sz="4" w:space="0" w:color="44B3E1"/>
+              <w:bottom w:val="single" w:sz="4" w:space="0" w:color="44B3E1"/>
+              <w:right w:val="nil"/>
+            </w:tcBorders>
+            <w:shd w:val="clear" w:color="C0E6F5" w:fill="C0E6F5"/>
+            <w:noWrap/>
+            <w:vAlign w:val="bottom"/>
+            <w:hideMark/>
+          </w:tcPr>
+          <w:p>
+            <w:pPr>
+              <w:spacing w:line="240" w:lineRule="auto"/>
+              <w:ind w:firstLine="0"/>
+              <w:jc w:val="left"/>
+              <w:rPr>
+                <w:color w:val="000000"/>
+              </w:rPr>
+            </w:pPr>
+            <w:r>
+              <w:rPr>
+                <w:color w:val="000000"/>
+              </w:rPr>
+              <w:t>ru.txt</w:t>
+            </w:r>
+          </w:p>
+        </w:tc>
+        <w:tc>
+          <w:tcPr>
+            <w:tcW w:w="1900" w:type="dxa"/>
+            <w:tcBorders>
+              <w:top w:val="single" w:sz="4" w:space="0" w:color="44B3E1"/>
+              <w:left w:val="nil"/>
+              <w:bottom w:val="single" w:sz="4" w:space="0" w:color="44B3E1"/>
+              <w:right w:val="nil"/>
+            </w:tcBorders>
+            <w:shd w:val="clear" w:color="C0E6F5" w:fill="C0E6F5"/>
+            <w:noWrap/>
+            <w:vAlign w:val="bottom"/>
+            <w:hideMark/>
+          </w:tcPr>
+          <w:p>
+            <w:pPr>
+              <w:spacing w:line="240" w:lineRule="auto"/>
+              <w:ind w:firstLine="0"/>
+              <w:jc w:val="right"/>
+              <w:rPr>
+                <w:color w:val="000000"/>
+              </w:rPr>
+            </w:pPr>
+            <w:r>
+              <w:rPr>
+                <w:color w:val="000000"/>
+              </w:rPr>
+              <w:t>0.992165</w:t>
+            </w:r>
+          </w:p>
+        </w:tc>
+        <w:tc>
+          <w:tcPr>
+            <w:tcW w:w="3260" w:type="dxa"/>
+            <w:tcBorders>
+              <w:top w:val="single" w:sz="4" w:space="0" w:color="44B3E1"/>
+              <w:left w:val="nil"/>
+              <w:bottom w:val="single" w:sz="4" w:space="0" w:color="44B3E1"/>
+              <w:right w:val="single" w:sz="4" w:space="0" w:color="44B3E1"/>
+            </w:tcBorders>
+            <w:shd w:val="clear" w:color="C0E6F5" w:fill="C0E6F5"/>
+            <w:noWrap/>
+            <w:vAlign w:val="bottom"/>
+            <w:hideMark/>
+          </w:tcPr>
+          <w:p>
+            <w:pPr>
+              <w:spacing w:line="240" w:lineRule="auto"/>
+              <w:ind w:firstLine="0"/>
+              <w:jc w:val="left"/>
+              <w:rPr>
+                <w:color w:val="000000"/>
+              </w:rPr>
+            </w:pPr>
+            <w:r>
+              <w:rPr>
+                <w:color w:val="000000"/>
+              </w:rPr>
+              <w:t>RLE</w:t>
+            </w:r>
+          </w:p>
+        </w:tc>
+      </w:tr>
+      <w:tr>
+        <w:trPr>
+          <w:trHeight w:val="375"/>
+          <w:jc w:val="center"/>
+        </w:trPr>
+        <w:tc>
+          <w:tcPr>
+            <w:tcW w:w="2180" w:type="dxa"/>
+            <w:tcBorders>
+              <w:top w:val="single" w:sz="4" w:space="0" w:color="44B3E1"/>
+              <w:left w:val="single" w:sz="4" w:space="0" w:color="44B3E1"/>
+              <w:bottom w:val="single" w:sz="4" w:space="0" w:color="44B3E1"/>
+              <w:right w:val="nil"/>
+            </w:tcBorders>
+            <w:shd w:val="clear" w:color="auto" w:fill="auto"/>
+            <w:noWrap/>
+            <w:vAlign w:val="bottom"/>
+            <w:hideMark/>
+          </w:tcPr>
+          <w:p>
+            <w:pPr>
+              <w:spacing w:line="240" w:lineRule="auto"/>
+              <w:ind w:firstLine="0"/>
+              <w:jc w:val="left"/>
+              <w:rPr>
+                <w:color w:val="000000"/>
+              </w:rPr>
+            </w:pPr>
+            <w:r>
+              <w:rPr>
+                <w:color w:val="000000"/>
+              </w:rPr>
+              <w:t>enwik7.txt</w:t>
+            </w:r>
+          </w:p>
+        </w:tc>
+        <w:tc>
+          <w:tcPr>
+            <w:tcW w:w="1900" w:type="dxa"/>
+            <w:tcBorders>
+              <w:top w:val="single" w:sz="4" w:space="0" w:color="44B3E1"/>
+              <w:left w:val="nil"/>
+              <w:bottom w:val="single" w:sz="4" w:space="0" w:color="44B3E1"/>
+              <w:right w:val="nil"/>
+            </w:tcBorders>
+            <w:shd w:val="clear" w:color="auto" w:fill="auto"/>
+            <w:noWrap/>
+            <w:vAlign w:val="bottom"/>
+            <w:hideMark/>
+          </w:tcPr>
+          <w:p>
+            <w:pPr>
+              <w:spacing w:line="240" w:lineRule="auto"/>
+              <w:ind w:firstLine="0"/>
+              <w:jc w:val="right"/>
+              <w:rPr>
+                <w:color w:val="000000"/>
+              </w:rPr>
+            </w:pPr>
+            <w:r>
+              <w:rPr>
+                <w:color w:val="000000"/>
+              </w:rPr>
+              <w:t>0.923712</w:t>
+            </w:r>
+          </w:p>
+        </w:tc>
+        <w:tc>
+          <w:tcPr>
+            <w:tcW w:w="3260" w:type="dxa"/>
+            <w:tcBorders>
+              <w:top w:val="single" w:sz="4" w:space="0" w:color="44B3E1"/>
+              <w:left w:val="nil"/>
+              <w:bottom w:val="single" w:sz="4" w:space="0" w:color="44B3E1"/>
+              <w:right w:val="single" w:sz="4" w:space="0" w:color="44B3E1"/>
+            </w:tcBorders>
+            <w:shd w:val="clear" w:color="auto" w:fill="auto"/>
+            <w:noWrap/>
+            <w:vAlign w:val="bottom"/>
+            <w:hideMark/>
+          </w:tcPr>
+          <w:p>
+            <w:pPr>
+              <w:spacing w:line="240" w:lineRule="auto"/>
+              <w:ind w:firstLine="0"/>
+              <w:jc w:val="left"/>
+              <w:rPr>
+                <w:color w:val="000000"/>
+              </w:rPr>
+            </w:pPr>
+            <w:r>
+              <w:rPr>
+                <w:color w:val="000000"/>
+              </w:rPr>
+              <w:t>RLE</w:t>
+            </w:r>
+          </w:p>
+        </w:tc>
+      </w:tr>
+      <w:tr>
+        <w:trPr>
+          <w:trHeight w:val="375"/>
+          <w:jc w:val="center"/>
+        </w:trPr>
+        <w:tc>
+          <w:tcPr>
+            <w:tcW w:w="2180" w:type="dxa"/>
+            <w:tcBorders>
+              <w:top w:val="single" w:sz="4" w:space="0" w:color="44B3E1"/>
+              <w:left w:val="single" w:sz="4" w:space="0" w:color="44B3E1"/>
+              <w:bottom w:val="single" w:sz="4" w:space="0" w:color="44B3E1"/>
+              <w:right w:val="nil"/>
+            </w:tcBorders>
+            <w:shd w:val="clear" w:color="C0E6F5" w:fill="C0E6F5"/>
+            <w:noWrap/>
+            <w:vAlign w:val="bottom"/>
+            <w:hideMark/>
+          </w:tcPr>
+          <w:p>
+            <w:pPr>
+              <w:spacing w:line="240" w:lineRule="auto"/>
+              <w:ind w:firstLine="0"/>
+              <w:jc w:val="left"/>
+              <w:rPr>
+                <w:color w:val="000000"/>
+              </w:rPr>
+            </w:pPr>
+            <w:r>
+              <w:rPr>
+                <w:color w:val="000000"/>
+              </w:rPr>
+              <w:t>helldivers2.exe</w:t>
+            </w:r>
+          </w:p>
+        </w:tc>
+        <w:tc>
+          <w:tcPr>
+            <w:tcW w:w="1900" w:type="dxa"/>
+            <w:tcBorders>
+              <w:top w:val="single" w:sz="4" w:space="0" w:color="44B3E1"/>
+              <w:left w:val="nil"/>
+              <w:bottom w:val="single" w:sz="4" w:space="0" w:color="44B3E1"/>
+              <w:right w:val="nil"/>
+            </w:tcBorders>
+            <w:shd w:val="clear" w:color="C0E6F5" w:fill="C0E6F5"/>
+            <w:noWrap/>
+            <w:vAlign w:val="bottom"/>
+            <w:hideMark/>
+          </w:tcPr>
+          <w:p>
+            <w:pPr>
+              <w:spacing w:line="240" w:lineRule="auto"/>
+              <w:ind w:firstLine="0"/>
+              <w:jc w:val="right"/>
+              <w:rPr>
+                <w:color w:val="000000"/>
+              </w:rPr>
+            </w:pPr>
+            <w:r>
+              <w:rPr>
+                <w:color w:val="000000"/>
+              </w:rPr>
+              <w:t>0.994049</w:t>
+            </w:r>
+          </w:p>
+        </w:tc>
+        <w:tc>
+          <w:tcPr>
+            <w:tcW w:w="3260" w:type="dxa"/>
+            <w:tcBorders>
+              <w:top w:val="single" w:sz="4" w:space="0" w:color="44B3E1"/>
+              <w:left w:val="nil"/>
+              <w:bottom w:val="single" w:sz="4" w:space="0" w:color="44B3E1"/>
+              <w:right w:val="single" w:sz="4" w:space="0" w:color="44B3E1"/>
+            </w:tcBorders>
+            <w:shd w:val="clear" w:color="C0E6F5" w:fill="C0E6F5"/>
+            <w:noWrap/>
+            <w:vAlign w:val="bottom"/>
+            <w:hideMark/>
+          </w:tcPr>
+          <w:p>
+            <w:pPr>
+              <w:spacing w:line="240" w:lineRule="auto"/>
+              <w:ind w:firstLine="0"/>
+              <w:jc w:val="left"/>
+              <w:rPr>
+                <w:color w:val="000000"/>
+              </w:rPr>
+            </w:pPr>
+            <w:r>
+              <w:rPr>
+                <w:color w:val="000000"/>
+              </w:rPr>
+              <w:t>RLE</w:t>
+            </w:r>
+          </w:p>
+        </w:tc>
+      </w:tr>
+      <w:tr>
+        <w:trPr>
+          <w:trHeight w:val="375"/>
+          <w:jc w:val="center"/>
+        </w:trPr>
+        <w:tc>
+          <w:tcPr>
+            <w:tcW w:w="2180" w:type="dxa"/>
+            <w:tcBorders>
+              <w:top w:val="single" w:sz="4" w:space="0" w:color="44B3E1"/>
+              <w:left w:val="single" w:sz="4" w:space="0" w:color="44B3E1"/>
+              <w:bottom w:val="single" w:sz="4" w:space="0" w:color="44B3E1"/>
+              <w:right w:val="nil"/>
+            </w:tcBorders>
+            <w:shd w:val="clear" w:color="auto" w:fill="auto"/>
+            <w:noWrap/>
+            <w:vAlign w:val="bottom"/>
+            <w:hideMark/>
+          </w:tcPr>
+          <w:p>
+            <w:pPr>
+              <w:spacing w:line="240" w:lineRule="auto"/>
+              <w:ind w:firstLine="0"/>
+              <w:jc w:val="left"/>
+              <w:rPr>
+                <w:color w:val="000000"/>
+              </w:rPr>
+            </w:pPr>
+            <w:r>
+              <w:rPr>
+                <w:color w:val="000000"/>
+              </w:rPr>
+              <w:t>color.bmp</w:t>
+            </w:r>
+          </w:p>
+        </w:tc>
+        <w:tc>
+          <w:tcPr>
+            <w:tcW w:w="1900" w:type="dxa"/>
+            <w:tcBorders>
+              <w:top w:val="single" w:sz="4" w:space="0" w:color="44B3E1"/>
+              <w:left w:val="nil"/>
+              <w:bottom w:val="single" w:sz="4" w:space="0" w:color="44B3E1"/>
+              <w:right w:val="nil"/>
+            </w:tcBorders>
+            <w:shd w:val="clear" w:color="auto" w:fill="auto"/>
+            <w:noWrap/>
+            <w:vAlign w:val="bottom"/>
+            <w:hideMark/>
+          </w:tcPr>
+          <w:p>
+            <w:pPr>
+              <w:spacing w:line="240" w:lineRule="auto"/>
+              <w:ind w:firstLine="0"/>
+              <w:jc w:val="right"/>
+              <w:rPr>
+                <w:color w:val="000000"/>
+              </w:rPr>
+            </w:pPr>
+            <w:r>
+              <w:rPr>
+                <w:color w:val="000000"/>
+              </w:rPr>
+              <w:t>1.22418</w:t>
+            </w:r>
+          </w:p>
+        </w:tc>
+        <w:tc>
+          <w:tcPr>
+            <w:tcW w:w="3260" w:type="dxa"/>
+            <w:tcBorders>
+              <w:top w:val="single" w:sz="4" w:space="0" w:color="44B3E1"/>
+              <w:left w:val="nil"/>
+              <w:bottom w:val="single" w:sz="4" w:space="0" w:color="44B3E1"/>
+              <w:right w:val="single" w:sz="4" w:space="0" w:color="44B3E1"/>
+            </w:tcBorders>
+            <w:shd w:val="clear" w:color="auto" w:fill="auto"/>
+            <w:noWrap/>
+            <w:vAlign w:val="bottom"/>
+            <w:hideMark/>
+          </w:tcPr>
+          <w:p>
+            <w:pPr>
+              <w:spacing w:line="240" w:lineRule="auto"/>
+              <w:ind w:firstLine="0"/>
+              <w:jc w:val="left"/>
+              <w:rPr>
+                <w:color w:val="000000"/>
+              </w:rPr>
+            </w:pPr>
+            <w:r>
+              <w:rPr>
+                <w:color w:val="000000"/>
+              </w:rPr>
+              <w:t>BWT + RLE</w:t>
+            </w:r>
+          </w:p>
+        </w:tc>
+      </w:tr>
+      <w:tr>
+        <w:trPr>
+          <w:trHeight w:val="375"/>
+          <w:jc w:val="center"/>
+        </w:trPr>
+        <w:tc>
+          <w:tcPr>
+            <w:tcW w:w="2180" w:type="dxa"/>
+            <w:tcBorders>
+              <w:top w:val="single" w:sz="4" w:space="0" w:color="44B3E1"/>
+              <w:left w:val="single" w:sz="4" w:space="0" w:color="44B3E1"/>
+              <w:bottom w:val="single" w:sz="4" w:space="0" w:color="44B3E1"/>
+              <w:right w:val="nil"/>
+            </w:tcBorders>
+            <w:shd w:val="clear" w:color="C0E6F5" w:fill="C0E6F5"/>
+            <w:noWrap/>
+            <w:vAlign w:val="bottom"/>
+            <w:hideMark/>
+          </w:tcPr>
+          <w:p>
+            <w:pPr>
+              <w:spacing w:line="240" w:lineRule="auto"/>
+              <w:ind w:firstLine="0"/>
+              <w:jc w:val="left"/>
+              <w:rPr>
+                <w:color w:val="000000"/>
+              </w:rPr>
+            </w:pPr>
+            <w:r>
+              <w:rPr>
+                <w:color w:val="000000"/>
+              </w:rPr>
+              <w:t>grey.bmp</w:t>
+            </w:r>
+          </w:p>
+        </w:tc>
+        <w:tc>
+          <w:tcPr>
+            <w:tcW w:w="1900" w:type="dxa"/>
+            <w:tcBorders>
+              <w:top w:val="single" w:sz="4" w:space="0" w:color="44B3E1"/>
+              <w:left w:val="nil"/>
+              <w:bottom w:val="single" w:sz="4" w:space="0" w:color="44B3E1"/>
+              <w:right w:val="nil"/>
+            </w:tcBorders>
+            <w:shd w:val="clear" w:color="C0E6F5" w:fill="C0E6F5"/>
+            <w:noWrap/>
+            <w:vAlign w:val="bottom"/>
+            <w:hideMark/>
+          </w:tcPr>
+          <w:p>
+            <w:pPr>
+              <w:spacing w:line="240" w:lineRule="auto"/>
+              <w:ind w:firstLine="0"/>
+              <w:jc w:val="right"/>
+              <w:rPr>
+                <w:color w:val="000000"/>
+              </w:rPr>
+            </w:pPr>
+            <w:r>
+              <w:rPr>
+                <w:color w:val="000000"/>
+              </w:rPr>
+              <w:t>1.84182</w:t>
+            </w:r>
+          </w:p>
+        </w:tc>
+        <w:tc>
+          <w:tcPr>
+            <w:tcW w:w="3260" w:type="dxa"/>
+            <w:tcBorders>
+              <w:top w:val="single" w:sz="4" w:space="0" w:color="44B3E1"/>
+              <w:left w:val="nil"/>
+              <w:bottom w:val="single" w:sz="4" w:space="0" w:color="44B3E1"/>
+              <w:right w:val="single" w:sz="4" w:space="0" w:color="44B3E1"/>
+            </w:tcBorders>
+            <w:shd w:val="clear" w:color="C0E6F5" w:fill="C0E6F5"/>
+            <w:noWrap/>
+            <w:vAlign w:val="bottom"/>
+            <w:hideMark/>
+          </w:tcPr>
+          <w:p>
+            <w:pPr>
+              <w:spacing w:line="240" w:lineRule="auto"/>
+              <w:ind w:firstLine="0"/>
+              <w:jc w:val="left"/>
+              <w:rPr>
+                <w:color w:val="000000"/>
+              </w:rPr>
+            </w:pPr>
+            <w:r>
+              <w:rPr>
+                <w:color w:val="000000"/>
+              </w:rPr>
+              <w:t>BWT + RLE</w:t>
+            </w:r>
+          </w:p>
+        </w:tc>
+      </w:tr>
+      <w:tr>
+        <w:trPr>
+          <w:trHeight w:val="375"/>
+          <w:jc w:val="center"/>
+        </w:trPr>
+        <w:tc>
+          <w:tcPr>
+            <w:tcW w:w="2180" w:type="dxa"/>
+            <w:tcBorders>
+              <w:top w:val="single" w:sz="4" w:space="0" w:color="44B3E1"/>
+              <w:left w:val="single" w:sz="4" w:space="0" w:color="44B3E1"/>
+              <w:bottom w:val="single" w:sz="4" w:space="0" w:color="44B3E1"/>
+              <w:right w:val="nil"/>
+            </w:tcBorders>
+            <w:shd w:val="clear" w:color="auto" w:fill="auto"/>
+            <w:noWrap/>
+            <w:vAlign w:val="bottom"/>
+            <w:hideMark/>
+          </w:tcPr>
+          <w:p>
+            <w:pPr>
+              <w:spacing w:line="240" w:lineRule="auto"/>
+              <w:ind w:firstLine="0"/>
+              <w:jc w:val="left"/>
+              <w:rPr>
+                <w:color w:val="000000"/>
+              </w:rPr>
+            </w:pPr>
+            <w:r>
+              <w:rPr>
+                <w:color w:val="000000"/>
+              </w:rPr>
+              <w:t>bw.bmp</w:t>
+            </w:r>
+          </w:p>
+        </w:tc>
+        <w:tc>
+          <w:tcPr>
+            <w:tcW w:w="1900" w:type="dxa"/>
+            <w:tcBorders>
+              <w:top w:val="single" w:sz="4" w:space="0" w:color="44B3E1"/>
+              <w:left w:val="nil"/>
+              <w:bottom w:val="single" w:sz="4" w:space="0" w:color="44B3E1"/>
+              <w:right w:val="nil"/>
+            </w:tcBorders>
+            <w:shd w:val="clear" w:color="auto" w:fill="auto"/>
+            <w:noWrap/>
+            <w:vAlign w:val="bottom"/>
+            <w:hideMark/>
+          </w:tcPr>
+          <w:p>
+            <w:pPr>
+              <w:spacing w:line="240" w:lineRule="auto"/>
+              <w:ind w:firstLine="0"/>
+              <w:jc w:val="right"/>
+              <w:rPr>
+                <w:color w:val="000000"/>
+              </w:rPr>
+            </w:pPr>
+            <w:r>
+              <w:rPr>
+                <w:color w:val="000000"/>
+              </w:rPr>
+              <w:t>18.5583</w:t>
+            </w:r>
+          </w:p>
+        </w:tc>
+        <w:tc>
+          <w:tcPr>
+            <w:tcW w:w="3260" w:type="dxa"/>
+            <w:tcBorders>
+              <w:top w:val="single" w:sz="4" w:space="0" w:color="44B3E1"/>
+              <w:left w:val="nil"/>
+              <w:bottom w:val="single" w:sz="4" w:space="0" w:color="44B3E1"/>
+              <w:right w:val="single" w:sz="4" w:space="0" w:color="44B3E1"/>
+            </w:tcBorders>
+            <w:shd w:val="clear" w:color="auto" w:fill="auto"/>
+            <w:noWrap/>
+            <w:vAlign w:val="bottom"/>
+            <w:hideMark/>
+          </w:tcPr>
+          <w:p>
+            <w:pPr>
+              <w:spacing w:line="240" w:lineRule="auto"/>
+              <w:ind w:firstLine="0"/>
+              <w:jc w:val="left"/>
+              <w:rPr>
+                <w:color w:val="000000"/>
+              </w:rPr>
+            </w:pPr>
+            <w:r>
+              <w:rPr>
+                <w:color w:val="000000"/>
+              </w:rPr>
+              <w:t>BWT + RLE</w:t>
+            </w:r>
+          </w:p>
+        </w:tc>
+      </w:tr>
+      <w:tr>
+        <w:trPr>
+          <w:trHeight w:val="375"/>
+          <w:jc w:val="center"/>
+        </w:trPr>
+        <w:tc>
+          <w:tcPr>
+            <w:tcW w:w="2180" w:type="dxa"/>
+            <w:tcBorders>
+              <w:top w:val="single" w:sz="4" w:space="0" w:color="44B3E1"/>
+              <w:left w:val="single" w:sz="4" w:space="0" w:color="44B3E1"/>
+              <w:bottom w:val="single" w:sz="4" w:space="0" w:color="44B3E1"/>
+              <w:right w:val="nil"/>
+            </w:tcBorders>
+            <w:shd w:val="clear" w:color="C0E6F5" w:fill="C0E6F5"/>
+            <w:noWrap/>
+            <w:vAlign w:val="bottom"/>
+            <w:hideMark/>
+          </w:tcPr>
+          <w:p>
+            <w:pPr>
+              <w:spacing w:line="240" w:lineRule="auto"/>
+              <w:ind w:firstLine="0"/>
+              <w:jc w:val="left"/>
+              <w:rPr>
+                <w:color w:val="000000"/>
+              </w:rPr>
+            </w:pPr>
+            <w:r>
+              <w:rPr>
+                <w:color w:val="000000"/>
+              </w:rPr>
+              <w:t>ru.txt</w:t>
+            </w:r>
+          </w:p>
+        </w:tc>
+        <w:tc>
+          <w:tcPr>
+            <w:tcW w:w="1900" w:type="dxa"/>
+            <w:tcBorders>
+              <w:top w:val="single" w:sz="4" w:space="0" w:color="44B3E1"/>
+              <w:left w:val="nil"/>
+              <w:bottom w:val="single" w:sz="4" w:space="0" w:color="44B3E1"/>
+              <w:right w:val="nil"/>
+            </w:tcBorders>
+            <w:shd w:val="clear" w:color="C0E6F5" w:fill="C0E6F5"/>
+            <w:noWrap/>
+            <w:vAlign w:val="bottom"/>
+            <w:hideMark/>
+          </w:tcPr>
+          <w:p>
+            <w:pPr>
+              <w:spacing w:line="240" w:lineRule="auto"/>
+              <w:ind w:firstLine="0"/>
+              <w:jc w:val="right"/>
+              <w:rPr>
+                <w:color w:val="000000"/>
+              </w:rPr>
+            </w:pPr>
+            <w:r>
+              <w:rPr>
+                <w:color w:val="000000"/>
+              </w:rPr>
+              <w:t>1.46783</w:t>
+            </w:r>
+          </w:p>
+        </w:tc>
+        <w:tc>
+          <w:tcPr>
+            <w:tcW w:w="3260" w:type="dxa"/>
+            <w:tcBorders>
+              <w:top w:val="single" w:sz="4" w:space="0" w:color="44B3E1"/>
+              <w:left w:val="nil"/>
+              <w:bottom w:val="single" w:sz="4" w:space="0" w:color="44B3E1"/>
+              <w:right w:val="single" w:sz="4" w:space="0" w:color="44B3E1"/>
+            </w:tcBorders>
+            <w:shd w:val="clear" w:color="C0E6F5" w:fill="C0E6F5"/>
+            <w:noWrap/>
+            <w:vAlign w:val="bottom"/>
+            <w:hideMark/>
+          </w:tcPr>
+          <w:p>
+            <w:pPr>
+              <w:spacing w:line="240" w:lineRule="auto"/>
+              <w:ind w:firstLine="0"/>
+              <w:jc w:val="left"/>
+              <w:rPr>
+                <w:color w:val="000000"/>
+              </w:rPr>
+            </w:pPr>
+            <w:r>
+              <w:rPr>
+                <w:color w:val="000000"/>
+              </w:rPr>
+              <w:t>BWT + RLE</w:t>
+            </w:r>
+          </w:p>
+        </w:tc>
+      </w:tr>
+      <w:tr>
+        <w:trPr>
+          <w:trHeight w:val="375"/>
+          <w:jc w:val="center"/>
+        </w:trPr>
+        <w:tc>
+          <w:tcPr>
+            <w:tcW w:w="2180" w:type="dxa"/>
+            <w:tcBorders>
+              <w:top w:val="single" w:sz="4" w:space="0" w:color="44B3E1"/>
+              <w:left w:val="single" w:sz="4" w:space="0" w:color="44B3E1"/>
+              <w:bottom w:val="single" w:sz="4" w:space="0" w:color="44B3E1"/>
+              <w:right w:val="nil"/>
+            </w:tcBorders>
+            <w:shd w:val="clear" w:color="auto" w:fill="auto"/>
+            <w:noWrap/>
+            <w:vAlign w:val="bottom"/>
+            <w:hideMark/>
+          </w:tcPr>
+          <w:p>
+            <w:pPr>
+              <w:spacing w:line="240" w:lineRule="auto"/>
+              <w:ind w:firstLine="0"/>
+              <w:jc w:val="left"/>
+              <w:rPr>
+                <w:color w:val="000000"/>
+              </w:rPr>
+            </w:pPr>
+            <w:r>
+              <w:rPr>
+                <w:color w:val="000000"/>
+              </w:rPr>
+              <w:t>enwik7.txt</w:t>
+            </w:r>
+          </w:p>
+        </w:tc>
+        <w:tc>
+          <w:tcPr>
+            <w:tcW w:w="1900" w:type="dxa"/>
+            <w:tcBorders>
+              <w:top w:val="single" w:sz="4" w:space="0" w:color="44B3E1"/>
+              <w:left w:val="nil"/>
+              <w:bottom w:val="single" w:sz="4" w:space="0" w:color="44B3E1"/>
+              <w:right w:val="nil"/>
+            </w:tcBorders>
+            <w:shd w:val="clear" w:color="auto" w:fill="auto"/>
+            <w:noWrap/>
+            <w:vAlign w:val="bottom"/>
+            <w:hideMark/>
+          </w:tcPr>
+          <w:p>
+            <w:pPr>
+              <w:spacing w:line="240" w:lineRule="auto"/>
+              <w:ind w:firstLine="0"/>
+              <w:jc w:val="right"/>
+              <w:rPr>
+                <w:color w:val="000000"/>
+              </w:rPr>
+            </w:pPr>
+            <w:r>
+              <w:rPr>
+                <w:color w:val="000000"/>
+              </w:rPr>
+              <w:t>0.881342</w:t>
+            </w:r>
+          </w:p>
+        </w:tc>
+        <w:tc>
+          <w:tcPr>
+            <w:tcW w:w="3260" w:type="dxa"/>
+            <w:tcBorders>
+              <w:top w:val="single" w:sz="4" w:space="0" w:color="44B3E1"/>
+              <w:left w:val="nil"/>
+              <w:bottom w:val="single" w:sz="4" w:space="0" w:color="44B3E1"/>
+              <w:right w:val="single" w:sz="4" w:space="0" w:color="44B3E1"/>
+            </w:tcBorders>
+            <w:shd w:val="clear" w:color="auto" w:fill="auto"/>
+            <w:noWrap/>
+            <w:vAlign w:val="bottom"/>
+            <w:hideMark/>
+          </w:tcPr>
+          <w:p>
+            <w:pPr>
+              <w:spacing w:line="240" w:lineRule="auto"/>
+              <w:ind w:firstLine="0"/>
+              <w:jc w:val="left"/>
+              <w:rPr>
+                <w:color w:val="000000"/>
+              </w:rPr>
+            </w:pPr>
+            <w:r>
+              <w:rPr>
+                <w:color w:val="000000"/>
+              </w:rPr>
+              <w:t>BWT + RLE</w:t>
+            </w:r>
+          </w:p>
+        </w:tc>
+      </w:tr>
+      <w:tr>
+        <w:trPr>
+          <w:trHeight w:val="375"/>
+          <w:jc w:val="center"/>
+        </w:trPr>
+        <w:tc>
+          <w:tcPr>
+            <w:tcW w:w="2180" w:type="dxa"/>
+            <w:tcBorders>
+              <w:top w:val="single" w:sz="4" w:space="0" w:color="44B3E1"/>
+              <w:left w:val="single" w:sz="4" w:space="0" w:color="44B3E1"/>
+              <w:bottom w:val="single" w:sz="4" w:space="0" w:color="44B3E1"/>
+              <w:right w:val="nil"/>
+            </w:tcBorders>
+            <w:shd w:val="clear" w:color="C0E6F5" w:fill="C0E6F5"/>
+            <w:noWrap/>
+            <w:vAlign w:val="bottom"/>
+            <w:hideMark/>
+          </w:tcPr>
+          <w:p>
+            <w:pPr>
+              <w:spacing w:line="240" w:lineRule="auto"/>
+              <w:ind w:firstLine="0"/>
+              <w:jc w:val="left"/>
+              <w:rPr>
+                <w:color w:val="000000"/>
+              </w:rPr>
+            </w:pPr>
+            <w:r>
+              <w:rPr>
+                <w:color w:val="000000"/>
+              </w:rPr>
+              <w:t>helldivers2.exe</w:t>
+            </w:r>
+          </w:p>
+        </w:tc>
+        <w:tc>
+          <w:tcPr>
+            <w:tcW w:w="1900" w:type="dxa"/>
+            <w:tcBorders>
+              <w:top w:val="single" w:sz="4" w:space="0" w:color="44B3E1"/>
+              <w:left w:val="nil"/>
+              <w:bottom w:val="single" w:sz="4" w:space="0" w:color="44B3E1"/>
+              <w:right w:val="nil"/>
+            </w:tcBorders>
+            <w:shd w:val="clear" w:color="C0E6F5" w:fill="C0E6F5"/>
+            <w:noWrap/>
+            <w:vAlign w:val="bottom"/>
+            <w:hideMark/>
+          </w:tcPr>
+          <w:p>
+            <w:pPr>
+              <w:spacing w:line="240" w:lineRule="auto"/>
+              <w:ind w:firstLine="0"/>
+              <w:jc w:val="right"/>
+              <w:rPr>
+                <w:color w:val="000000"/>
+              </w:rPr>
+            </w:pPr>
+            <w:r>
+              <w:rPr>
+                <w:color w:val="000000"/>
+              </w:rPr>
+              <w:t>0.971198</w:t>
+            </w:r>
+          </w:p>
+        </w:tc>
+        <w:tc>
+          <w:tcPr>
+            <w:tcW w:w="3260" w:type="dxa"/>
+            <w:tcBorders>
+              <w:top w:val="single" w:sz="4" w:space="0" w:color="44B3E1"/>
+              <w:left w:val="nil"/>
+              <w:bottom w:val="single" w:sz="4" w:space="0" w:color="44B3E1"/>
+              <w:right w:val="single" w:sz="4" w:space="0" w:color="44B3E1"/>
+            </w:tcBorders>
+            <w:shd w:val="clear" w:color="C0E6F5" w:fill="C0E6F5"/>
+            <w:noWrap/>
+            <w:vAlign w:val="bottom"/>
+            <w:hideMark/>
+          </w:tcPr>
+          <w:p>
+            <w:pPr>
+              <w:spacing w:line="240" w:lineRule="auto"/>
+              <w:ind w:firstLine="0"/>
+              <w:jc w:val="left"/>
+              <w:rPr>
+                <w:color w:val="000000"/>
+              </w:rPr>
+            </w:pPr>
+            <w:r>
+              <w:rPr>
+                <w:color w:val="000000"/>
+              </w:rPr>
+              <w:t>BWT + RLE</w:t>
+            </w:r>
+          </w:p>
+        </w:tc>
+      </w:tr>
+      <w:tr>
+        <w:trPr>
+          <w:trHeight w:val="375"/>
+          <w:jc w:val="center"/>
+        </w:trPr>
+        <w:tc>
+          <w:tcPr>
+            <w:tcW w:w="2180" w:type="dxa"/>
+            <w:tcBorders>
+              <w:top w:val="single" w:sz="4" w:space="0" w:color="44B3E1"/>
+              <w:left w:val="single" w:sz="4" w:space="0" w:color="44B3E1"/>
+              <w:bottom w:val="single" w:sz="4" w:space="0" w:color="44B3E1"/>
+              <w:right w:val="nil"/>
+            </w:tcBorders>
+            <w:shd w:val="clear" w:color="auto" w:fill="auto"/>
+            <w:noWrap/>
+            <w:vAlign w:val="bottom"/>
+            <w:hideMark/>
+          </w:tcPr>
+          <w:p>
+            <w:pPr>
+              <w:spacing w:line="240" w:lineRule="auto"/>
+              <w:ind w:firstLine="0"/>
+              <w:jc w:val="left"/>
+              <w:rPr>
+                <w:color w:val="000000"/>
+              </w:rPr>
+            </w:pPr>
+            <w:r>
+              <w:rPr>
+                <w:color w:val="000000"/>
+              </w:rPr>
+              <w:t>color.bmp</w:t>
+            </w:r>
+          </w:p>
+        </w:tc>
+        <w:tc>
+          <w:tcPr>
+            <w:tcW w:w="1900" w:type="dxa"/>
+            <w:tcBorders>
+              <w:top w:val="single" w:sz="4" w:space="0" w:color="44B3E1"/>
+              <w:left w:val="nil"/>
+              <w:bottom w:val="single" w:sz="4" w:space="0" w:color="44B3E1"/>
+              <w:right w:val="nil"/>
+            </w:tcBorders>
+            <w:shd w:val="clear" w:color="auto" w:fill="auto"/>
+            <w:noWrap/>
+            <w:vAlign w:val="bottom"/>
+            <w:hideMark/>
+          </w:tcPr>
+          <w:p>
+            <w:pPr>
+              <w:spacing w:line="240" w:lineRule="auto"/>
+              <w:ind w:firstLine="0"/>
+              <w:jc w:val="right"/>
+              <w:rPr>
+                <w:color w:val="000000"/>
+              </w:rPr>
+            </w:pPr>
+            <w:r>
+              <w:rPr>
+                <w:color w:val="000000"/>
+              </w:rPr>
+              <w:t>1.85046</w:t>
+            </w:r>
+          </w:p>
+        </w:tc>
+        <w:tc>
+          <w:tcPr>
+            <w:tcW w:w="3260" w:type="dxa"/>
+            <w:tcBorders>
+              <w:top w:val="single" w:sz="4" w:space="0" w:color="44B3E1"/>
+              <w:left w:val="nil"/>
+              <w:bottom w:val="single" w:sz="4" w:space="0" w:color="44B3E1"/>
+              <w:right w:val="single" w:sz="4" w:space="0" w:color="44B3E1"/>
+            </w:tcBorders>
+            <w:shd w:val="clear" w:color="auto" w:fill="auto"/>
+            <w:noWrap/>
+            <w:vAlign w:val="bottom"/>
+            <w:hideMark/>
+          </w:tcPr>
+          <w:p>
+            <w:pPr>
+              <w:spacing w:line="240" w:lineRule="auto"/>
+              <w:ind w:firstLine="0"/>
+              <w:jc w:val="left"/>
+              <w:rPr>
+                <w:color w:val="000000"/>
+              </w:rPr>
+            </w:pPr>
+            <w:r>
+              <w:rPr>
+                <w:color w:val="000000"/>
+              </w:rPr>
+              <w:t>BWT + MTF + HA</w:t>
+            </w:r>
+          </w:p>
+        </w:tc>
+      </w:tr>
+      <w:tr>
+        <w:trPr>
+          <w:trHeight w:val="375"/>
+          <w:jc w:val="center"/>
+        </w:trPr>
+        <w:tc>
+          <w:tcPr>
+            <w:tcW w:w="2180" w:type="dxa"/>
+            <w:tcBorders>
+              <w:top w:val="single" w:sz="4" w:space="0" w:color="44B3E1"/>
+              <w:left w:val="single" w:sz="4" w:space="0" w:color="44B3E1"/>
+              <w:bottom w:val="single" w:sz="4" w:space="0" w:color="44B3E1"/>
+              <w:right w:val="nil"/>
+            </w:tcBorders>
+            <w:shd w:val="clear" w:color="C0E6F5" w:fill="C0E6F5"/>
+            <w:noWrap/>
+            <w:vAlign w:val="bottom"/>
+            <w:hideMark/>
+          </w:tcPr>
+          <w:p>
+            <w:pPr>
+              <w:spacing w:line="240" w:lineRule="auto"/>
+              <w:ind w:firstLine="0"/>
+              <w:jc w:val="left"/>
+              <w:rPr>
+                <w:color w:val="000000"/>
+              </w:rPr>
+            </w:pPr>
+            <w:r>
+              <w:rPr>
+                <w:color w:val="000000"/>
+              </w:rPr>
+              <w:t>grey.bmp</w:t>
+            </w:r>
+          </w:p>
+        </w:tc>
+        <w:tc>
+          <w:tcPr>
+            <w:tcW w:w="1900" w:type="dxa"/>
+            <w:tcBorders>
+              <w:top w:val="single" w:sz="4" w:space="0" w:color="44B3E1"/>
+              <w:left w:val="nil"/>
+              <w:bottom w:val="single" w:sz="4" w:space="0" w:color="44B3E1"/>
+              <w:right w:val="nil"/>
+            </w:tcBorders>
+            <w:shd w:val="clear" w:color="C0E6F5" w:fill="C0E6F5"/>
+            <w:noWrap/>
+            <w:vAlign w:val="bottom"/>
+            <w:hideMark/>
+          </w:tcPr>
+          <w:p>
+            <w:pPr>
+              <w:spacing w:line="240" w:lineRule="auto"/>
+              <w:ind w:firstLine="0"/>
+              <w:jc w:val="right"/>
+              <w:rPr>
+                <w:color w:val="000000"/>
+              </w:rPr>
+            </w:pPr>
+            <w:r>
+              <w:rPr>
+                <w:color w:val="000000"/>
+              </w:rPr>
+              <w:t>3.13325</w:t>
+            </w:r>
+          </w:p>
+        </w:tc>
+        <w:tc>
+          <w:tcPr>
+            <w:tcW w:w="3260" w:type="dxa"/>
+            <w:tcBorders>
+              <w:top w:val="single" w:sz="4" w:space="0" w:color="44B3E1"/>
+              <w:left w:val="nil"/>
+              <w:bottom w:val="single" w:sz="4" w:space="0" w:color="44B3E1"/>
+              <w:right w:val="single" w:sz="4" w:space="0" w:color="44B3E1"/>
+            </w:tcBorders>
+            <w:shd w:val="clear" w:color="C0E6F5" w:fill="C0E6F5"/>
+            <w:noWrap/>
+            <w:vAlign w:val="bottom"/>
+            <w:hideMark/>
+          </w:tcPr>
+          <w:p>
+            <w:pPr>
+              <w:spacing w:line="240" w:lineRule="auto"/>
+              <w:ind w:firstLine="0"/>
+              <w:jc w:val="left"/>
+              <w:rPr>
+                <w:color w:val="000000"/>
+              </w:rPr>
+            </w:pPr>
+            <w:r>
+              <w:rPr>
+                <w:color w:val="000000"/>
+              </w:rPr>
+              <w:t>BWT + MTF + HA</w:t>
+            </w:r>
+          </w:p>
+        </w:tc>
+      </w:tr>
+      <w:tr>
+        <w:trPr>
+          <w:trHeight w:val="375"/>
+          <w:jc w:val="center"/>
+        </w:trPr>
+        <w:tc>
+          <w:tcPr>
+            <w:tcW w:w="2180" w:type="dxa"/>
+            <w:tcBorders>
+              <w:top w:val="single" w:sz="4" w:space="0" w:color="44B3E1"/>
+              <w:left w:val="single" w:sz="4" w:space="0" w:color="44B3E1"/>
+              <w:bottom w:val="single" w:sz="4" w:space="0" w:color="44B3E1"/>
+              <w:right w:val="nil"/>
+            </w:tcBorders>
+            <w:shd w:val="clear" w:color="auto" w:fill="auto"/>
+            <w:noWrap/>
+            <w:vAlign w:val="bottom"/>
+            <w:hideMark/>
+          </w:tcPr>
+          <w:p>
+            <w:pPr>
+              <w:spacing w:line="240" w:lineRule="auto"/>
+              <w:ind w:firstLine="0"/>
+              <w:jc w:val="left"/>
+              <w:rPr>
+                <w:color w:val="000000"/>
+              </w:rPr>
+            </w:pPr>
+            <w:r>
+              <w:rPr>
+                <w:color w:val="000000"/>
+              </w:rPr>
+              <w:t>bw.bmp</w:t>
+            </w:r>
+          </w:p>
+        </w:tc>
+        <w:tc>
+          <w:tcPr>
+            <w:tcW w:w="1900" w:type="dxa"/>
+            <w:tcBorders>
+              <w:top w:val="single" w:sz="4" w:space="0" w:color="44B3E1"/>
+              <w:left w:val="nil"/>
+              <w:bottom w:val="single" w:sz="4" w:space="0" w:color="44B3E1"/>
+              <w:right w:val="nil"/>
+            </w:tcBorders>
+            <w:shd w:val="clear" w:color="auto" w:fill="auto"/>
+            <w:noWrap/>
+            <w:vAlign w:val="bottom"/>
+            <w:hideMark/>
+          </w:tcPr>
+          <w:p>
+            <w:pPr>
+              <w:spacing w:line="240" w:lineRule="auto"/>
+              <w:ind w:firstLine="0"/>
+              <w:jc w:val="right"/>
+              <w:rPr>
+                <w:color w:val="000000"/>
+              </w:rPr>
+            </w:pPr>
+            <w:r>
+              <w:rPr>
+                <w:color w:val="000000"/>
+              </w:rPr>
+              <w:t>7.47499</w:t>
+            </w:r>
+          </w:p>
+        </w:tc>
+        <w:tc>
+          <w:tcPr>
+            <w:tcW w:w="3260" w:type="dxa"/>
+            <w:tcBorders>
+              <w:top w:val="single" w:sz="4" w:space="0" w:color="44B3E1"/>
+              <w:left w:val="nil"/>
+              <w:bottom w:val="single" w:sz="4" w:space="0" w:color="44B3E1"/>
+              <w:right w:val="single" w:sz="4" w:space="0" w:color="44B3E1"/>
+            </w:tcBorders>
+            <w:shd w:val="clear" w:color="auto" w:fill="auto"/>
+            <w:noWrap/>
+            <w:vAlign w:val="bottom"/>
+            <w:hideMark/>
+          </w:tcPr>
+          <w:p>
+            <w:pPr>
+              <w:spacing w:line="240" w:lineRule="auto"/>
+              <w:ind w:firstLine="0"/>
+              <w:jc w:val="left"/>
+              <w:rPr>
+                <w:color w:val="000000"/>
+              </w:rPr>
+            </w:pPr>
+            <w:r>
+              <w:rPr>
+                <w:color w:val="000000"/>
+              </w:rPr>
+              <w:t>BWT + MTF + HA</w:t>
+            </w:r>
+          </w:p>
+        </w:tc>
+      </w:tr>
+      <w:tr>
+        <w:trPr>
+          <w:trHeight w:val="375"/>
+          <w:jc w:val="center"/>
+        </w:trPr>
+        <w:tc>
+          <w:tcPr>
+            <w:tcW w:w="2180" w:type="dxa"/>
+            <w:tcBorders>
+              <w:top w:val="single" w:sz="4" w:space="0" w:color="44B3E1"/>
+              <w:left w:val="single" w:sz="4" w:space="0" w:color="44B3E1"/>
+              <w:bottom w:val="single" w:sz="4" w:space="0" w:color="44B3E1"/>
+              <w:right w:val="nil"/>
+            </w:tcBorders>
+            <w:shd w:val="clear" w:color="C0E6F5" w:fill="C0E6F5"/>
+            <w:noWrap/>
+            <w:vAlign w:val="bottom"/>
+            <w:hideMark/>
+          </w:tcPr>
+          <w:p>
+            <w:pPr>
+              <w:spacing w:line="240" w:lineRule="auto"/>
+              <w:ind w:firstLine="0"/>
+              <w:jc w:val="left"/>
+              <w:rPr>
+                <w:color w:val="000000"/>
+              </w:rPr>
+            </w:pPr>
+            <w:r>
+              <w:rPr>
+                <w:color w:val="000000"/>
+              </w:rPr>
+              <w:t>ru.txt</w:t>
+            </w:r>
+          </w:p>
+        </w:tc>
+        <w:tc>
+          <w:tcPr>
+            <w:tcW w:w="1900" w:type="dxa"/>
+            <w:tcBorders>
+              <w:top w:val="single" w:sz="4" w:space="0" w:color="44B3E1"/>
+              <w:left w:val="nil"/>
+              <w:bottom w:val="single" w:sz="4" w:space="0" w:color="44B3E1"/>
+              <w:right w:val="nil"/>
+            </w:tcBorders>
+            <w:shd w:val="clear" w:color="C0E6F5" w:fill="C0E6F5"/>
+            <w:noWrap/>
+            <w:vAlign w:val="bottom"/>
+            <w:hideMark/>
+          </w:tcPr>
+          <w:p>
+            <w:pPr>
+              <w:spacing w:line="240" w:lineRule="auto"/>
+              <w:ind w:firstLine="0"/>
+              <w:jc w:val="right"/>
+              <w:rPr>
+                <w:color w:val="000000"/>
+              </w:rPr>
+            </w:pPr>
+            <w:r>
+              <w:rPr>
+                <w:color w:val="000000"/>
+              </w:rPr>
+              <w:t>2.21556</w:t>
+            </w:r>
+          </w:p>
+        </w:tc>
+        <w:tc>
+          <w:tcPr>
+            <w:tcW w:w="3260" w:type="dxa"/>
+            <w:tcBorders>
+              <w:top w:val="single" w:sz="4" w:space="0" w:color="44B3E1"/>
+              <w:left w:val="nil"/>
+              <w:bottom w:val="single" w:sz="4" w:space="0" w:color="44B3E1"/>
+              <w:right w:val="single" w:sz="4" w:space="0" w:color="44B3E1"/>
+            </w:tcBorders>
+            <w:shd w:val="clear" w:color="C0E6F5" w:fill="C0E6F5"/>
+            <w:noWrap/>
+            <w:vAlign w:val="bottom"/>
+            <w:hideMark/>
+          </w:tcPr>
+          <w:p>
+            <w:pPr>
+              <w:spacing w:line="240" w:lineRule="auto"/>
+              <w:ind w:firstLine="0"/>
+              <w:jc w:val="left"/>
+              <w:rPr>
+                <w:color w:val="000000"/>
+              </w:rPr>
+            </w:pPr>
+            <w:r>
+              <w:rPr>
+                <w:color w:val="000000"/>
+              </w:rPr>
+              <w:t>BWT + MTF + HA</w:t>
+            </w:r>
+          </w:p>
+        </w:tc>
+      </w:tr>
+      <w:tr>
+        <w:trPr>
+          <w:trHeight w:val="375"/>
+          <w:jc w:val="center"/>
+        </w:trPr>
+        <w:tc>
+          <w:tcPr>
+            <w:tcW w:w="2180" w:type="dxa"/>
+            <w:tcBorders>
+              <w:top w:val="single" w:sz="4" w:space="0" w:color="44B3E1"/>
+              <w:left w:val="single" w:sz="4" w:space="0" w:color="44B3E1"/>
+              <w:bottom w:val="single" w:sz="4" w:space="0" w:color="44B3E1"/>
+              <w:right w:val="nil"/>
+            </w:tcBorders>
+            <w:shd w:val="clear" w:color="auto" w:fill="auto"/>
+            <w:noWrap/>
+            <w:vAlign w:val="bottom"/>
+            <w:hideMark/>
+          </w:tcPr>
+          <w:p>
+            <w:pPr>
+              <w:spacing w:line="240" w:lineRule="auto"/>
+              <w:ind w:firstLine="0"/>
+              <w:jc w:val="left"/>
+              <w:rPr>
+                <w:color w:val="000000"/>
+              </w:rPr>
+            </w:pPr>
+            <w:r>
+              <w:rPr>
+                <w:color w:val="000000"/>
+              </w:rPr>
+              <w:lastRenderedPageBreak/>
+              <w:t>enwik7.txt</w:t>
+            </w:r>
+          </w:p>
+        </w:tc>
+        <w:tc>
+          <w:tcPr>
+            <w:tcW w:w="1900" w:type="dxa"/>
+            <w:tcBorders>
+              <w:top w:val="single" w:sz="4" w:space="0" w:color="44B3E1"/>
+              <w:left w:val="nil"/>
+              <w:bottom w:val="single" w:sz="4" w:space="0" w:color="44B3E1"/>
+              <w:right w:val="nil"/>
+            </w:tcBorders>
+            <w:shd w:val="clear" w:color="auto" w:fill="auto"/>
+            <w:noWrap/>
+            <w:vAlign w:val="bottom"/>
+            <w:hideMark/>
+          </w:tcPr>
+          <w:p>
+            <w:pPr>
+              <w:spacing w:line="240" w:lineRule="auto"/>
+              <w:ind w:firstLine="0"/>
+              <w:jc w:val="right"/>
+              <w:rPr>
+                <w:color w:val="000000"/>
+              </w:rPr>
+            </w:pPr>
+            <w:r>
+              <w:rPr>
+                <w:color w:val="000000"/>
+              </w:rPr>
+              <w:t>1.64244</w:t>
+            </w:r>
+          </w:p>
+        </w:tc>
+        <w:tc>
+          <w:tcPr>
+            <w:tcW w:w="3260" w:type="dxa"/>
+            <w:tcBorders>
+              <w:top w:val="single" w:sz="4" w:space="0" w:color="44B3E1"/>
+              <w:left w:val="nil"/>
+              <w:bottom w:val="single" w:sz="4" w:space="0" w:color="44B3E1"/>
+              <w:right w:val="single" w:sz="4" w:space="0" w:color="44B3E1"/>
+            </w:tcBorders>
+            <w:shd w:val="clear" w:color="auto" w:fill="auto"/>
+            <w:noWrap/>
+            <w:vAlign w:val="bottom"/>
+            <w:hideMark/>
+          </w:tcPr>
+          <w:p>
+            <w:pPr>
+              <w:spacing w:line="240" w:lineRule="auto"/>
+              <w:ind w:firstLine="0"/>
+              <w:jc w:val="left"/>
+              <w:rPr>
+                <w:color w:val="000000"/>
+              </w:rPr>
+            </w:pPr>
+            <w:r>
+              <w:rPr>
+                <w:color w:val="000000"/>
+              </w:rPr>
+              <w:t>BWT + MTF + HA</w:t>
+            </w:r>
+          </w:p>
+        </w:tc>
+      </w:tr>
+      <w:tr>
+        <w:trPr>
+          <w:trHeight w:val="375"/>
+          <w:jc w:val="center"/>
+        </w:trPr>
+        <w:tc>
+          <w:tcPr>
+            <w:tcW w:w="2180" w:type="dxa"/>
+            <w:tcBorders>
+              <w:top w:val="single" w:sz="4" w:space="0" w:color="44B3E1"/>
+              <w:left w:val="single" w:sz="4" w:space="0" w:color="44B3E1"/>
+              <w:bottom w:val="single" w:sz="4" w:space="0" w:color="44B3E1"/>
+              <w:right w:val="nil"/>
+            </w:tcBorders>
+            <w:shd w:val="clear" w:color="C0E6F5" w:fill="C0E6F5"/>
+            <w:noWrap/>
+            <w:vAlign w:val="bottom"/>
+            <w:hideMark/>
+          </w:tcPr>
+          <w:p>
+            <w:pPr>
+              <w:spacing w:line="240" w:lineRule="auto"/>
+              <w:ind w:firstLine="0"/>
+              <w:jc w:val="left"/>
+              <w:rPr>
+                <w:color w:val="000000"/>
+              </w:rPr>
+            </w:pPr>
+            <w:r>
+              <w:rPr>
+                <w:color w:val="000000"/>
+              </w:rPr>
+              <w:t>helldivers2.exe</w:t>
+            </w:r>
+          </w:p>
+        </w:tc>
+        <w:tc>
+          <w:tcPr>
+            <w:tcW w:w="1900" w:type="dxa"/>
+            <w:tcBorders>
+              <w:top w:val="single" w:sz="4" w:space="0" w:color="44B3E1"/>
+              <w:left w:val="nil"/>
+              <w:bottom w:val="single" w:sz="4" w:space="0" w:color="44B3E1"/>
+              <w:right w:val="nil"/>
+            </w:tcBorders>
+            <w:shd w:val="clear" w:color="C0E6F5" w:fill="C0E6F5"/>
+            <w:noWrap/>
+            <w:vAlign w:val="bottom"/>
+            <w:hideMark/>
+          </w:tcPr>
+          <w:p>
+            <w:pPr>
+              <w:spacing w:line="240" w:lineRule="auto"/>
+              <w:ind w:firstLine="0"/>
+              <w:jc w:val="right"/>
+              <w:rPr>
+                <w:color w:val="000000"/>
+              </w:rPr>
+            </w:pPr>
+            <w:r>
+              <w:rPr>
+                <w:color w:val="000000"/>
+              </w:rPr>
+              <w:t>0.9787</w:t>
+            </w:r>
+          </w:p>
+        </w:tc>
+        <w:tc>
+          <w:tcPr>
+            <w:tcW w:w="3260" w:type="dxa"/>
+            <w:tcBorders>
+              <w:top w:val="single" w:sz="4" w:space="0" w:color="44B3E1"/>
+              <w:left w:val="nil"/>
+              <w:bottom w:val="single" w:sz="4" w:space="0" w:color="44B3E1"/>
+              <w:right w:val="single" w:sz="4" w:space="0" w:color="44B3E1"/>
+            </w:tcBorders>
+            <w:shd w:val="clear" w:color="C0E6F5" w:fill="C0E6F5"/>
+            <w:noWrap/>
+            <w:vAlign w:val="bottom"/>
+            <w:hideMark/>
+          </w:tcPr>
+          <w:p>
+            <w:pPr>
+              <w:spacing w:line="240" w:lineRule="auto"/>
+              <w:ind w:firstLine="0"/>
+              <w:jc w:val="left"/>
+              <w:rPr>
+                <w:color w:val="000000"/>
+              </w:rPr>
+            </w:pPr>
+            <w:r>
+              <w:rPr>
+                <w:color w:val="000000"/>
+              </w:rPr>
+              <w:t>BWT + MTF + HA</w:t>
+            </w:r>
+          </w:p>
+        </w:tc>
+      </w:tr>
+      <w:tr>
+        <w:trPr>
+          <w:trHeight w:val="375"/>
+          <w:jc w:val="center"/>
+        </w:trPr>
+        <w:tc>
+          <w:tcPr>
+            <w:tcW w:w="2180" w:type="dxa"/>
+            <w:tcBorders>
+              <w:top w:val="single" w:sz="4" w:space="0" w:color="44B3E1"/>
+              <w:left w:val="single" w:sz="4" w:space="0" w:color="44B3E1"/>
+              <w:bottom w:val="single" w:sz="4" w:space="0" w:color="44B3E1"/>
+              <w:right w:val="nil"/>
+            </w:tcBorders>
+            <w:shd w:val="clear" w:color="auto" w:fill="auto"/>
+            <w:noWrap/>
+            <w:vAlign w:val="bottom"/>
+            <w:hideMark/>
+          </w:tcPr>
+          <w:p>
+            <w:pPr>
+              <w:spacing w:line="240" w:lineRule="auto"/>
+              <w:ind w:firstLine="0"/>
+              <w:jc w:val="left"/>
+              <w:rPr>
+                <w:color w:val="000000"/>
+              </w:rPr>
+            </w:pPr>
+            <w:r>
+              <w:rPr>
+                <w:color w:val="000000"/>
+              </w:rPr>
+              <w:t>color.bmp</w:t>
+            </w:r>
+          </w:p>
+        </w:tc>
+        <w:tc>
+          <w:tcPr>
+            <w:tcW w:w="1900" w:type="dxa"/>
+            <w:tcBorders>
+              <w:top w:val="single" w:sz="4" w:space="0" w:color="44B3E1"/>
+              <w:left w:val="nil"/>
+              <w:bottom w:val="single" w:sz="4" w:space="0" w:color="44B3E1"/>
+              <w:right w:val="nil"/>
+            </w:tcBorders>
+            <w:shd w:val="clear" w:color="auto" w:fill="auto"/>
+            <w:noWrap/>
+            <w:vAlign w:val="bottom"/>
+            <w:hideMark/>
+          </w:tcPr>
+          <w:p>
+            <w:pPr>
+              <w:spacing w:line="240" w:lineRule="auto"/>
+              <w:ind w:firstLine="0"/>
+              <w:jc w:val="right"/>
+              <w:rPr>
+                <w:color w:val="000000"/>
+              </w:rPr>
+            </w:pPr>
+            <w:r>
+              <w:rPr>
+                <w:color w:val="000000"/>
+              </w:rPr>
+              <w:t>1.7121</w:t>
+            </w:r>
+          </w:p>
+        </w:tc>
+        <w:tc>
+          <w:tcPr>
+            <w:tcW w:w="3260" w:type="dxa"/>
+            <w:tcBorders>
+              <w:top w:val="single" w:sz="4" w:space="0" w:color="44B3E1"/>
+              <w:left w:val="nil"/>
+              <w:bottom w:val="single" w:sz="4" w:space="0" w:color="44B3E1"/>
+              <w:right w:val="single" w:sz="4" w:space="0" w:color="44B3E1"/>
+            </w:tcBorders>
+            <w:shd w:val="clear" w:color="auto" w:fill="auto"/>
+            <w:noWrap/>
+            <w:vAlign w:val="bottom"/>
+            <w:hideMark/>
+          </w:tcPr>
+          <w:p>
+            <w:pPr>
+              <w:spacing w:line="240" w:lineRule="auto"/>
+              <w:ind w:firstLine="0"/>
+              <w:jc w:val="left"/>
+              <w:rPr>
+                <w:color w:val="000000"/>
+              </w:rPr>
+            </w:pPr>
+            <w:r>
+              <w:rPr>
+                <w:color w:val="000000"/>
+              </w:rPr>
+              <w:t>BWT + MTF + RLE + HA</w:t>
+            </w:r>
+          </w:p>
+        </w:tc>
+      </w:tr>
+      <w:tr>
+        <w:trPr>
+          <w:trHeight w:val="375"/>
+          <w:jc w:val="center"/>
+        </w:trPr>
+        <w:tc>
+          <w:tcPr>
+            <w:tcW w:w="2180" w:type="dxa"/>
+            <w:tcBorders>
+              <w:top w:val="single" w:sz="4" w:space="0" w:color="44B3E1"/>
+              <w:left w:val="single" w:sz="4" w:space="0" w:color="44B3E1"/>
+              <w:bottom w:val="single" w:sz="4" w:space="0" w:color="44B3E1"/>
+              <w:right w:val="nil"/>
+            </w:tcBorders>
+            <w:shd w:val="clear" w:color="C0E6F5" w:fill="C0E6F5"/>
+            <w:noWrap/>
+            <w:vAlign w:val="bottom"/>
+            <w:hideMark/>
+          </w:tcPr>
+          <w:p>
+            <w:pPr>
+              <w:spacing w:line="240" w:lineRule="auto"/>
+              <w:ind w:firstLine="0"/>
+              <w:jc w:val="left"/>
+              <w:rPr>
+                <w:color w:val="000000"/>
+              </w:rPr>
+            </w:pPr>
+            <w:r>
+              <w:rPr>
+                <w:color w:val="000000"/>
+              </w:rPr>
+              <w:t>grey.bmp</w:t>
+            </w:r>
+          </w:p>
+        </w:tc>
+        <w:tc>
+          <w:tcPr>
+            <w:tcW w:w="1900" w:type="dxa"/>
+            <w:tcBorders>
+              <w:top w:val="single" w:sz="4" w:space="0" w:color="44B3E1"/>
+              <w:left w:val="nil"/>
+              <w:bottom w:val="single" w:sz="4" w:space="0" w:color="44B3E1"/>
+              <w:right w:val="nil"/>
+            </w:tcBorders>
+            <w:shd w:val="clear" w:color="C0E6F5" w:fill="C0E6F5"/>
+            <w:noWrap/>
+            <w:vAlign w:val="bottom"/>
+            <w:hideMark/>
+          </w:tcPr>
+          <w:p>
+            <w:pPr>
+              <w:spacing w:line="240" w:lineRule="auto"/>
+              <w:ind w:firstLine="0"/>
+              <w:jc w:val="right"/>
+              <w:rPr>
+                <w:color w:val="000000"/>
+              </w:rPr>
+            </w:pPr>
+            <w:r>
+              <w:rPr>
+                <w:color w:val="000000"/>
+              </w:rPr>
+              <w:t>2.84299</w:t>
+            </w:r>
+          </w:p>
+        </w:tc>
+        <w:tc>
+          <w:tcPr>
+            <w:tcW w:w="3260" w:type="dxa"/>
+            <w:tcBorders>
+              <w:top w:val="single" w:sz="4" w:space="0" w:color="44B3E1"/>
+              <w:left w:val="nil"/>
+              <w:bottom w:val="single" w:sz="4" w:space="0" w:color="44B3E1"/>
+              <w:right w:val="single" w:sz="4" w:space="0" w:color="44B3E1"/>
+            </w:tcBorders>
+            <w:shd w:val="clear" w:color="C0E6F5" w:fill="C0E6F5"/>
+            <w:noWrap/>
+            <w:vAlign w:val="bottom"/>
+            <w:hideMark/>
+          </w:tcPr>
+          <w:p>
+            <w:pPr>
+              <w:spacing w:line="240" w:lineRule="auto"/>
+              <w:ind w:firstLine="0"/>
+              <w:jc w:val="left"/>
+              <w:rPr>
+                <w:color w:val="000000"/>
+              </w:rPr>
+            </w:pPr>
+            <w:r>
+              <w:rPr>
+                <w:color w:val="000000"/>
+              </w:rPr>
+              <w:t>BWT + MTF + RLE + HA</w:t>
+            </w:r>
+          </w:p>
+        </w:tc>
+      </w:tr>
+      <w:tr>
+        <w:trPr>
+          <w:trHeight w:val="375"/>
+          <w:jc w:val="center"/>
+        </w:trPr>
+        <w:tc>
+          <w:tcPr>
+            <w:tcW w:w="2180" w:type="dxa"/>
+            <w:tcBorders>
+              <w:top w:val="single" w:sz="4" w:space="0" w:color="44B3E1"/>
+              <w:left w:val="single" w:sz="4" w:space="0" w:color="44B3E1"/>
+              <w:bottom w:val="single" w:sz="4" w:space="0" w:color="44B3E1"/>
+              <w:right w:val="nil"/>
+            </w:tcBorders>
+            <w:shd w:val="clear" w:color="auto" w:fill="auto"/>
+            <w:noWrap/>
+            <w:vAlign w:val="bottom"/>
+            <w:hideMark/>
+          </w:tcPr>
+          <w:p>
+            <w:pPr>
+              <w:spacing w:line="240" w:lineRule="auto"/>
+              <w:ind w:firstLine="0"/>
+              <w:jc w:val="left"/>
+              <w:rPr>
+                <w:color w:val="000000"/>
+              </w:rPr>
+            </w:pPr>
+            <w:r>
+              <w:rPr>
+                <w:color w:val="000000"/>
+              </w:rPr>
+              <w:t>bw.bmp</w:t>
+            </w:r>
+          </w:p>
+        </w:tc>
+        <w:tc>
+          <w:tcPr>
+            <w:tcW w:w="1900" w:type="dxa"/>
+            <w:tcBorders>
+              <w:top w:val="single" w:sz="4" w:space="0" w:color="44B3E1"/>
+              <w:left w:val="nil"/>
+              <w:bottom w:val="single" w:sz="4" w:space="0" w:color="44B3E1"/>
+              <w:right w:val="nil"/>
+            </w:tcBorders>
+            <w:shd w:val="clear" w:color="auto" w:fill="auto"/>
+            <w:noWrap/>
+            <w:vAlign w:val="bottom"/>
+            <w:hideMark/>
+          </w:tcPr>
+          <w:p>
+            <w:pPr>
+              <w:spacing w:line="240" w:lineRule="auto"/>
+              <w:ind w:firstLine="0"/>
+              <w:jc w:val="right"/>
+              <w:rPr>
+                <w:color w:val="000000"/>
+              </w:rPr>
+            </w:pPr>
+            <w:r>
+              <w:rPr>
+                <w:color w:val="000000"/>
+              </w:rPr>
+              <w:t>40.2269</w:t>
+            </w:r>
+          </w:p>
+        </w:tc>
+        <w:tc>
+          <w:tcPr>
+            <w:tcW w:w="3260" w:type="dxa"/>
+            <w:tcBorders>
+              <w:top w:val="single" w:sz="4" w:space="0" w:color="44B3E1"/>
+              <w:left w:val="nil"/>
+              <w:bottom w:val="single" w:sz="4" w:space="0" w:color="44B3E1"/>
+              <w:right w:val="single" w:sz="4" w:space="0" w:color="44B3E1"/>
+            </w:tcBorders>
+            <w:shd w:val="clear" w:color="auto" w:fill="auto"/>
+            <w:noWrap/>
+            <w:vAlign w:val="bottom"/>
+            <w:hideMark/>
+          </w:tcPr>
+          <w:p>
+            <w:pPr>
+              <w:spacing w:line="240" w:lineRule="auto"/>
+              <w:ind w:firstLine="0"/>
+              <w:jc w:val="left"/>
+              <w:rPr>
+                <w:color w:val="000000"/>
+              </w:rPr>
+            </w:pPr>
+            <w:r>
+              <w:rPr>
+                <w:color w:val="000000"/>
+              </w:rPr>
+              <w:t>BWT + MTF + RLE + HA</w:t>
+            </w:r>
+          </w:p>
+        </w:tc>
+      </w:tr>
+      <w:tr>
+        <w:trPr>
+          <w:trHeight w:val="375"/>
+          <w:jc w:val="center"/>
+        </w:trPr>
+        <w:tc>
+          <w:tcPr>
+            <w:tcW w:w="2180" w:type="dxa"/>
+            <w:tcBorders>
+              <w:top w:val="single" w:sz="4" w:space="0" w:color="44B3E1"/>
+              <w:left w:val="single" w:sz="4" w:space="0" w:color="44B3E1"/>
+              <w:bottom w:val="single" w:sz="4" w:space="0" w:color="44B3E1"/>
+              <w:right w:val="nil"/>
+            </w:tcBorders>
+            <w:shd w:val="clear" w:color="C0E6F5" w:fill="C0E6F5"/>
+            <w:noWrap/>
+            <w:vAlign w:val="bottom"/>
+            <w:hideMark/>
+          </w:tcPr>
+          <w:p>
+            <w:pPr>
+              <w:spacing w:line="240" w:lineRule="auto"/>
+              <w:ind w:firstLine="0"/>
+              <w:jc w:val="left"/>
+              <w:rPr>
+                <w:color w:val="000000"/>
+              </w:rPr>
+            </w:pPr>
+            <w:r>
+              <w:rPr>
+                <w:color w:val="000000"/>
+              </w:rPr>
+              <w:t>ru.txt</w:t>
+            </w:r>
+          </w:p>
+        </w:tc>
+        <w:tc>
+          <w:tcPr>
+            <w:tcW w:w="1900" w:type="dxa"/>
+            <w:tcBorders>
+              <w:top w:val="single" w:sz="4" w:space="0" w:color="44B3E1"/>
+              <w:left w:val="nil"/>
+              <w:bottom w:val="single" w:sz="4" w:space="0" w:color="44B3E1"/>
+              <w:right w:val="nil"/>
+            </w:tcBorders>
+            <w:shd w:val="clear" w:color="C0E6F5" w:fill="C0E6F5"/>
+            <w:noWrap/>
+            <w:vAlign w:val="bottom"/>
+            <w:hideMark/>
+          </w:tcPr>
+          <w:p>
+            <w:pPr>
+              <w:spacing w:line="240" w:lineRule="auto"/>
+              <w:ind w:firstLine="0"/>
+              <w:jc w:val="right"/>
+              <w:rPr>
+                <w:color w:val="000000"/>
+              </w:rPr>
+            </w:pPr>
+            <w:r>
+              <w:rPr>
+                <w:color w:val="000000"/>
+              </w:rPr>
+              <w:t>2.39083</w:t>
+            </w:r>
+          </w:p>
+        </w:tc>
+        <w:tc>
+          <w:tcPr>
+            <w:tcW w:w="3260" w:type="dxa"/>
+            <w:tcBorders>
+              <w:top w:val="single" w:sz="4" w:space="0" w:color="44B3E1"/>
+              <w:left w:val="nil"/>
+              <w:bottom w:val="single" w:sz="4" w:space="0" w:color="44B3E1"/>
+              <w:right w:val="single" w:sz="4" w:space="0" w:color="44B3E1"/>
+            </w:tcBorders>
+            <w:shd w:val="clear" w:color="C0E6F5" w:fill="C0E6F5"/>
+            <w:noWrap/>
+            <w:vAlign w:val="bottom"/>
+            <w:hideMark/>
+          </w:tcPr>
+          <w:p>
+            <w:pPr>
+              <w:spacing w:line="240" w:lineRule="auto"/>
+              <w:ind w:firstLine="0"/>
+              <w:jc w:val="left"/>
+              <w:rPr>
+                <w:color w:val="000000"/>
+              </w:rPr>
+            </w:pPr>
+            <w:r>
+              <w:rPr>
+                <w:color w:val="000000"/>
+              </w:rPr>
+              <w:t>BWT + MTF + RLE + HA</w:t>
+            </w:r>
+          </w:p>
+        </w:tc>
+      </w:tr>
+      <w:tr>
+        <w:trPr>
+          <w:trHeight w:val="375"/>
+          <w:jc w:val="center"/>
+        </w:trPr>
+        <w:tc>
+          <w:tcPr>
+            <w:tcW w:w="2180" w:type="dxa"/>
+            <w:tcBorders>
+              <w:top w:val="single" w:sz="4" w:space="0" w:color="44B3E1"/>
+              <w:left w:val="single" w:sz="4" w:space="0" w:color="44B3E1"/>
+              <w:bottom w:val="single" w:sz="4" w:space="0" w:color="44B3E1"/>
+              <w:right w:val="nil"/>
+            </w:tcBorders>
+            <w:shd w:val="clear" w:color="auto" w:fill="auto"/>
+            <w:noWrap/>
+            <w:vAlign w:val="bottom"/>
+            <w:hideMark/>
+          </w:tcPr>
+          <w:p>
+            <w:pPr>
+              <w:spacing w:line="240" w:lineRule="auto"/>
+              <w:ind w:firstLine="0"/>
+              <w:jc w:val="left"/>
+              <w:rPr>
+                <w:color w:val="000000"/>
+              </w:rPr>
+            </w:pPr>
+            <w:r>
+              <w:rPr>
+                <w:color w:val="000000"/>
+              </w:rPr>
+              <w:t>enwik7.txt</w:t>
+            </w:r>
+          </w:p>
+        </w:tc>
+        <w:tc>
+          <w:tcPr>
+            <w:tcW w:w="1900" w:type="dxa"/>
+            <w:tcBorders>
+              <w:top w:val="single" w:sz="4" w:space="0" w:color="44B3E1"/>
+              <w:left w:val="nil"/>
+              <w:bottom w:val="single" w:sz="4" w:space="0" w:color="44B3E1"/>
+              <w:right w:val="nil"/>
+            </w:tcBorders>
+            <w:shd w:val="clear" w:color="auto" w:fill="auto"/>
+            <w:noWrap/>
+            <w:vAlign w:val="bottom"/>
+            <w:hideMark/>
+          </w:tcPr>
+          <w:p>
+            <w:pPr>
+              <w:spacing w:line="240" w:lineRule="auto"/>
+              <w:ind w:firstLine="0"/>
+              <w:jc w:val="right"/>
+              <w:rPr>
+                <w:color w:val="000000"/>
+              </w:rPr>
+            </w:pPr>
+            <w:r>
+              <w:rPr>
+                <w:color w:val="000000"/>
+              </w:rPr>
+              <w:t>1.49326</w:t>
+            </w:r>
+          </w:p>
+        </w:tc>
+        <w:tc>
+          <w:tcPr>
+            <w:tcW w:w="3260" w:type="dxa"/>
+            <w:tcBorders>
+              <w:top w:val="single" w:sz="4" w:space="0" w:color="44B3E1"/>
+              <w:left w:val="nil"/>
+              <w:bottom w:val="single" w:sz="4" w:space="0" w:color="44B3E1"/>
+              <w:right w:val="single" w:sz="4" w:space="0" w:color="44B3E1"/>
+            </w:tcBorders>
+            <w:shd w:val="clear" w:color="auto" w:fill="auto"/>
+            <w:noWrap/>
+            <w:vAlign w:val="bottom"/>
+            <w:hideMark/>
+          </w:tcPr>
+          <w:p>
+            <w:pPr>
+              <w:spacing w:line="240" w:lineRule="auto"/>
+              <w:ind w:firstLine="0"/>
+              <w:jc w:val="left"/>
+              <w:rPr>
+                <w:color w:val="000000"/>
+              </w:rPr>
+            </w:pPr>
+            <w:r>
+              <w:rPr>
+                <w:color w:val="000000"/>
+              </w:rPr>
+              <w:t>BWT + MTF + RLE + HA</w:t>
+            </w:r>
+          </w:p>
+        </w:tc>
+      </w:tr>
+      <w:tr>
+        <w:trPr>
+          <w:trHeight w:val="375"/>
+          <w:jc w:val="center"/>
+        </w:trPr>
+        <w:tc>
+          <w:tcPr>
+            <w:tcW w:w="2180" w:type="dxa"/>
+            <w:tcBorders>
+              <w:top w:val="single" w:sz="4" w:space="0" w:color="44B3E1"/>
+              <w:left w:val="single" w:sz="4" w:space="0" w:color="44B3E1"/>
+              <w:bottom w:val="single" w:sz="4" w:space="0" w:color="44B3E1"/>
+              <w:right w:val="nil"/>
+            </w:tcBorders>
+            <w:shd w:val="clear" w:color="C0E6F5" w:fill="C0E6F5"/>
+            <w:noWrap/>
+            <w:vAlign w:val="bottom"/>
+            <w:hideMark/>
+          </w:tcPr>
+          <w:p>
+            <w:pPr>
+              <w:spacing w:line="240" w:lineRule="auto"/>
+              <w:ind w:firstLine="0"/>
+              <w:jc w:val="left"/>
+              <w:rPr>
+                <w:color w:val="000000"/>
+              </w:rPr>
+            </w:pPr>
+            <w:r>
+              <w:rPr>
+                <w:color w:val="000000"/>
+              </w:rPr>
+              <w:t>helldivers2.exe</w:t>
+            </w:r>
+          </w:p>
+        </w:tc>
+        <w:tc>
+          <w:tcPr>
+            <w:tcW w:w="1900" w:type="dxa"/>
+            <w:tcBorders>
+              <w:top w:val="single" w:sz="4" w:space="0" w:color="44B3E1"/>
+              <w:left w:val="nil"/>
+              <w:bottom w:val="single" w:sz="4" w:space="0" w:color="44B3E1"/>
+              <w:right w:val="nil"/>
+            </w:tcBorders>
+            <w:shd w:val="clear" w:color="C0E6F5" w:fill="C0E6F5"/>
+            <w:noWrap/>
+            <w:vAlign w:val="bottom"/>
+            <w:hideMark/>
+          </w:tcPr>
+          <w:p>
+            <w:pPr>
+              <w:spacing w:line="240" w:lineRule="auto"/>
+              <w:ind w:firstLine="0"/>
+              <w:jc w:val="right"/>
+              <w:rPr>
+                <w:color w:val="000000"/>
+              </w:rPr>
+            </w:pPr>
+            <w:r>
+              <w:rPr>
+                <w:color w:val="000000"/>
+              </w:rPr>
+              <w:t>0.975479</w:t>
+            </w:r>
+          </w:p>
+        </w:tc>
+        <w:tc>
+          <w:tcPr>
+            <w:tcW w:w="3260" w:type="dxa"/>
+            <w:tcBorders>
+              <w:top w:val="single" w:sz="4" w:space="0" w:color="44B3E1"/>
+              <w:left w:val="nil"/>
+              <w:bottom w:val="single" w:sz="4" w:space="0" w:color="44B3E1"/>
+              <w:right w:val="single" w:sz="4" w:space="0" w:color="44B3E1"/>
+            </w:tcBorders>
+            <w:shd w:val="clear" w:color="C0E6F5" w:fill="C0E6F5"/>
+            <w:noWrap/>
+            <w:vAlign w:val="bottom"/>
+            <w:hideMark/>
+          </w:tcPr>
+          <w:p>
+            <w:pPr>
+              <w:spacing w:line="240" w:lineRule="auto"/>
+              <w:ind w:firstLine="0"/>
+              <w:jc w:val="left"/>
+              <w:rPr>
+                <w:color w:val="000000"/>
+              </w:rPr>
+            </w:pPr>
+            <w:r>
+              <w:rPr>
+                <w:color w:val="000000"/>
+              </w:rPr>
+              <w:t>BWT + MTF + RLE + HA</w:t>
+            </w:r>
+          </w:p>
+        </w:tc>
+      </w:tr>
+      <w:tr>
+        <w:trPr>
+          <w:trHeight w:val="375"/>
+          <w:jc w:val="center"/>
+        </w:trPr>
+        <w:tc>
+          <w:tcPr>
+            <w:tcW w:w="2180" w:type="dxa"/>
+            <w:tcBorders>
+              <w:top w:val="single" w:sz="4" w:space="0" w:color="44B3E1"/>
+              <w:left w:val="single" w:sz="4" w:space="0" w:color="44B3E1"/>
+              <w:bottom w:val="single" w:sz="4" w:space="0" w:color="44B3E1"/>
+              <w:right w:val="nil"/>
+            </w:tcBorders>
+            <w:shd w:val="clear" w:color="auto" w:fill="auto"/>
+            <w:noWrap/>
+            <w:vAlign w:val="bottom"/>
+            <w:hideMark/>
+          </w:tcPr>
+          <w:p>
+            <w:pPr>
+              <w:spacing w:line="240" w:lineRule="auto"/>
+              <w:ind w:firstLine="0"/>
+              <w:jc w:val="left"/>
+              <w:rPr>
+                <w:color w:val="000000"/>
+              </w:rPr>
+            </w:pPr>
+            <w:r>
+              <w:rPr>
+                <w:color w:val="000000"/>
+              </w:rPr>
+              <w:t>color.bmp</w:t>
+            </w:r>
+          </w:p>
+        </w:tc>
+        <w:tc>
+          <w:tcPr>
+            <w:tcW w:w="1900" w:type="dxa"/>
+            <w:tcBorders>
+              <w:top w:val="single" w:sz="4" w:space="0" w:color="44B3E1"/>
+              <w:left w:val="nil"/>
+              <w:bottom w:val="single" w:sz="4" w:space="0" w:color="44B3E1"/>
+              <w:right w:val="nil"/>
+            </w:tcBorders>
+            <w:shd w:val="clear" w:color="auto" w:fill="auto"/>
+            <w:noWrap/>
+            <w:vAlign w:val="bottom"/>
+            <w:hideMark/>
+          </w:tcPr>
+          <w:p>
+            <w:pPr>
+              <w:spacing w:line="240" w:lineRule="auto"/>
+              <w:ind w:firstLine="0"/>
+              <w:jc w:val="right"/>
+              <w:rPr>
+                <w:color w:val="000000"/>
+              </w:rPr>
+            </w:pPr>
+            <w:r>
+              <w:rPr>
+                <w:color w:val="000000"/>
+              </w:rPr>
+              <w:t>1.02864</w:t>
+            </w:r>
+          </w:p>
+        </w:tc>
+        <w:tc>
+          <w:tcPr>
+            <w:tcW w:w="3260" w:type="dxa"/>
+            <w:tcBorders>
+              <w:top w:val="single" w:sz="4" w:space="0" w:color="44B3E1"/>
+              <w:left w:val="nil"/>
+              <w:bottom w:val="single" w:sz="4" w:space="0" w:color="44B3E1"/>
+              <w:right w:val="single" w:sz="4" w:space="0" w:color="44B3E1"/>
+            </w:tcBorders>
+            <w:shd w:val="clear" w:color="auto" w:fill="auto"/>
+            <w:noWrap/>
+            <w:vAlign w:val="bottom"/>
+            <w:hideMark/>
+          </w:tcPr>
+          <w:p>
+            <w:pPr>
+              <w:spacing w:line="240" w:lineRule="auto"/>
+              <w:ind w:firstLine="0"/>
+              <w:jc w:val="left"/>
+              <w:rPr>
+                <w:color w:val="000000"/>
+              </w:rPr>
+            </w:pPr>
+            <w:r>
+              <w:rPr>
+                <w:color w:val="000000"/>
+              </w:rPr>
+              <w:t>LZSS</w:t>
+            </w:r>
+          </w:p>
+        </w:tc>
+      </w:tr>
+      <w:tr>
+        <w:trPr>
+          <w:trHeight w:val="375"/>
+          <w:jc w:val="center"/>
+        </w:trPr>
+        <w:tc>
+          <w:tcPr>
+            <w:tcW w:w="2180" w:type="dxa"/>
+            <w:tcBorders>
+              <w:top w:val="single" w:sz="4" w:space="0" w:color="44B3E1"/>
+              <w:left w:val="single" w:sz="4" w:space="0" w:color="44B3E1"/>
+              <w:bottom w:val="single" w:sz="4" w:space="0" w:color="44B3E1"/>
+              <w:right w:val="nil"/>
+            </w:tcBorders>
+            <w:shd w:val="clear" w:color="C0E6F5" w:fill="C0E6F5"/>
+            <w:noWrap/>
+            <w:vAlign w:val="bottom"/>
+            <w:hideMark/>
+          </w:tcPr>
+          <w:p>
+            <w:pPr>
+              <w:spacing w:line="240" w:lineRule="auto"/>
+              <w:ind w:firstLine="0"/>
+              <w:jc w:val="left"/>
+              <w:rPr>
+                <w:color w:val="000000"/>
+              </w:rPr>
+            </w:pPr>
+            <w:r>
+              <w:rPr>
+                <w:color w:val="000000"/>
+              </w:rPr>
+              <w:t>grey.bmp</w:t>
+            </w:r>
+          </w:p>
+        </w:tc>
+        <w:tc>
+          <w:tcPr>
+            <w:tcW w:w="1900" w:type="dxa"/>
+            <w:tcBorders>
+              <w:top w:val="single" w:sz="4" w:space="0" w:color="44B3E1"/>
+              <w:left w:val="nil"/>
+              <w:bottom w:val="single" w:sz="4" w:space="0" w:color="44B3E1"/>
+              <w:right w:val="nil"/>
+            </w:tcBorders>
+            <w:shd w:val="clear" w:color="C0E6F5" w:fill="C0E6F5"/>
+            <w:noWrap/>
+            <w:vAlign w:val="bottom"/>
+            <w:hideMark/>
+          </w:tcPr>
+          <w:p>
+            <w:pPr>
+              <w:spacing w:line="240" w:lineRule="auto"/>
+              <w:ind w:firstLine="0"/>
+              <w:jc w:val="right"/>
+              <w:rPr>
+                <w:color w:val="000000"/>
+              </w:rPr>
+            </w:pPr>
+            <w:r>
+              <w:rPr>
+                <w:color w:val="000000"/>
+              </w:rPr>
+              <w:t>1.89097</w:t>
+            </w:r>
+          </w:p>
+        </w:tc>
+        <w:tc>
+          <w:tcPr>
+            <w:tcW w:w="3260" w:type="dxa"/>
+            <w:tcBorders>
+              <w:top w:val="single" w:sz="4" w:space="0" w:color="44B3E1"/>
+              <w:left w:val="nil"/>
+              <w:bottom w:val="single" w:sz="4" w:space="0" w:color="44B3E1"/>
+              <w:right w:val="single" w:sz="4" w:space="0" w:color="44B3E1"/>
+            </w:tcBorders>
+            <w:shd w:val="clear" w:color="C0E6F5" w:fill="C0E6F5"/>
+            <w:noWrap/>
+            <w:vAlign w:val="bottom"/>
+            <w:hideMark/>
+          </w:tcPr>
+          <w:p>
+            <w:pPr>
+              <w:spacing w:line="240" w:lineRule="auto"/>
+              <w:ind w:firstLine="0"/>
+              <w:jc w:val="left"/>
+              <w:rPr>
+                <w:color w:val="000000"/>
+              </w:rPr>
+            </w:pPr>
+            <w:r>
+              <w:rPr>
+                <w:color w:val="000000"/>
+              </w:rPr>
+              <w:t>LZSS</w:t>
+            </w:r>
+          </w:p>
+        </w:tc>
+      </w:tr>
+      <w:tr>
+        <w:trPr>
+          <w:trHeight w:val="375"/>
+          <w:jc w:val="center"/>
+        </w:trPr>
+        <w:tc>
+          <w:tcPr>
+            <w:tcW w:w="2180" w:type="dxa"/>
+            <w:tcBorders>
+              <w:top w:val="single" w:sz="4" w:space="0" w:color="44B3E1"/>
+              <w:left w:val="single" w:sz="4" w:space="0" w:color="44B3E1"/>
+              <w:bottom w:val="single" w:sz="4" w:space="0" w:color="44B3E1"/>
+              <w:right w:val="nil"/>
+            </w:tcBorders>
+            <w:shd w:val="clear" w:color="auto" w:fill="auto"/>
+            <w:noWrap/>
+            <w:vAlign w:val="bottom"/>
+            <w:hideMark/>
+          </w:tcPr>
+          <w:p>
+            <w:pPr>
+              <w:spacing w:line="240" w:lineRule="auto"/>
+              <w:ind w:firstLine="0"/>
+              <w:jc w:val="left"/>
+              <w:rPr>
+                <w:color w:val="000000"/>
+              </w:rPr>
+            </w:pPr>
+            <w:r>
+              <w:rPr>
+                <w:color w:val="000000"/>
+              </w:rPr>
+              <w:t>bw.bmp</w:t>
+            </w:r>
+          </w:p>
+        </w:tc>
+        <w:tc>
+          <w:tcPr>
+            <w:tcW w:w="1900" w:type="dxa"/>
+            <w:tcBorders>
+              <w:top w:val="single" w:sz="4" w:space="0" w:color="44B3E1"/>
+              <w:left w:val="nil"/>
+              <w:bottom w:val="single" w:sz="4" w:space="0" w:color="44B3E1"/>
+              <w:right w:val="nil"/>
+            </w:tcBorders>
+            <w:shd w:val="clear" w:color="auto" w:fill="auto"/>
+            <w:noWrap/>
+            <w:vAlign w:val="bottom"/>
+            <w:hideMark/>
+          </w:tcPr>
+          <w:p>
+            <w:pPr>
+              <w:spacing w:line="240" w:lineRule="auto"/>
+              <w:ind w:firstLine="0"/>
+              <w:jc w:val="right"/>
+              <w:rPr>
+                <w:color w:val="000000"/>
+              </w:rPr>
+            </w:pPr>
+            <w:r>
+              <w:rPr>
+                <w:color w:val="000000"/>
+              </w:rPr>
+              <w:t>3.4136</w:t>
+            </w:r>
+          </w:p>
+        </w:tc>
+        <w:tc>
+          <w:tcPr>
+            <w:tcW w:w="3260" w:type="dxa"/>
+            <w:tcBorders>
+              <w:top w:val="single" w:sz="4" w:space="0" w:color="44B3E1"/>
+              <w:left w:val="nil"/>
+              <w:bottom w:val="single" w:sz="4" w:space="0" w:color="44B3E1"/>
+              <w:right w:val="single" w:sz="4" w:space="0" w:color="44B3E1"/>
+            </w:tcBorders>
+            <w:shd w:val="clear" w:color="auto" w:fill="auto"/>
+            <w:noWrap/>
+            <w:vAlign w:val="bottom"/>
+            <w:hideMark/>
+          </w:tcPr>
+          <w:p>
+            <w:pPr>
+              <w:spacing w:line="240" w:lineRule="auto"/>
+              <w:ind w:firstLine="0"/>
+              <w:jc w:val="left"/>
+              <w:rPr>
+                <w:color w:val="000000"/>
+              </w:rPr>
+            </w:pPr>
+            <w:r>
+              <w:rPr>
+                <w:color w:val="000000"/>
+              </w:rPr>
+              <w:t>LZSS</w:t>
+            </w:r>
+          </w:p>
+        </w:tc>
+      </w:tr>
+      <w:tr>
+        <w:trPr>
+          <w:trHeight w:val="375"/>
+          <w:jc w:val="center"/>
+        </w:trPr>
+        <w:tc>
+          <w:tcPr>
+            <w:tcW w:w="2180" w:type="dxa"/>
+            <w:tcBorders>
+              <w:top w:val="single" w:sz="4" w:space="0" w:color="44B3E1"/>
+              <w:left w:val="single" w:sz="4" w:space="0" w:color="44B3E1"/>
+              <w:bottom w:val="single" w:sz="4" w:space="0" w:color="44B3E1"/>
+              <w:right w:val="nil"/>
+            </w:tcBorders>
+            <w:shd w:val="clear" w:color="C0E6F5" w:fill="C0E6F5"/>
+            <w:noWrap/>
+            <w:vAlign w:val="bottom"/>
+            <w:hideMark/>
+          </w:tcPr>
+          <w:p>
+            <w:pPr>
+              <w:spacing w:line="240" w:lineRule="auto"/>
+              <w:ind w:firstLine="0"/>
+              <w:jc w:val="left"/>
+              <w:rPr>
+                <w:color w:val="000000"/>
+              </w:rPr>
+            </w:pPr>
+            <w:r>
+              <w:rPr>
+                <w:color w:val="000000"/>
+              </w:rPr>
+              <w:t>ru.txt</w:t>
+            </w:r>
+          </w:p>
+        </w:tc>
+        <w:tc>
+          <w:tcPr>
+            <w:tcW w:w="1900" w:type="dxa"/>
+            <w:tcBorders>
+              <w:top w:val="single" w:sz="4" w:space="0" w:color="44B3E1"/>
+              <w:left w:val="nil"/>
+              <w:bottom w:val="single" w:sz="4" w:space="0" w:color="44B3E1"/>
+              <w:right w:val="nil"/>
+            </w:tcBorders>
+            <w:shd w:val="clear" w:color="C0E6F5" w:fill="C0E6F5"/>
+            <w:noWrap/>
+            <w:vAlign w:val="bottom"/>
+            <w:hideMark/>
+          </w:tcPr>
+          <w:p>
+            <w:pPr>
+              <w:spacing w:line="240" w:lineRule="auto"/>
+              <w:ind w:firstLine="0"/>
+              <w:jc w:val="right"/>
+              <w:rPr>
+                <w:color w:val="000000"/>
+              </w:rPr>
+            </w:pPr>
+            <w:r>
+              <w:rPr>
+                <w:color w:val="000000"/>
+              </w:rPr>
+              <w:t>1.96136</w:t>
+            </w:r>
+          </w:p>
+        </w:tc>
+        <w:tc>
+          <w:tcPr>
+            <w:tcW w:w="3260" w:type="dxa"/>
+            <w:tcBorders>
+              <w:top w:val="single" w:sz="4" w:space="0" w:color="44B3E1"/>
+              <w:left w:val="nil"/>
+              <w:bottom w:val="single" w:sz="4" w:space="0" w:color="44B3E1"/>
+              <w:right w:val="single" w:sz="4" w:space="0" w:color="44B3E1"/>
+            </w:tcBorders>
+            <w:shd w:val="clear" w:color="C0E6F5" w:fill="C0E6F5"/>
+            <w:noWrap/>
+            <w:vAlign w:val="bottom"/>
+            <w:hideMark/>
+          </w:tcPr>
+          <w:p>
+            <w:pPr>
+              <w:spacing w:line="240" w:lineRule="auto"/>
+              <w:ind w:firstLine="0"/>
+              <w:jc w:val="left"/>
+              <w:rPr>
+                <w:color w:val="000000"/>
+              </w:rPr>
+            </w:pPr>
+            <w:r>
+              <w:rPr>
+                <w:color w:val="000000"/>
+              </w:rPr>
+              <w:t>LZSS</w:t>
+            </w:r>
+          </w:p>
+        </w:tc>
+      </w:tr>
+      <w:tr>
+        <w:trPr>
+          <w:trHeight w:val="375"/>
+          <w:jc w:val="center"/>
+        </w:trPr>
+        <w:tc>
+          <w:tcPr>
+            <w:tcW w:w="2180" w:type="dxa"/>
+            <w:tcBorders>
+              <w:top w:val="single" w:sz="4" w:space="0" w:color="44B3E1"/>
+              <w:left w:val="single" w:sz="4" w:space="0" w:color="44B3E1"/>
+              <w:bottom w:val="single" w:sz="4" w:space="0" w:color="44B3E1"/>
+              <w:right w:val="nil"/>
+            </w:tcBorders>
+            <w:shd w:val="clear" w:color="auto" w:fill="auto"/>
+            <w:noWrap/>
+            <w:vAlign w:val="bottom"/>
+            <w:hideMark/>
+          </w:tcPr>
+          <w:p>
+            <w:pPr>
+              <w:spacing w:line="240" w:lineRule="auto"/>
+              <w:ind w:firstLine="0"/>
+              <w:jc w:val="left"/>
+              <w:rPr>
+                <w:color w:val="000000"/>
+              </w:rPr>
+            </w:pPr>
+            <w:r>
+              <w:rPr>
+                <w:color w:val="000000"/>
+              </w:rPr>
+              <w:t>enwik7.txt</w:t>
+            </w:r>
+          </w:p>
+        </w:tc>
+        <w:tc>
+          <w:tcPr>
+            <w:tcW w:w="1900" w:type="dxa"/>
+            <w:tcBorders>
+              <w:top w:val="single" w:sz="4" w:space="0" w:color="44B3E1"/>
+              <w:left w:val="nil"/>
+              <w:bottom w:val="single" w:sz="4" w:space="0" w:color="44B3E1"/>
+              <w:right w:val="nil"/>
+            </w:tcBorders>
+            <w:shd w:val="clear" w:color="auto" w:fill="auto"/>
+            <w:noWrap/>
+            <w:vAlign w:val="bottom"/>
+            <w:hideMark/>
+          </w:tcPr>
+          <w:p>
+            <w:pPr>
+              <w:spacing w:line="240" w:lineRule="auto"/>
+              <w:ind w:firstLine="0"/>
+              <w:jc w:val="right"/>
+              <w:rPr>
+                <w:color w:val="000000"/>
+              </w:rPr>
+            </w:pPr>
+            <w:r>
+              <w:rPr>
+                <w:color w:val="000000"/>
+              </w:rPr>
+              <w:t>0.971425</w:t>
+            </w:r>
+          </w:p>
+        </w:tc>
+        <w:tc>
+          <w:tcPr>
+            <w:tcW w:w="3260" w:type="dxa"/>
+            <w:tcBorders>
+              <w:top w:val="single" w:sz="4" w:space="0" w:color="44B3E1"/>
+              <w:left w:val="nil"/>
+              <w:bottom w:val="single" w:sz="4" w:space="0" w:color="44B3E1"/>
+              <w:right w:val="single" w:sz="4" w:space="0" w:color="44B3E1"/>
+            </w:tcBorders>
+            <w:shd w:val="clear" w:color="auto" w:fill="auto"/>
+            <w:noWrap/>
+            <w:vAlign w:val="bottom"/>
+            <w:hideMark/>
+          </w:tcPr>
+          <w:p>
+            <w:pPr>
+              <w:spacing w:line="240" w:lineRule="auto"/>
+              <w:ind w:firstLine="0"/>
+              <w:jc w:val="left"/>
+              <w:rPr>
+                <w:color w:val="000000"/>
+              </w:rPr>
+            </w:pPr>
+            <w:r>
+              <w:rPr>
+                <w:color w:val="000000"/>
+              </w:rPr>
+              <w:t>LZSS</w:t>
+            </w:r>
+          </w:p>
+        </w:tc>
+      </w:tr>
+      <w:tr>
+        <w:trPr>
+          <w:trHeight w:val="375"/>
+          <w:jc w:val="center"/>
+        </w:trPr>
+        <w:tc>
+          <w:tcPr>
+            <w:tcW w:w="2180" w:type="dxa"/>
+            <w:tcBorders>
+              <w:top w:val="single" w:sz="4" w:space="0" w:color="44B3E1"/>
+              <w:left w:val="single" w:sz="4" w:space="0" w:color="44B3E1"/>
+              <w:bottom w:val="single" w:sz="4" w:space="0" w:color="44B3E1"/>
+              <w:right w:val="nil"/>
+            </w:tcBorders>
+            <w:shd w:val="clear" w:color="C0E6F5" w:fill="C0E6F5"/>
+            <w:noWrap/>
+            <w:vAlign w:val="bottom"/>
+            <w:hideMark/>
+          </w:tcPr>
+          <w:p>
+            <w:pPr>
+              <w:spacing w:line="240" w:lineRule="auto"/>
+              <w:ind w:firstLine="0"/>
+              <w:jc w:val="left"/>
+              <w:rPr>
+                <w:color w:val="000000"/>
+              </w:rPr>
+            </w:pPr>
+            <w:r>
+              <w:rPr>
+                <w:color w:val="000000"/>
+              </w:rPr>
+              <w:t>helldivers2.exe</w:t>
+            </w:r>
+          </w:p>
+        </w:tc>
+        <w:tc>
+          <w:tcPr>
+            <w:tcW w:w="1900" w:type="dxa"/>
+            <w:tcBorders>
+              <w:top w:val="single" w:sz="4" w:space="0" w:color="44B3E1"/>
+              <w:left w:val="nil"/>
+              <w:bottom w:val="single" w:sz="4" w:space="0" w:color="44B3E1"/>
+              <w:right w:val="nil"/>
+            </w:tcBorders>
+            <w:shd w:val="clear" w:color="C0E6F5" w:fill="C0E6F5"/>
+            <w:noWrap/>
+            <w:vAlign w:val="bottom"/>
+            <w:hideMark/>
+          </w:tcPr>
+          <w:p>
+            <w:pPr>
+              <w:spacing w:line="240" w:lineRule="auto"/>
+              <w:ind w:firstLine="0"/>
+              <w:jc w:val="right"/>
+              <w:rPr>
+                <w:color w:val="000000"/>
+              </w:rPr>
+            </w:pPr>
+            <w:r>
+              <w:rPr>
+                <w:color w:val="000000"/>
+              </w:rPr>
+              <w:t>0.513938</w:t>
+            </w:r>
+          </w:p>
+        </w:tc>
+        <w:tc>
+          <w:tcPr>
+            <w:tcW w:w="3260" w:type="dxa"/>
+            <w:tcBorders>
+              <w:top w:val="single" w:sz="4" w:space="0" w:color="44B3E1"/>
+              <w:left w:val="nil"/>
+              <w:bottom w:val="single" w:sz="4" w:space="0" w:color="44B3E1"/>
+              <w:right w:val="single" w:sz="4" w:space="0" w:color="44B3E1"/>
+            </w:tcBorders>
+            <w:shd w:val="clear" w:color="C0E6F5" w:fill="C0E6F5"/>
+            <w:noWrap/>
+            <w:vAlign w:val="bottom"/>
+            <w:hideMark/>
+          </w:tcPr>
+          <w:p>
+            <w:pPr>
+              <w:spacing w:line="240" w:lineRule="auto"/>
+              <w:ind w:firstLine="0"/>
+              <w:jc w:val="left"/>
+              <w:rPr>
+                <w:color w:val="000000"/>
+              </w:rPr>
+            </w:pPr>
+            <w:r>
+              <w:rPr>
+                <w:color w:val="000000"/>
+              </w:rPr>
+              <w:t>LZSS</w:t>
+            </w:r>
+          </w:p>
+        </w:tc>
+      </w:tr>
+      <w:tr>
+        <w:trPr>
+          <w:trHeight w:val="375"/>
+          <w:jc w:val="center"/>
+        </w:trPr>
+        <w:tc>
+          <w:tcPr>
+            <w:tcW w:w="2180" w:type="dxa"/>
+            <w:tcBorders>
+              <w:top w:val="single" w:sz="4" w:space="0" w:color="44B3E1"/>
+              <w:left w:val="single" w:sz="4" w:space="0" w:color="44B3E1"/>
+              <w:bottom w:val="single" w:sz="4" w:space="0" w:color="44B3E1"/>
+              <w:right w:val="nil"/>
+            </w:tcBorders>
+            <w:shd w:val="clear" w:color="auto" w:fill="auto"/>
+            <w:noWrap/>
+            <w:vAlign w:val="bottom"/>
+            <w:hideMark/>
+          </w:tcPr>
+          <w:p>
+            <w:pPr>
+              <w:spacing w:line="240" w:lineRule="auto"/>
+              <w:ind w:firstLine="0"/>
+              <w:jc w:val="left"/>
+              <w:rPr>
+                <w:color w:val="000000"/>
+              </w:rPr>
+            </w:pPr>
+            <w:r>
+              <w:rPr>
+                <w:color w:val="000000"/>
+              </w:rPr>
+              <w:t>color.bmp</w:t>
+            </w:r>
+          </w:p>
+        </w:tc>
+        <w:tc>
+          <w:tcPr>
+            <w:tcW w:w="1900" w:type="dxa"/>
+            <w:tcBorders>
+              <w:top w:val="single" w:sz="4" w:space="0" w:color="44B3E1"/>
+              <w:left w:val="nil"/>
+              <w:bottom w:val="single" w:sz="4" w:space="0" w:color="44B3E1"/>
+              <w:right w:val="nil"/>
+            </w:tcBorders>
+            <w:shd w:val="clear" w:color="auto" w:fill="auto"/>
+            <w:noWrap/>
+            <w:vAlign w:val="bottom"/>
+            <w:hideMark/>
+          </w:tcPr>
+          <w:p>
+            <w:pPr>
+              <w:spacing w:line="240" w:lineRule="auto"/>
+              <w:ind w:firstLine="0"/>
+              <w:jc w:val="right"/>
+              <w:rPr>
+                <w:color w:val="000000"/>
+              </w:rPr>
+            </w:pPr>
+            <w:r>
+              <w:rPr>
+                <w:color w:val="000000"/>
+              </w:rPr>
+              <w:t>1.31687</w:t>
+            </w:r>
+          </w:p>
+        </w:tc>
+        <w:tc>
+          <w:tcPr>
+            <w:tcW w:w="3260" w:type="dxa"/>
+            <w:tcBorders>
+              <w:top w:val="single" w:sz="4" w:space="0" w:color="44B3E1"/>
+              <w:left w:val="nil"/>
+              <w:bottom w:val="single" w:sz="4" w:space="0" w:color="44B3E1"/>
+              <w:right w:val="single" w:sz="4" w:space="0" w:color="44B3E1"/>
+            </w:tcBorders>
+            <w:shd w:val="clear" w:color="auto" w:fill="auto"/>
+            <w:noWrap/>
+            <w:vAlign w:val="bottom"/>
+            <w:hideMark/>
+          </w:tcPr>
+          <w:p>
+            <w:pPr>
+              <w:spacing w:line="240" w:lineRule="auto"/>
+              <w:ind w:firstLine="0"/>
+              <w:jc w:val="left"/>
+              <w:rPr>
+                <w:color w:val="000000"/>
+              </w:rPr>
+            </w:pPr>
+            <w:r>
+              <w:rPr>
+                <w:color w:val="000000"/>
+              </w:rPr>
+              <w:t>LZSS + HA</w:t>
+            </w:r>
+          </w:p>
+        </w:tc>
+      </w:tr>
+      <w:tr>
+        <w:trPr>
+          <w:trHeight w:val="375"/>
+          <w:jc w:val="center"/>
+        </w:trPr>
+        <w:tc>
+          <w:tcPr>
+            <w:tcW w:w="2180" w:type="dxa"/>
+            <w:tcBorders>
+              <w:top w:val="single" w:sz="4" w:space="0" w:color="44B3E1"/>
+              <w:left w:val="single" w:sz="4" w:space="0" w:color="44B3E1"/>
+              <w:bottom w:val="single" w:sz="4" w:space="0" w:color="44B3E1"/>
+              <w:right w:val="nil"/>
+            </w:tcBorders>
+            <w:shd w:val="clear" w:color="C0E6F5" w:fill="C0E6F5"/>
+            <w:noWrap/>
+            <w:vAlign w:val="bottom"/>
+            <w:hideMark/>
+          </w:tcPr>
+          <w:p>
+            <w:pPr>
+              <w:spacing w:line="240" w:lineRule="auto"/>
+              <w:ind w:firstLine="0"/>
+              <w:jc w:val="left"/>
+              <w:rPr>
+                <w:color w:val="000000"/>
+              </w:rPr>
+            </w:pPr>
+            <w:r>
+              <w:rPr>
+                <w:color w:val="000000"/>
+              </w:rPr>
+              <w:t>grey.bmp</w:t>
+            </w:r>
+          </w:p>
+        </w:tc>
+        <w:tc>
+          <w:tcPr>
+            <w:tcW w:w="1900" w:type="dxa"/>
+            <w:tcBorders>
+              <w:top w:val="single" w:sz="4" w:space="0" w:color="44B3E1"/>
+              <w:left w:val="nil"/>
+              <w:bottom w:val="single" w:sz="4" w:space="0" w:color="44B3E1"/>
+              <w:right w:val="nil"/>
+            </w:tcBorders>
+            <w:shd w:val="clear" w:color="C0E6F5" w:fill="C0E6F5"/>
+            <w:noWrap/>
+            <w:vAlign w:val="bottom"/>
+            <w:hideMark/>
+          </w:tcPr>
+          <w:p>
+            <w:pPr>
+              <w:spacing w:line="240" w:lineRule="auto"/>
+              <w:ind w:firstLine="0"/>
+              <w:jc w:val="right"/>
+              <w:rPr>
+                <w:color w:val="000000"/>
+              </w:rPr>
+            </w:pPr>
+            <w:r>
+              <w:rPr>
+                <w:color w:val="000000"/>
+              </w:rPr>
+              <w:t>2.72941</w:t>
+            </w:r>
+          </w:p>
+        </w:tc>
+        <w:tc>
+          <w:tcPr>
+            <w:tcW w:w="3260" w:type="dxa"/>
+            <w:tcBorders>
+              <w:top w:val="single" w:sz="4" w:space="0" w:color="44B3E1"/>
+              <w:left w:val="nil"/>
+              <w:bottom w:val="single" w:sz="4" w:space="0" w:color="44B3E1"/>
+              <w:right w:val="single" w:sz="4" w:space="0" w:color="44B3E1"/>
+            </w:tcBorders>
+            <w:shd w:val="clear" w:color="C0E6F5" w:fill="C0E6F5"/>
+            <w:noWrap/>
+            <w:vAlign w:val="bottom"/>
+            <w:hideMark/>
+          </w:tcPr>
+          <w:p>
+            <w:pPr>
+              <w:spacing w:line="240" w:lineRule="auto"/>
+              <w:ind w:firstLine="0"/>
+              <w:jc w:val="left"/>
+              <w:rPr>
+                <w:color w:val="000000"/>
+              </w:rPr>
+            </w:pPr>
+            <w:r>
+              <w:rPr>
+                <w:color w:val="000000"/>
+              </w:rPr>
+              <w:t>LZSS + HA</w:t>
+            </w:r>
+          </w:p>
+        </w:tc>
+      </w:tr>
+      <w:tr>
+        <w:trPr>
+          <w:trHeight w:val="375"/>
+          <w:jc w:val="center"/>
+        </w:trPr>
+        <w:tc>
+          <w:tcPr>
+            <w:tcW w:w="2180" w:type="dxa"/>
+            <w:tcBorders>
+              <w:top w:val="single" w:sz="4" w:space="0" w:color="44B3E1"/>
+              <w:left w:val="single" w:sz="4" w:space="0" w:color="44B3E1"/>
+              <w:bottom w:val="single" w:sz="4" w:space="0" w:color="44B3E1"/>
+              <w:right w:val="nil"/>
+            </w:tcBorders>
+            <w:shd w:val="clear" w:color="auto" w:fill="auto"/>
+            <w:noWrap/>
+            <w:vAlign w:val="bottom"/>
+            <w:hideMark/>
+          </w:tcPr>
+          <w:p>
+            <w:pPr>
+              <w:spacing w:line="240" w:lineRule="auto"/>
+              <w:ind w:firstLine="0"/>
+              <w:jc w:val="left"/>
+              <w:rPr>
+                <w:color w:val="000000"/>
+              </w:rPr>
+            </w:pPr>
+            <w:r>
+              <w:rPr>
+                <w:color w:val="000000"/>
+              </w:rPr>
+              <w:t>bw.bmp</w:t>
+            </w:r>
+          </w:p>
+        </w:tc>
+        <w:tc>
+          <w:tcPr>
+            <w:tcW w:w="1900" w:type="dxa"/>
+            <w:tcBorders>
+              <w:top w:val="single" w:sz="4" w:space="0" w:color="44B3E1"/>
+              <w:left w:val="nil"/>
+              <w:bottom w:val="single" w:sz="4" w:space="0" w:color="44B3E1"/>
+              <w:right w:val="nil"/>
+            </w:tcBorders>
+            <w:shd w:val="clear" w:color="auto" w:fill="auto"/>
+            <w:noWrap/>
+            <w:vAlign w:val="bottom"/>
+            <w:hideMark/>
+          </w:tcPr>
+          <w:p>
+            <w:pPr>
+              <w:spacing w:line="240" w:lineRule="auto"/>
+              <w:ind w:firstLine="0"/>
+              <w:jc w:val="right"/>
+              <w:rPr>
+                <w:color w:val="000000"/>
+              </w:rPr>
+            </w:pPr>
+            <w:r>
+              <w:rPr>
+                <w:color w:val="000000"/>
+              </w:rPr>
+              <w:t>8.17965</w:t>
+            </w:r>
+          </w:p>
+        </w:tc>
+        <w:tc>
+          <w:tcPr>
+            <w:tcW w:w="3260" w:type="dxa"/>
+            <w:tcBorders>
+              <w:top w:val="single" w:sz="4" w:space="0" w:color="44B3E1"/>
+              <w:left w:val="nil"/>
+              <w:bottom w:val="single" w:sz="4" w:space="0" w:color="44B3E1"/>
+              <w:right w:val="single" w:sz="4" w:space="0" w:color="44B3E1"/>
+            </w:tcBorders>
+            <w:shd w:val="clear" w:color="auto" w:fill="auto"/>
+            <w:noWrap/>
+            <w:vAlign w:val="bottom"/>
+            <w:hideMark/>
+          </w:tcPr>
+          <w:p>
+            <w:pPr>
+              <w:spacing w:line="240" w:lineRule="auto"/>
+              <w:ind w:firstLine="0"/>
+              <w:jc w:val="left"/>
+              <w:rPr>
+                <w:color w:val="000000"/>
+              </w:rPr>
+            </w:pPr>
+            <w:r>
+              <w:rPr>
+                <w:color w:val="000000"/>
+              </w:rPr>
+              <w:t>LZSS + HA</w:t>
+            </w:r>
+          </w:p>
+        </w:tc>
+      </w:tr>
+      <w:tr>
+        <w:trPr>
+          <w:trHeight w:val="375"/>
+          <w:jc w:val="center"/>
+        </w:trPr>
+        <w:tc>
+          <w:tcPr>
+            <w:tcW w:w="2180" w:type="dxa"/>
+            <w:tcBorders>
+              <w:top w:val="single" w:sz="4" w:space="0" w:color="44B3E1"/>
+              <w:left w:val="single" w:sz="4" w:space="0" w:color="44B3E1"/>
+              <w:bottom w:val="single" w:sz="4" w:space="0" w:color="44B3E1"/>
+              <w:right w:val="nil"/>
+            </w:tcBorders>
+            <w:shd w:val="clear" w:color="C0E6F5" w:fill="C0E6F5"/>
+            <w:noWrap/>
+            <w:vAlign w:val="bottom"/>
+            <w:hideMark/>
+          </w:tcPr>
+          <w:p>
+            <w:pPr>
+              <w:spacing w:line="240" w:lineRule="auto"/>
+              <w:ind w:firstLine="0"/>
+              <w:jc w:val="left"/>
+              <w:rPr>
+                <w:color w:val="000000"/>
+              </w:rPr>
+            </w:pPr>
+            <w:r>
+              <w:rPr>
+                <w:color w:val="000000"/>
+              </w:rPr>
+              <w:t>ru.txt</w:t>
+            </w:r>
+          </w:p>
+        </w:tc>
+        <w:tc>
+          <w:tcPr>
+            <w:tcW w:w="1900" w:type="dxa"/>
+            <w:tcBorders>
+              <w:top w:val="single" w:sz="4" w:space="0" w:color="44B3E1"/>
+              <w:left w:val="nil"/>
+              <w:bottom w:val="single" w:sz="4" w:space="0" w:color="44B3E1"/>
+              <w:right w:val="nil"/>
+            </w:tcBorders>
+            <w:shd w:val="clear" w:color="C0E6F5" w:fill="C0E6F5"/>
+            <w:noWrap/>
+            <w:vAlign w:val="bottom"/>
+            <w:hideMark/>
+          </w:tcPr>
+          <w:p>
+            <w:pPr>
+              <w:spacing w:line="240" w:lineRule="auto"/>
+              <w:ind w:firstLine="0"/>
+              <w:jc w:val="right"/>
+              <w:rPr>
+                <w:color w:val="000000"/>
+              </w:rPr>
+            </w:pPr>
+            <w:r>
+              <w:rPr>
+                <w:color w:val="000000"/>
+              </w:rPr>
+              <w:t>2.79345</w:t>
+            </w:r>
+          </w:p>
+        </w:tc>
+        <w:tc>
+          <w:tcPr>
+            <w:tcW w:w="3260" w:type="dxa"/>
+            <w:tcBorders>
+              <w:top w:val="single" w:sz="4" w:space="0" w:color="44B3E1"/>
+              <w:left w:val="nil"/>
+              <w:bottom w:val="single" w:sz="4" w:space="0" w:color="44B3E1"/>
+              <w:right w:val="single" w:sz="4" w:space="0" w:color="44B3E1"/>
+            </w:tcBorders>
+            <w:shd w:val="clear" w:color="C0E6F5" w:fill="C0E6F5"/>
+            <w:noWrap/>
+            <w:vAlign w:val="bottom"/>
+            <w:hideMark/>
+          </w:tcPr>
+          <w:p>
+            <w:pPr>
+              <w:spacing w:line="240" w:lineRule="auto"/>
+              <w:ind w:firstLine="0"/>
+              <w:jc w:val="left"/>
+              <w:rPr>
+                <w:color w:val="000000"/>
+              </w:rPr>
+            </w:pPr>
+            <w:r>
+              <w:rPr>
+                <w:color w:val="000000"/>
+              </w:rPr>
+              <w:t>LZSS + HA</w:t>
+            </w:r>
+          </w:p>
+        </w:tc>
+      </w:tr>
+      <w:tr>
+        <w:trPr>
+          <w:trHeight w:val="375"/>
+          <w:jc w:val="center"/>
+        </w:trPr>
+        <w:tc>
+          <w:tcPr>
+            <w:tcW w:w="2180" w:type="dxa"/>
+            <w:tcBorders>
+              <w:top w:val="single" w:sz="4" w:space="0" w:color="44B3E1"/>
+              <w:left w:val="single" w:sz="4" w:space="0" w:color="44B3E1"/>
+              <w:bottom w:val="single" w:sz="4" w:space="0" w:color="44B3E1"/>
+              <w:right w:val="nil"/>
+            </w:tcBorders>
+            <w:shd w:val="clear" w:color="auto" w:fill="auto"/>
+            <w:noWrap/>
+            <w:vAlign w:val="bottom"/>
+            <w:hideMark/>
+          </w:tcPr>
+          <w:p>
+            <w:pPr>
+              <w:spacing w:line="240" w:lineRule="auto"/>
+              <w:ind w:firstLine="0"/>
+              <w:jc w:val="left"/>
+              <w:rPr>
+                <w:color w:val="000000"/>
+              </w:rPr>
+            </w:pPr>
+            <w:r>
+              <w:rPr>
+                <w:color w:val="000000"/>
+              </w:rPr>
+              <w:t>enwik7.txt</w:t>
+            </w:r>
+          </w:p>
+        </w:tc>
+        <w:tc>
+          <w:tcPr>
+            <w:tcW w:w="1900" w:type="dxa"/>
+            <w:tcBorders>
+              <w:top w:val="single" w:sz="4" w:space="0" w:color="44B3E1"/>
+              <w:left w:val="nil"/>
+              <w:bottom w:val="single" w:sz="4" w:space="0" w:color="44B3E1"/>
+              <w:right w:val="nil"/>
+            </w:tcBorders>
+            <w:shd w:val="clear" w:color="auto" w:fill="auto"/>
+            <w:noWrap/>
+            <w:vAlign w:val="bottom"/>
+            <w:hideMark/>
+          </w:tcPr>
+          <w:p>
+            <w:pPr>
+              <w:spacing w:line="240" w:lineRule="auto"/>
+              <w:ind w:firstLine="0"/>
+              <w:jc w:val="right"/>
+              <w:rPr>
+                <w:color w:val="000000"/>
+              </w:rPr>
+            </w:pPr>
+            <w:r>
+              <w:rPr>
+                <w:color w:val="000000"/>
+              </w:rPr>
+              <w:t>1.45483</w:t>
+            </w:r>
+          </w:p>
+        </w:tc>
+        <w:tc>
+          <w:tcPr>
+            <w:tcW w:w="3260" w:type="dxa"/>
+            <w:tcBorders>
+              <w:top w:val="single" w:sz="4" w:space="0" w:color="44B3E1"/>
+              <w:left w:val="nil"/>
+              <w:bottom w:val="single" w:sz="4" w:space="0" w:color="44B3E1"/>
+              <w:right w:val="single" w:sz="4" w:space="0" w:color="44B3E1"/>
+            </w:tcBorders>
+            <w:shd w:val="clear" w:color="auto" w:fill="auto"/>
+            <w:noWrap/>
+            <w:vAlign w:val="bottom"/>
+            <w:hideMark/>
+          </w:tcPr>
+          <w:p>
+            <w:pPr>
+              <w:spacing w:line="240" w:lineRule="auto"/>
+              <w:ind w:firstLine="0"/>
+              <w:jc w:val="left"/>
+              <w:rPr>
+                <w:color w:val="000000"/>
+              </w:rPr>
+            </w:pPr>
+            <w:r>
+              <w:rPr>
+                <w:color w:val="000000"/>
+              </w:rPr>
+              <w:t>LZSS + HA</w:t>
+            </w:r>
+          </w:p>
+        </w:tc>
+      </w:tr>
+      <w:tr>
+        <w:trPr>
+          <w:trHeight w:val="375"/>
+          <w:jc w:val="center"/>
+        </w:trPr>
+        <w:tc>
+          <w:tcPr>
+            <w:tcW w:w="2180" w:type="dxa"/>
+            <w:tcBorders>
+              <w:top w:val="single" w:sz="4" w:space="0" w:color="44B3E1"/>
+              <w:left w:val="single" w:sz="4" w:space="0" w:color="44B3E1"/>
+              <w:bottom w:val="single" w:sz="4" w:space="0" w:color="44B3E1"/>
+              <w:right w:val="nil"/>
+            </w:tcBorders>
+            <w:shd w:val="clear" w:color="C0E6F5" w:fill="C0E6F5"/>
+            <w:noWrap/>
+            <w:vAlign w:val="bottom"/>
+            <w:hideMark/>
+          </w:tcPr>
+          <w:p>
+            <w:pPr>
+              <w:spacing w:line="240" w:lineRule="auto"/>
+              <w:ind w:firstLine="0"/>
+              <w:jc w:val="left"/>
+              <w:rPr>
+                <w:color w:val="000000"/>
+              </w:rPr>
+            </w:pPr>
+            <w:r>
+              <w:rPr>
+                <w:color w:val="000000"/>
+              </w:rPr>
+              <w:t>helldivers2.exe</w:t>
+            </w:r>
+          </w:p>
+        </w:tc>
+        <w:tc>
+          <w:tcPr>
+            <w:tcW w:w="1900" w:type="dxa"/>
+            <w:tcBorders>
+              <w:top w:val="single" w:sz="4" w:space="0" w:color="44B3E1"/>
+              <w:left w:val="nil"/>
+              <w:bottom w:val="single" w:sz="4" w:space="0" w:color="44B3E1"/>
+              <w:right w:val="nil"/>
+            </w:tcBorders>
+            <w:shd w:val="clear" w:color="C0E6F5" w:fill="C0E6F5"/>
+            <w:noWrap/>
+            <w:vAlign w:val="bottom"/>
+            <w:hideMark/>
+          </w:tcPr>
+          <w:p>
+            <w:pPr>
+              <w:spacing w:line="240" w:lineRule="auto"/>
+              <w:ind w:firstLine="0"/>
+              <w:jc w:val="right"/>
+              <w:rPr>
+                <w:color w:val="000000"/>
+              </w:rPr>
+            </w:pPr>
+            <w:r>
+              <w:rPr>
+                <w:color w:val="000000"/>
+              </w:rPr>
+              <w:t>0.816421</w:t>
+            </w:r>
+          </w:p>
+        </w:tc>
+        <w:tc>
+          <w:tcPr>
+            <w:tcW w:w="3260" w:type="dxa"/>
+            <w:tcBorders>
+              <w:top w:val="single" w:sz="4" w:space="0" w:color="44B3E1"/>
+              <w:left w:val="nil"/>
+              <w:bottom w:val="single" w:sz="4" w:space="0" w:color="44B3E1"/>
+              <w:right w:val="single" w:sz="4" w:space="0" w:color="44B3E1"/>
+            </w:tcBorders>
+            <w:shd w:val="clear" w:color="C0E6F5" w:fill="C0E6F5"/>
+            <w:noWrap/>
+            <w:vAlign w:val="bottom"/>
+            <w:hideMark/>
+          </w:tcPr>
+          <w:p>
+            <w:pPr>
+              <w:spacing w:line="240" w:lineRule="auto"/>
+              <w:ind w:firstLine="0"/>
+              <w:jc w:val="left"/>
+              <w:rPr>
+                <w:color w:val="000000"/>
+              </w:rPr>
+            </w:pPr>
+            <w:r>
+              <w:rPr>
+                <w:color w:val="000000"/>
+              </w:rPr>
+              <w:t>LZSS + HA</w:t>
+            </w:r>
+          </w:p>
+        </w:tc>
+      </w:tr>
+      <w:tr>
+        <w:trPr>
+          <w:trHeight w:val="375"/>
+          <w:jc w:val="center"/>
+        </w:trPr>
+        <w:tc>
+          <w:tcPr>
+            <w:tcW w:w="2180" w:type="dxa"/>
+            <w:tcBorders>
+              <w:top w:val="single" w:sz="4" w:space="0" w:color="44B3E1"/>
+              <w:left w:val="single" w:sz="4" w:space="0" w:color="44B3E1"/>
+              <w:bottom w:val="single" w:sz="4" w:space="0" w:color="44B3E1"/>
+              <w:right w:val="nil"/>
+            </w:tcBorders>
+            <w:shd w:val="clear" w:color="auto" w:fill="auto"/>
+            <w:noWrap/>
+            <w:vAlign w:val="bottom"/>
+            <w:hideMark/>
+          </w:tcPr>
+          <w:p>
+            <w:pPr>
+              <w:spacing w:line="240" w:lineRule="auto"/>
+              <w:ind w:firstLine="0"/>
+              <w:jc w:val="left"/>
+              <w:rPr>
+                <w:color w:val="000000"/>
+              </w:rPr>
+            </w:pPr>
+            <w:r>
+              <w:rPr>
+                <w:color w:val="000000"/>
+              </w:rPr>
+              <w:t>color.bmp</w:t>
+            </w:r>
+          </w:p>
+        </w:tc>
+        <w:tc>
+          <w:tcPr>
+            <w:tcW w:w="1900" w:type="dxa"/>
+            <w:tcBorders>
+              <w:top w:val="single" w:sz="4" w:space="0" w:color="44B3E1"/>
+              <w:left w:val="nil"/>
+              <w:bottom w:val="single" w:sz="4" w:space="0" w:color="44B3E1"/>
+              <w:right w:val="nil"/>
+            </w:tcBorders>
+            <w:shd w:val="clear" w:color="auto" w:fill="auto"/>
+            <w:noWrap/>
+            <w:vAlign w:val="bottom"/>
+            <w:hideMark/>
+          </w:tcPr>
+          <w:p>
+            <w:pPr>
+              <w:spacing w:line="240" w:lineRule="auto"/>
+              <w:ind w:firstLine="0"/>
+              <w:jc w:val="right"/>
+              <w:rPr>
+                <w:color w:val="000000"/>
+              </w:rPr>
+            </w:pPr>
+            <w:r>
+              <w:rPr>
+                <w:color w:val="000000"/>
+              </w:rPr>
+              <w:t>0.580954</w:t>
+            </w:r>
+          </w:p>
+        </w:tc>
+        <w:tc>
+          <w:tcPr>
+            <w:tcW w:w="3260" w:type="dxa"/>
+            <w:tcBorders>
+              <w:top w:val="single" w:sz="4" w:space="0" w:color="44B3E1"/>
+              <w:left w:val="nil"/>
+              <w:bottom w:val="single" w:sz="4" w:space="0" w:color="44B3E1"/>
+              <w:right w:val="single" w:sz="4" w:space="0" w:color="44B3E1"/>
+            </w:tcBorders>
+            <w:shd w:val="clear" w:color="auto" w:fill="auto"/>
+            <w:noWrap/>
+            <w:vAlign w:val="bottom"/>
+            <w:hideMark/>
+          </w:tcPr>
+          <w:p>
+            <w:pPr>
+              <w:spacing w:line="240" w:lineRule="auto"/>
+              <w:ind w:firstLine="0"/>
+              <w:jc w:val="left"/>
+              <w:rPr>
+                <w:color w:val="000000"/>
+              </w:rPr>
+            </w:pPr>
+            <w:r>
+              <w:rPr>
+                <w:color w:val="000000"/>
+              </w:rPr>
+              <w:t>LZW</w:t>
+            </w:r>
+          </w:p>
+        </w:tc>
+      </w:tr>
+      <w:tr>
+        <w:trPr>
+          <w:trHeight w:val="375"/>
+          <w:jc w:val="center"/>
+        </w:trPr>
+        <w:tc>
+          <w:tcPr>
+            <w:tcW w:w="2180" w:type="dxa"/>
+            <w:tcBorders>
+              <w:top w:val="single" w:sz="4" w:space="0" w:color="44B3E1"/>
+              <w:left w:val="single" w:sz="4" w:space="0" w:color="44B3E1"/>
+              <w:bottom w:val="single" w:sz="4" w:space="0" w:color="44B3E1"/>
+              <w:right w:val="nil"/>
+            </w:tcBorders>
+            <w:shd w:val="clear" w:color="C0E6F5" w:fill="C0E6F5"/>
+            <w:noWrap/>
+            <w:vAlign w:val="bottom"/>
+            <w:hideMark/>
+          </w:tcPr>
+          <w:p>
+            <w:pPr>
+              <w:spacing w:line="240" w:lineRule="auto"/>
+              <w:ind w:firstLine="0"/>
+              <w:jc w:val="left"/>
+              <w:rPr>
+                <w:color w:val="000000"/>
+              </w:rPr>
+            </w:pPr>
+            <w:r>
+              <w:rPr>
+                <w:color w:val="000000"/>
+              </w:rPr>
+              <w:t>grey.bmp</w:t>
+            </w:r>
+          </w:p>
+        </w:tc>
+        <w:tc>
+          <w:tcPr>
+            <w:tcW w:w="1900" w:type="dxa"/>
+            <w:tcBorders>
+              <w:top w:val="single" w:sz="4" w:space="0" w:color="44B3E1"/>
+              <w:left w:val="nil"/>
+              <w:bottom w:val="single" w:sz="4" w:space="0" w:color="44B3E1"/>
+              <w:right w:val="nil"/>
+            </w:tcBorders>
+            <w:shd w:val="clear" w:color="C0E6F5" w:fill="C0E6F5"/>
+            <w:noWrap/>
+            <w:vAlign w:val="bottom"/>
+            <w:hideMark/>
+          </w:tcPr>
+          <w:p>
+            <w:pPr>
+              <w:spacing w:line="240" w:lineRule="auto"/>
+              <w:ind w:firstLine="0"/>
+              <w:jc w:val="right"/>
+              <w:rPr>
+                <w:color w:val="000000"/>
+              </w:rPr>
+            </w:pPr>
+            <w:r>
+              <w:rPr>
+                <w:color w:val="000000"/>
+              </w:rPr>
+              <w:t>0.628822</w:t>
+            </w:r>
+          </w:p>
+        </w:tc>
+        <w:tc>
+          <w:tcPr>
+            <w:tcW w:w="3260" w:type="dxa"/>
+            <w:tcBorders>
+              <w:top w:val="single" w:sz="4" w:space="0" w:color="44B3E1"/>
+              <w:left w:val="nil"/>
+              <w:bottom w:val="single" w:sz="4" w:space="0" w:color="44B3E1"/>
+              <w:right w:val="single" w:sz="4" w:space="0" w:color="44B3E1"/>
+            </w:tcBorders>
+            <w:shd w:val="clear" w:color="C0E6F5" w:fill="C0E6F5"/>
+            <w:noWrap/>
+            <w:vAlign w:val="bottom"/>
+            <w:hideMark/>
+          </w:tcPr>
+          <w:p>
+            <w:pPr>
+              <w:spacing w:line="240" w:lineRule="auto"/>
+              <w:ind w:firstLine="0"/>
+              <w:jc w:val="left"/>
+              <w:rPr>
+                <w:color w:val="000000"/>
+              </w:rPr>
+            </w:pPr>
+            <w:r>
+              <w:rPr>
+                <w:color w:val="000000"/>
+              </w:rPr>
+              <w:t>LZW</w:t>
+            </w:r>
+          </w:p>
+        </w:tc>
+      </w:tr>
+      <w:tr>
+        <w:trPr>
+          <w:trHeight w:val="375"/>
+          <w:jc w:val="center"/>
+        </w:trPr>
+        <w:tc>
+          <w:tcPr>
+            <w:tcW w:w="2180" w:type="dxa"/>
+            <w:tcBorders>
+              <w:top w:val="single" w:sz="4" w:space="0" w:color="44B3E1"/>
+              <w:left w:val="single" w:sz="4" w:space="0" w:color="44B3E1"/>
+              <w:bottom w:val="single" w:sz="4" w:space="0" w:color="44B3E1"/>
+              <w:right w:val="nil"/>
+            </w:tcBorders>
+            <w:shd w:val="clear" w:color="auto" w:fill="auto"/>
+            <w:noWrap/>
+            <w:vAlign w:val="bottom"/>
+            <w:hideMark/>
+          </w:tcPr>
+          <w:p>
+            <w:pPr>
+              <w:spacing w:line="240" w:lineRule="auto"/>
+              <w:ind w:firstLine="0"/>
+              <w:jc w:val="left"/>
+              <w:rPr>
+                <w:color w:val="000000"/>
+              </w:rPr>
+            </w:pPr>
+            <w:r>
+              <w:rPr>
+                <w:color w:val="000000"/>
+              </w:rPr>
+              <w:t>bw.bmp</w:t>
+            </w:r>
+          </w:p>
+        </w:tc>
+        <w:tc>
+          <w:tcPr>
+            <w:tcW w:w="1900" w:type="dxa"/>
+            <w:tcBorders>
+              <w:top w:val="single" w:sz="4" w:space="0" w:color="44B3E1"/>
+              <w:left w:val="nil"/>
+              <w:bottom w:val="single" w:sz="4" w:space="0" w:color="44B3E1"/>
+              <w:right w:val="nil"/>
+            </w:tcBorders>
+            <w:shd w:val="clear" w:color="auto" w:fill="auto"/>
+            <w:noWrap/>
+            <w:vAlign w:val="bottom"/>
+            <w:hideMark/>
+          </w:tcPr>
+          <w:p>
+            <w:pPr>
+              <w:spacing w:line="240" w:lineRule="auto"/>
+              <w:ind w:firstLine="0"/>
+              <w:jc w:val="right"/>
+              <w:rPr>
+                <w:color w:val="000000"/>
+              </w:rPr>
+            </w:pPr>
+            <w:r>
+              <w:rPr>
+                <w:color w:val="000000"/>
+              </w:rPr>
+              <w:t>97.5178</w:t>
+            </w:r>
+          </w:p>
+        </w:tc>
+        <w:tc>
+          <w:tcPr>
+            <w:tcW w:w="3260" w:type="dxa"/>
+            <w:tcBorders>
+              <w:top w:val="single" w:sz="4" w:space="0" w:color="44B3E1"/>
+              <w:left w:val="nil"/>
+              <w:bottom w:val="single" w:sz="4" w:space="0" w:color="44B3E1"/>
+              <w:right w:val="single" w:sz="4" w:space="0" w:color="44B3E1"/>
+            </w:tcBorders>
+            <w:shd w:val="clear" w:color="auto" w:fill="auto"/>
+            <w:noWrap/>
+            <w:vAlign w:val="bottom"/>
+            <w:hideMark/>
+          </w:tcPr>
+          <w:p>
+            <w:pPr>
+              <w:spacing w:line="240" w:lineRule="auto"/>
+              <w:ind w:firstLine="0"/>
+              <w:jc w:val="left"/>
+              <w:rPr>
+                <w:color w:val="000000"/>
+              </w:rPr>
+            </w:pPr>
+            <w:r>
+              <w:rPr>
+                <w:color w:val="000000"/>
+              </w:rPr>
+              <w:t>LZW</w:t>
+            </w:r>
+          </w:p>
+        </w:tc>
+      </w:tr>
+      <w:tr>
+        <w:trPr>
+          <w:trHeight w:val="375"/>
+          <w:jc w:val="center"/>
+        </w:trPr>
+        <w:tc>
+          <w:tcPr>
+            <w:tcW w:w="2180" w:type="dxa"/>
+            <w:tcBorders>
+              <w:top w:val="single" w:sz="4" w:space="0" w:color="44B3E1"/>
+              <w:left w:val="single" w:sz="4" w:space="0" w:color="44B3E1"/>
+              <w:bottom w:val="single" w:sz="4" w:space="0" w:color="44B3E1"/>
+              <w:right w:val="nil"/>
+            </w:tcBorders>
+            <w:shd w:val="clear" w:color="C0E6F5" w:fill="C0E6F5"/>
+            <w:noWrap/>
+            <w:vAlign w:val="bottom"/>
+            <w:hideMark/>
+          </w:tcPr>
+          <w:p>
+            <w:pPr>
+              <w:spacing w:line="240" w:lineRule="auto"/>
+              <w:ind w:firstLine="0"/>
+              <w:jc w:val="left"/>
+              <w:rPr>
+                <w:color w:val="000000"/>
+              </w:rPr>
+            </w:pPr>
+            <w:r>
+              <w:rPr>
+                <w:color w:val="000000"/>
+              </w:rPr>
+              <w:t>ru.txt</w:t>
+            </w:r>
+          </w:p>
+        </w:tc>
+        <w:tc>
+          <w:tcPr>
+            <w:tcW w:w="1900" w:type="dxa"/>
+            <w:tcBorders>
+              <w:top w:val="single" w:sz="4" w:space="0" w:color="44B3E1"/>
+              <w:left w:val="nil"/>
+              <w:bottom w:val="single" w:sz="4" w:space="0" w:color="44B3E1"/>
+              <w:right w:val="nil"/>
+            </w:tcBorders>
+            <w:shd w:val="clear" w:color="C0E6F5" w:fill="C0E6F5"/>
+            <w:noWrap/>
+            <w:vAlign w:val="bottom"/>
+            <w:hideMark/>
+          </w:tcPr>
+          <w:p>
+            <w:pPr>
+              <w:spacing w:line="240" w:lineRule="auto"/>
+              <w:ind w:firstLine="0"/>
+              <w:jc w:val="right"/>
+              <w:rPr>
+                <w:color w:val="000000"/>
+              </w:rPr>
+            </w:pPr>
+            <w:r>
+              <w:rPr>
+                <w:color w:val="000000"/>
+              </w:rPr>
+              <w:t>2.51616</w:t>
+            </w:r>
+          </w:p>
+        </w:tc>
+        <w:tc>
+          <w:tcPr>
+            <w:tcW w:w="3260" w:type="dxa"/>
+            <w:tcBorders>
+              <w:top w:val="single" w:sz="4" w:space="0" w:color="44B3E1"/>
+              <w:left w:val="nil"/>
+              <w:bottom w:val="single" w:sz="4" w:space="0" w:color="44B3E1"/>
+              <w:right w:val="single" w:sz="4" w:space="0" w:color="44B3E1"/>
+            </w:tcBorders>
+            <w:shd w:val="clear" w:color="C0E6F5" w:fill="C0E6F5"/>
+            <w:noWrap/>
+            <w:vAlign w:val="bottom"/>
+            <w:hideMark/>
+          </w:tcPr>
+          <w:p>
+            <w:pPr>
+              <w:spacing w:line="240" w:lineRule="auto"/>
+              <w:ind w:firstLine="0"/>
+              <w:jc w:val="left"/>
+              <w:rPr>
+                <w:color w:val="000000"/>
+              </w:rPr>
+            </w:pPr>
+            <w:r>
+              <w:rPr>
+                <w:color w:val="000000"/>
+              </w:rPr>
+              <w:t>LZW</w:t>
+            </w:r>
+          </w:p>
+        </w:tc>
+      </w:tr>
+      <w:tr>
+        <w:trPr>
+          <w:trHeight w:val="375"/>
+          <w:jc w:val="center"/>
+        </w:trPr>
+        <w:tc>
+          <w:tcPr>
+            <w:tcW w:w="2180" w:type="dxa"/>
+            <w:tcBorders>
+              <w:top w:val="single" w:sz="4" w:space="0" w:color="44B3E1"/>
+              <w:left w:val="single" w:sz="4" w:space="0" w:color="44B3E1"/>
+              <w:bottom w:val="single" w:sz="4" w:space="0" w:color="44B3E1"/>
+              <w:right w:val="nil"/>
+            </w:tcBorders>
+            <w:shd w:val="clear" w:color="auto" w:fill="auto"/>
+            <w:noWrap/>
+            <w:vAlign w:val="bottom"/>
+            <w:hideMark/>
+          </w:tcPr>
+          <w:p>
+            <w:pPr>
+              <w:spacing w:line="240" w:lineRule="auto"/>
+              <w:ind w:firstLine="0"/>
+              <w:jc w:val="left"/>
+              <w:rPr>
+                <w:color w:val="000000"/>
+              </w:rPr>
+            </w:pPr>
+            <w:r>
+              <w:rPr>
+                <w:color w:val="000000"/>
+              </w:rPr>
+              <w:t>enwik7.txt</w:t>
+            </w:r>
+          </w:p>
+        </w:tc>
+        <w:tc>
+          <w:tcPr>
+            <w:tcW w:w="1900" w:type="dxa"/>
+            <w:tcBorders>
+              <w:top w:val="single" w:sz="4" w:space="0" w:color="44B3E1"/>
+              <w:left w:val="nil"/>
+              <w:bottom w:val="single" w:sz="4" w:space="0" w:color="44B3E1"/>
+              <w:right w:val="nil"/>
+            </w:tcBorders>
+            <w:shd w:val="clear" w:color="auto" w:fill="auto"/>
+            <w:noWrap/>
+            <w:vAlign w:val="bottom"/>
+            <w:hideMark/>
+          </w:tcPr>
+          <w:p>
+            <w:pPr>
+              <w:spacing w:line="240" w:lineRule="auto"/>
+              <w:ind w:firstLine="0"/>
+              <w:jc w:val="right"/>
+              <w:rPr>
+                <w:color w:val="000000"/>
+              </w:rPr>
+            </w:pPr>
+            <w:r>
+              <w:rPr>
+                <w:color w:val="000000"/>
+              </w:rPr>
+              <w:t>1.44033</w:t>
+            </w:r>
+          </w:p>
+        </w:tc>
+        <w:tc>
+          <w:tcPr>
+            <w:tcW w:w="3260" w:type="dxa"/>
+            <w:tcBorders>
+              <w:top w:val="single" w:sz="4" w:space="0" w:color="44B3E1"/>
+              <w:left w:val="nil"/>
+              <w:bottom w:val="single" w:sz="4" w:space="0" w:color="44B3E1"/>
+              <w:right w:val="single" w:sz="4" w:space="0" w:color="44B3E1"/>
+            </w:tcBorders>
+            <w:shd w:val="clear" w:color="auto" w:fill="auto"/>
+            <w:noWrap/>
+            <w:vAlign w:val="bottom"/>
+            <w:hideMark/>
+          </w:tcPr>
+          <w:p>
+            <w:pPr>
+              <w:spacing w:line="240" w:lineRule="auto"/>
+              <w:ind w:firstLine="0"/>
+              <w:jc w:val="left"/>
+              <w:rPr>
+                <w:color w:val="000000"/>
+              </w:rPr>
+            </w:pPr>
+            <w:r>
+              <w:rPr>
+                <w:color w:val="000000"/>
+              </w:rPr>
+              <w:t>LZW</w:t>
+            </w:r>
+          </w:p>
+        </w:tc>
+      </w:tr>
+      <w:tr>
+        <w:trPr>
+          <w:trHeight w:val="375"/>
+          <w:jc w:val="center"/>
+        </w:trPr>
+        <w:tc>
+          <w:tcPr>
+            <w:tcW w:w="2180" w:type="dxa"/>
+            <w:tcBorders>
+              <w:top w:val="single" w:sz="4" w:space="0" w:color="44B3E1"/>
+              <w:left w:val="single" w:sz="4" w:space="0" w:color="44B3E1"/>
+              <w:bottom w:val="single" w:sz="4" w:space="0" w:color="44B3E1"/>
+              <w:right w:val="nil"/>
+            </w:tcBorders>
+            <w:shd w:val="clear" w:color="C0E6F5" w:fill="C0E6F5"/>
+            <w:noWrap/>
+            <w:vAlign w:val="bottom"/>
+            <w:hideMark/>
+          </w:tcPr>
+          <w:p>
+            <w:pPr>
+              <w:spacing w:line="240" w:lineRule="auto"/>
+              <w:ind w:firstLine="0"/>
+              <w:jc w:val="left"/>
+              <w:rPr>
+                <w:color w:val="000000"/>
+              </w:rPr>
+            </w:pPr>
+            <w:r>
+              <w:rPr>
+                <w:color w:val="000000"/>
+              </w:rPr>
+              <w:t>helldivers2.exe</w:t>
+            </w:r>
+          </w:p>
+        </w:tc>
+        <w:tc>
+          <w:tcPr>
+            <w:tcW w:w="1900" w:type="dxa"/>
+            <w:tcBorders>
+              <w:top w:val="single" w:sz="4" w:space="0" w:color="44B3E1"/>
+              <w:left w:val="nil"/>
+              <w:bottom w:val="single" w:sz="4" w:space="0" w:color="44B3E1"/>
+              <w:right w:val="nil"/>
+            </w:tcBorders>
+            <w:shd w:val="clear" w:color="C0E6F5" w:fill="C0E6F5"/>
+            <w:noWrap/>
+            <w:vAlign w:val="bottom"/>
+            <w:hideMark/>
+          </w:tcPr>
+          <w:p>
+            <w:pPr>
+              <w:spacing w:line="240" w:lineRule="auto"/>
+              <w:ind w:firstLine="0"/>
+              <w:jc w:val="right"/>
+              <w:rPr>
+                <w:color w:val="000000"/>
+              </w:rPr>
+            </w:pPr>
+            <w:r>
+              <w:rPr>
+                <w:color w:val="000000"/>
+              </w:rPr>
+              <w:t>0.559314</w:t>
+            </w:r>
+          </w:p>
+        </w:tc>
+        <w:tc>
+          <w:tcPr>
+            <w:tcW w:w="3260" w:type="dxa"/>
+            <w:tcBorders>
+              <w:top w:val="single" w:sz="4" w:space="0" w:color="44B3E1"/>
+              <w:left w:val="nil"/>
+              <w:bottom w:val="single" w:sz="4" w:space="0" w:color="44B3E1"/>
+              <w:right w:val="single" w:sz="4" w:space="0" w:color="44B3E1"/>
+            </w:tcBorders>
+            <w:shd w:val="clear" w:color="C0E6F5" w:fill="C0E6F5"/>
+            <w:noWrap/>
+            <w:vAlign w:val="bottom"/>
+            <w:hideMark/>
+          </w:tcPr>
+          <w:p>
+            <w:pPr>
+              <w:spacing w:line="240" w:lineRule="auto"/>
+              <w:ind w:firstLine="0"/>
+              <w:jc w:val="left"/>
+              <w:rPr>
+                <w:color w:val="000000"/>
+              </w:rPr>
+            </w:pPr>
+            <w:r>
+              <w:rPr>
+                <w:color w:val="000000"/>
+              </w:rPr>
+              <w:t>LZW</w:t>
+            </w:r>
+          </w:p>
+        </w:tc>
+      </w:tr>
+      <w:tr>
+        <w:trPr>
+          <w:trHeight w:val="375"/>
+          <w:jc w:val="center"/>
+        </w:trPr>
+        <w:tc>
+          <w:tcPr>
+            <w:tcW w:w="2180" w:type="dxa"/>
+            <w:tcBorders>
+              <w:top w:val="single" w:sz="4" w:space="0" w:color="44B3E1"/>
+              <w:left w:val="single" w:sz="4" w:space="0" w:color="44B3E1"/>
+              <w:bottom w:val="single" w:sz="4" w:space="0" w:color="44B3E1"/>
+              <w:right w:val="nil"/>
+            </w:tcBorders>
+            <w:shd w:val="clear" w:color="auto" w:fill="auto"/>
+            <w:noWrap/>
+            <w:vAlign w:val="bottom"/>
+            <w:hideMark/>
+          </w:tcPr>
+          <w:p>
+            <w:pPr>
+              <w:spacing w:line="240" w:lineRule="auto"/>
+              <w:ind w:firstLine="0"/>
+              <w:jc w:val="left"/>
+              <w:rPr>
+                <w:color w:val="000000"/>
+              </w:rPr>
+            </w:pPr>
+            <w:r>
+              <w:rPr>
+                <w:color w:val="000000"/>
+              </w:rPr>
+              <w:t>color.bmp</w:t>
+            </w:r>
+          </w:p>
+        </w:tc>
+        <w:tc>
+          <w:tcPr>
+            <w:tcW w:w="1900" w:type="dxa"/>
+            <w:tcBorders>
+              <w:top w:val="single" w:sz="4" w:space="0" w:color="44B3E1"/>
+              <w:left w:val="nil"/>
+              <w:bottom w:val="single" w:sz="4" w:space="0" w:color="44B3E1"/>
+              <w:right w:val="nil"/>
+            </w:tcBorders>
+            <w:shd w:val="clear" w:color="auto" w:fill="auto"/>
+            <w:noWrap/>
+            <w:vAlign w:val="bottom"/>
+            <w:hideMark/>
+          </w:tcPr>
+          <w:p>
+            <w:pPr>
+              <w:spacing w:line="240" w:lineRule="auto"/>
+              <w:ind w:firstLine="0"/>
+              <w:jc w:val="right"/>
+              <w:rPr>
+                <w:color w:val="000000"/>
+              </w:rPr>
+            </w:pPr>
+            <w:r>
+              <w:rPr>
+                <w:color w:val="000000"/>
+              </w:rPr>
+              <w:t>0.965935</w:t>
+            </w:r>
+          </w:p>
+        </w:tc>
+        <w:tc>
+          <w:tcPr>
+            <w:tcW w:w="3260" w:type="dxa"/>
+            <w:tcBorders>
+              <w:top w:val="single" w:sz="4" w:space="0" w:color="44B3E1"/>
+              <w:left w:val="nil"/>
+              <w:bottom w:val="single" w:sz="4" w:space="0" w:color="44B3E1"/>
+              <w:right w:val="single" w:sz="4" w:space="0" w:color="44B3E1"/>
+            </w:tcBorders>
+            <w:shd w:val="clear" w:color="auto" w:fill="auto"/>
+            <w:noWrap/>
+            <w:vAlign w:val="bottom"/>
+            <w:hideMark/>
+          </w:tcPr>
+          <w:p>
+            <w:pPr>
+              <w:spacing w:line="240" w:lineRule="auto"/>
+              <w:ind w:firstLine="0"/>
+              <w:jc w:val="left"/>
+              <w:rPr>
+                <w:color w:val="000000"/>
+              </w:rPr>
+            </w:pPr>
+            <w:r>
+              <w:rPr>
+                <w:color w:val="000000"/>
+              </w:rPr>
+              <w:t>LZW + HA</w:t>
+            </w:r>
+          </w:p>
+        </w:tc>
+      </w:tr>
+      <w:tr>
+        <w:trPr>
+          <w:trHeight w:val="375"/>
+          <w:jc w:val="center"/>
+        </w:trPr>
+        <w:tc>
+          <w:tcPr>
+            <w:tcW w:w="2180" w:type="dxa"/>
+            <w:tcBorders>
+              <w:top w:val="single" w:sz="4" w:space="0" w:color="44B3E1"/>
+              <w:left w:val="single" w:sz="4" w:space="0" w:color="44B3E1"/>
+              <w:bottom w:val="single" w:sz="4" w:space="0" w:color="44B3E1"/>
+              <w:right w:val="nil"/>
+            </w:tcBorders>
+            <w:shd w:val="clear" w:color="C0E6F5" w:fill="C0E6F5"/>
+            <w:noWrap/>
+            <w:vAlign w:val="bottom"/>
+            <w:hideMark/>
+          </w:tcPr>
+          <w:p>
+            <w:pPr>
+              <w:spacing w:line="240" w:lineRule="auto"/>
+              <w:ind w:firstLine="0"/>
+              <w:jc w:val="left"/>
+              <w:rPr>
+                <w:color w:val="000000"/>
+              </w:rPr>
+            </w:pPr>
+            <w:r>
+              <w:rPr>
+                <w:color w:val="000000"/>
+              </w:rPr>
+              <w:t>grey.bmp</w:t>
+            </w:r>
+          </w:p>
+        </w:tc>
+        <w:tc>
+          <w:tcPr>
+            <w:tcW w:w="1900" w:type="dxa"/>
+            <w:tcBorders>
+              <w:top w:val="single" w:sz="4" w:space="0" w:color="44B3E1"/>
+              <w:left w:val="nil"/>
+              <w:bottom w:val="single" w:sz="4" w:space="0" w:color="44B3E1"/>
+              <w:right w:val="nil"/>
+            </w:tcBorders>
+            <w:shd w:val="clear" w:color="C0E6F5" w:fill="C0E6F5"/>
+            <w:noWrap/>
+            <w:vAlign w:val="bottom"/>
+            <w:hideMark/>
+          </w:tcPr>
+          <w:p>
+            <w:pPr>
+              <w:spacing w:line="240" w:lineRule="auto"/>
+              <w:ind w:firstLine="0"/>
+              <w:jc w:val="right"/>
+              <w:rPr>
+                <w:color w:val="000000"/>
+              </w:rPr>
+            </w:pPr>
+            <w:r>
+              <w:rPr>
+                <w:color w:val="000000"/>
+              </w:rPr>
+              <w:t>1.18827</w:t>
+            </w:r>
+          </w:p>
+        </w:tc>
+        <w:tc>
+          <w:tcPr>
+            <w:tcW w:w="3260" w:type="dxa"/>
+            <w:tcBorders>
+              <w:top w:val="single" w:sz="4" w:space="0" w:color="44B3E1"/>
+              <w:left w:val="nil"/>
+              <w:bottom w:val="single" w:sz="4" w:space="0" w:color="44B3E1"/>
+              <w:right w:val="single" w:sz="4" w:space="0" w:color="44B3E1"/>
+            </w:tcBorders>
+            <w:shd w:val="clear" w:color="C0E6F5" w:fill="C0E6F5"/>
+            <w:noWrap/>
+            <w:vAlign w:val="bottom"/>
+            <w:hideMark/>
+          </w:tcPr>
+          <w:p>
+            <w:pPr>
+              <w:spacing w:line="240" w:lineRule="auto"/>
+              <w:ind w:firstLine="0"/>
+              <w:jc w:val="left"/>
+              <w:rPr>
+                <w:color w:val="000000"/>
+              </w:rPr>
+            </w:pPr>
+            <w:r>
+              <w:rPr>
+                <w:color w:val="000000"/>
+              </w:rPr>
+              <w:t>LZW + HA</w:t>
+            </w:r>
+          </w:p>
+        </w:tc>
+      </w:tr>
+      <w:tr>
+        <w:trPr>
+          <w:trHeight w:val="375"/>
+          <w:jc w:val="center"/>
+        </w:trPr>
+        <w:tc>
+          <w:tcPr>
+            <w:tcW w:w="2180" w:type="dxa"/>
+            <w:tcBorders>
+              <w:top w:val="single" w:sz="4" w:space="0" w:color="44B3E1"/>
+              <w:left w:val="single" w:sz="4" w:space="0" w:color="44B3E1"/>
+              <w:bottom w:val="single" w:sz="4" w:space="0" w:color="44B3E1"/>
+              <w:right w:val="nil"/>
+            </w:tcBorders>
+            <w:shd w:val="clear" w:color="auto" w:fill="auto"/>
+            <w:noWrap/>
+            <w:vAlign w:val="bottom"/>
+            <w:hideMark/>
+          </w:tcPr>
+          <w:p>
+            <w:pPr>
+              <w:spacing w:line="240" w:lineRule="auto"/>
+              <w:ind w:firstLine="0"/>
+              <w:jc w:val="left"/>
+              <w:rPr>
+                <w:color w:val="000000"/>
+              </w:rPr>
+            </w:pPr>
+            <w:r>
+              <w:rPr>
+                <w:color w:val="000000"/>
+              </w:rPr>
+              <w:t>bw.bmp</w:t>
+            </w:r>
+          </w:p>
+        </w:tc>
+        <w:tc>
+          <w:tcPr>
+            <w:tcW w:w="1900" w:type="dxa"/>
+            <w:tcBorders>
+              <w:top w:val="single" w:sz="4" w:space="0" w:color="44B3E1"/>
+              <w:left w:val="nil"/>
+              <w:bottom w:val="single" w:sz="4" w:space="0" w:color="44B3E1"/>
+              <w:right w:val="nil"/>
+            </w:tcBorders>
+            <w:shd w:val="clear" w:color="auto" w:fill="auto"/>
+            <w:noWrap/>
+            <w:vAlign w:val="bottom"/>
+            <w:hideMark/>
+          </w:tcPr>
+          <w:p>
+            <w:pPr>
+              <w:spacing w:line="240" w:lineRule="auto"/>
+              <w:ind w:firstLine="0"/>
+              <w:jc w:val="right"/>
+              <w:rPr>
+                <w:color w:val="000000"/>
+              </w:rPr>
+            </w:pPr>
+            <w:r>
+              <w:rPr>
+                <w:color w:val="000000"/>
+              </w:rPr>
+              <w:t>113.461</w:t>
+            </w:r>
+          </w:p>
+        </w:tc>
+        <w:tc>
+          <w:tcPr>
+            <w:tcW w:w="3260" w:type="dxa"/>
+            <w:tcBorders>
+              <w:top w:val="single" w:sz="4" w:space="0" w:color="44B3E1"/>
+              <w:left w:val="nil"/>
+              <w:bottom w:val="single" w:sz="4" w:space="0" w:color="44B3E1"/>
+              <w:right w:val="single" w:sz="4" w:space="0" w:color="44B3E1"/>
+            </w:tcBorders>
+            <w:shd w:val="clear" w:color="auto" w:fill="auto"/>
+            <w:noWrap/>
+            <w:vAlign w:val="bottom"/>
+            <w:hideMark/>
+          </w:tcPr>
+          <w:p>
+            <w:pPr>
+              <w:spacing w:line="240" w:lineRule="auto"/>
+              <w:ind w:firstLine="0"/>
+              <w:jc w:val="left"/>
+              <w:rPr>
+                <w:color w:val="000000"/>
+              </w:rPr>
+            </w:pPr>
+            <w:r>
+              <w:rPr>
+                <w:color w:val="000000"/>
+              </w:rPr>
+              <w:t>LZW + HA</w:t>
+            </w:r>
+          </w:p>
+        </w:tc>
+      </w:tr>
+      <w:tr>
+        <w:trPr>
+          <w:trHeight w:val="375"/>
+          <w:jc w:val="center"/>
+        </w:trPr>
+        <w:tc>
+          <w:tcPr>
+            <w:tcW w:w="2180" w:type="dxa"/>
+            <w:tcBorders>
+              <w:top w:val="single" w:sz="4" w:space="0" w:color="44B3E1"/>
+              <w:left w:val="single" w:sz="4" w:space="0" w:color="44B3E1"/>
+              <w:bottom w:val="single" w:sz="4" w:space="0" w:color="44B3E1"/>
+              <w:right w:val="nil"/>
+            </w:tcBorders>
+            <w:shd w:val="clear" w:color="C0E6F5" w:fill="C0E6F5"/>
+            <w:noWrap/>
+            <w:vAlign w:val="bottom"/>
+            <w:hideMark/>
+          </w:tcPr>
+          <w:p>
+            <w:pPr>
+              <w:spacing w:line="240" w:lineRule="auto"/>
+              <w:ind w:firstLine="0"/>
+              <w:jc w:val="left"/>
+              <w:rPr>
+                <w:color w:val="000000"/>
+              </w:rPr>
+            </w:pPr>
+            <w:r>
+              <w:rPr>
+                <w:color w:val="000000"/>
+              </w:rPr>
+              <w:t>ru.txt</w:t>
+            </w:r>
+          </w:p>
+        </w:tc>
+        <w:tc>
+          <w:tcPr>
+            <w:tcW w:w="1900" w:type="dxa"/>
+            <w:tcBorders>
+              <w:top w:val="single" w:sz="4" w:space="0" w:color="44B3E1"/>
+              <w:left w:val="nil"/>
+              <w:bottom w:val="single" w:sz="4" w:space="0" w:color="44B3E1"/>
+              <w:right w:val="nil"/>
+            </w:tcBorders>
+            <w:shd w:val="clear" w:color="C0E6F5" w:fill="C0E6F5"/>
+            <w:noWrap/>
+            <w:vAlign w:val="bottom"/>
+            <w:hideMark/>
+          </w:tcPr>
+          <w:p>
+            <w:pPr>
+              <w:spacing w:line="240" w:lineRule="auto"/>
+              <w:ind w:firstLine="0"/>
+              <w:jc w:val="right"/>
+              <w:rPr>
+                <w:color w:val="000000"/>
+              </w:rPr>
+            </w:pPr>
+            <w:r>
+              <w:rPr>
+                <w:color w:val="000000"/>
+              </w:rPr>
+              <w:t>2.85104</w:t>
+            </w:r>
+          </w:p>
+        </w:tc>
+        <w:tc>
+          <w:tcPr>
+            <w:tcW w:w="3260" w:type="dxa"/>
+            <w:tcBorders>
+              <w:top w:val="single" w:sz="4" w:space="0" w:color="44B3E1"/>
+              <w:left w:val="nil"/>
+              <w:bottom w:val="single" w:sz="4" w:space="0" w:color="44B3E1"/>
+              <w:right w:val="single" w:sz="4" w:space="0" w:color="44B3E1"/>
+            </w:tcBorders>
+            <w:shd w:val="clear" w:color="C0E6F5" w:fill="C0E6F5"/>
+            <w:noWrap/>
+            <w:vAlign w:val="bottom"/>
+            <w:hideMark/>
+          </w:tcPr>
+          <w:p>
+            <w:pPr>
+              <w:spacing w:line="240" w:lineRule="auto"/>
+              <w:ind w:firstLine="0"/>
+              <w:jc w:val="left"/>
+              <w:rPr>
+                <w:color w:val="000000"/>
+              </w:rPr>
+            </w:pPr>
+            <w:r>
+              <w:rPr>
+                <w:color w:val="000000"/>
+              </w:rPr>
+              <w:t>LZW + HA</w:t>
+            </w:r>
+          </w:p>
+        </w:tc>
+      </w:tr>
+      <w:tr>
+        <w:trPr>
+          <w:trHeight w:val="375"/>
+          <w:jc w:val="center"/>
+        </w:trPr>
+        <w:tc>
+          <w:tcPr>
+            <w:tcW w:w="2180" w:type="dxa"/>
+            <w:tcBorders>
+              <w:top w:val="single" w:sz="4" w:space="0" w:color="44B3E1"/>
+              <w:left w:val="single" w:sz="4" w:space="0" w:color="44B3E1"/>
+              <w:bottom w:val="single" w:sz="4" w:space="0" w:color="44B3E1"/>
+              <w:right w:val="nil"/>
+            </w:tcBorders>
+            <w:shd w:val="clear" w:color="auto" w:fill="auto"/>
+            <w:noWrap/>
+            <w:vAlign w:val="bottom"/>
+            <w:hideMark/>
+          </w:tcPr>
+          <w:p>
+            <w:pPr>
+              <w:spacing w:line="240" w:lineRule="auto"/>
+              <w:ind w:firstLine="0"/>
+              <w:jc w:val="left"/>
+              <w:rPr>
+                <w:color w:val="000000"/>
+              </w:rPr>
+            </w:pPr>
+            <w:r>
+              <w:rPr>
+                <w:color w:val="000000"/>
+              </w:rPr>
+              <w:t>enwik7.txt</w:t>
+            </w:r>
+          </w:p>
+        </w:tc>
+        <w:tc>
+          <w:tcPr>
+            <w:tcW w:w="1900" w:type="dxa"/>
+            <w:tcBorders>
+              <w:top w:val="single" w:sz="4" w:space="0" w:color="44B3E1"/>
+              <w:left w:val="nil"/>
+              <w:bottom w:val="single" w:sz="4" w:space="0" w:color="44B3E1"/>
+              <w:right w:val="nil"/>
+            </w:tcBorders>
+            <w:shd w:val="clear" w:color="auto" w:fill="auto"/>
+            <w:noWrap/>
+            <w:vAlign w:val="bottom"/>
+            <w:hideMark/>
+          </w:tcPr>
+          <w:p>
+            <w:pPr>
+              <w:spacing w:line="240" w:lineRule="auto"/>
+              <w:ind w:firstLine="0"/>
+              <w:jc w:val="right"/>
+              <w:rPr>
+                <w:color w:val="000000"/>
+              </w:rPr>
+            </w:pPr>
+            <w:r>
+              <w:rPr>
+                <w:color w:val="000000"/>
+              </w:rPr>
+              <w:t>1.62466</w:t>
+            </w:r>
+          </w:p>
+        </w:tc>
+        <w:tc>
+          <w:tcPr>
+            <w:tcW w:w="3260" w:type="dxa"/>
+            <w:tcBorders>
+              <w:top w:val="single" w:sz="4" w:space="0" w:color="44B3E1"/>
+              <w:left w:val="nil"/>
+              <w:bottom w:val="single" w:sz="4" w:space="0" w:color="44B3E1"/>
+              <w:right w:val="single" w:sz="4" w:space="0" w:color="44B3E1"/>
+            </w:tcBorders>
+            <w:shd w:val="clear" w:color="auto" w:fill="auto"/>
+            <w:noWrap/>
+            <w:vAlign w:val="bottom"/>
+            <w:hideMark/>
+          </w:tcPr>
+          <w:p>
+            <w:pPr>
+              <w:spacing w:line="240" w:lineRule="auto"/>
+              <w:ind w:firstLine="0"/>
+              <w:jc w:val="left"/>
+              <w:rPr>
+                <w:color w:val="000000"/>
+              </w:rPr>
+            </w:pPr>
+            <w:r>
+              <w:rPr>
+                <w:color w:val="000000"/>
+              </w:rPr>
+              <w:t>LZW + HA</w:t>
+            </w:r>
+          </w:p>
+        </w:tc>
+      </w:tr>
+      <w:tr>
+        <w:trPr>
+          <w:trHeight w:val="375"/>
+          <w:jc w:val="center"/>
+        </w:trPr>
+        <w:tc>
+          <w:tcPr>
+            <w:tcW w:w="2180" w:type="dxa"/>
+            <w:tcBorders>
+              <w:top w:val="single" w:sz="4" w:space="0" w:color="44B3E1"/>
+              <w:left w:val="single" w:sz="4" w:space="0" w:color="44B3E1"/>
+              <w:bottom w:val="single" w:sz="4" w:space="0" w:color="44B3E1"/>
+              <w:right w:val="nil"/>
+            </w:tcBorders>
+            <w:shd w:val="clear" w:color="C0E6F5" w:fill="C0E6F5"/>
+            <w:noWrap/>
+            <w:vAlign w:val="bottom"/>
+            <w:hideMark/>
+          </w:tcPr>
+          <w:p>
+            <w:pPr>
+              <w:spacing w:line="240" w:lineRule="auto"/>
+              <w:ind w:firstLine="0"/>
+              <w:jc w:val="left"/>
+              <w:rPr>
+                <w:color w:val="000000"/>
+              </w:rPr>
+            </w:pPr>
+            <w:r>
+              <w:rPr>
+                <w:color w:val="000000"/>
+              </w:rPr>
+              <w:t>helldivers2.exe</w:t>
+            </w:r>
+          </w:p>
+        </w:tc>
+        <w:tc>
+          <w:tcPr>
+            <w:tcW w:w="1900" w:type="dxa"/>
+            <w:tcBorders>
+              <w:top w:val="single" w:sz="4" w:space="0" w:color="44B3E1"/>
+              <w:left w:val="nil"/>
+              <w:bottom w:val="single" w:sz="4" w:space="0" w:color="44B3E1"/>
+              <w:right w:val="nil"/>
+            </w:tcBorders>
+            <w:shd w:val="clear" w:color="C0E6F5" w:fill="C0E6F5"/>
+            <w:noWrap/>
+            <w:vAlign w:val="bottom"/>
+            <w:hideMark/>
+          </w:tcPr>
+          <w:p>
+            <w:pPr>
+              <w:spacing w:line="240" w:lineRule="auto"/>
+              <w:ind w:firstLine="0"/>
+              <w:jc w:val="right"/>
+              <w:rPr>
+                <w:color w:val="000000"/>
+              </w:rPr>
+            </w:pPr>
+            <w:r>
+              <w:rPr>
+                <w:color w:val="000000"/>
+              </w:rPr>
+              <w:t>0.826913</w:t>
+            </w:r>
+          </w:p>
+        </w:tc>
+        <w:tc>
+          <w:tcPr>
+            <w:tcW w:w="3260" w:type="dxa"/>
+            <w:tcBorders>
+              <w:top w:val="single" w:sz="4" w:space="0" w:color="44B3E1"/>
+              <w:left w:val="nil"/>
+              <w:bottom w:val="single" w:sz="4" w:space="0" w:color="44B3E1"/>
+              <w:right w:val="single" w:sz="4" w:space="0" w:color="44B3E1"/>
+            </w:tcBorders>
+            <w:shd w:val="clear" w:color="C0E6F5" w:fill="C0E6F5"/>
+            <w:noWrap/>
+            <w:vAlign w:val="bottom"/>
+            <w:hideMark/>
+          </w:tcPr>
+          <w:p>
+            <w:pPr>
+              <w:spacing w:line="240" w:lineRule="auto"/>
+              <w:ind w:firstLine="0"/>
+              <w:jc w:val="left"/>
+              <w:rPr>
+                <w:color w:val="000000"/>
+              </w:rPr>
+            </w:pPr>
+            <w:r>
+              <w:rPr>
+                <w:color w:val="000000"/>
+              </w:rPr>
+              <w:t>LZW + HA</w:t>
+            </w:r>
+          </w:p>
+        </w:tc>
+      </w:tr>
+    </w:tbl>
+    <w:p>
+      <w:pPr>
+        <w:ind w:firstLine="0"/>
+        <w:jc w:val="center"/>
+        <w:rPr>
+          <w:color w:val="000000" w:themeColor="text1"/>
+        </w:rPr>
+      </w:pPr>
+      <w:r>
+        <w:rPr>
+          <w:color w:val="000000" w:themeColor="text1"/>
+        </w:rPr>
+        <w:t>Таблица 1.</w:t>
+      </w:r>
+    </w:p>
+    <w:p>
+      <w:pPr>
+        <w:rPr>
+          <w:color w:val="000000" w:themeColor="text1"/>
+        </w:rPr>
+      </w:pPr>
+      <w:r>
+        <w:rPr>
+          <w:color w:val="000000" w:themeColor="text1"/>
+        </w:rPr>
+        <w:br w:type="page"/>
+      </w:r>
+    </w:p>
+    <w:p>
+      <w:pPr>
+        <w:rPr>
+          <w:b/>
+          <w:bCs/>
+          <w:color w:val="000000" w:themeColor="text1"/>
+        </w:rPr>
+      </w:pPr>
+      <w:r>
+        <w:rPr>
+          <w:b/>
+          <w:bCs/>
+          <w:color w:val="000000" w:themeColor="text1"/>
+        </w:rPr>
+        <w:lastRenderedPageBreak/>
+        <w:t>Вывод</w:t>
+      </w:r>
+    </w:p>
+    <w:p>
+      <w:pPr>
+        <w:rPr>
+          <w:color w:val="000000" w:themeColor="text1"/>
+        </w:rPr>
+      </w:pPr>
+      <w:r>
+        <w:rPr>
+          <w:color w:val="000000" w:themeColor="text1"/>
+        </w:rPr>
+        <w:t>В работе были реализованы и исследованы алгоритмы сжатия HA, RLE, BWT, MTF, LZSS и LZW. Показано, что эффективность сжатия зависит от типа данных: простые алгоритмы (RLE) эффективны для однотипных данных, а комбинированные методы (BWT + MTF + HA, LZW + HA) дают лучшие результаты на текстах.</w:t>
+      </w:r>
+    </w:p>
+    <w:p>
+      <w:pPr>
+        <w:ind w:firstLine="0"/>
+        <w:rPr>
+          <w:color w:val="000000" w:themeColor="text1"/>
+        </w:rPr>
+      </w:pPr>
+      <w:r>
+        <w:rPr>
+          <w:color w:val="000000" w:themeColor="text1"/>
+        </w:rPr>
+        <w:t xml:space="preserve">Определены оптимальные параметры: BWT </w:t>
+      </w:r>
+      <w:r>
+        <w:rPr>
+          <w:color w:val="000000" w:themeColor="text1"/>
+        </w:rPr>
+        <w:t>-</w:t>
+      </w:r>
+      <w:r>
+        <w:rPr>
+          <w:color w:val="000000" w:themeColor="text1"/>
+        </w:rPr>
+        <w:t xml:space="preserve"> ~200 КБ, LZSS </w:t>
+      </w:r>
+      <w:r>
+        <w:rPr>
+          <w:color w:val="000000" w:themeColor="text1"/>
+        </w:rPr>
+        <w:t>-</w:t>
+      </w:r>
+      <w:r>
+        <w:rPr>
+          <w:color w:val="000000" w:themeColor="text1"/>
+        </w:rPr>
+        <w:t xml:space="preserve"> 16 КБ, LZW </w:t>
+      </w:r>
+      <w:r>
+        <w:rPr>
+          <w:color w:val="000000" w:themeColor="text1"/>
+        </w:rPr>
+        <w:t xml:space="preserve">– </w:t>
+      </w:r>
+      <w:r>
+        <w:rPr>
+          <w:color w:val="000000" w:themeColor="text1"/>
+        </w:rPr>
+        <w:t>20</w:t>
+      </w:r>
+      <w:r>
+        <w:rPr>
+          <w:color w:val="000000" w:themeColor="text1"/>
+        </w:rPr>
+        <w:t>-</w:t>
+      </w:r>
+      <w:r>
+        <w:rPr>
+          <w:color w:val="000000" w:themeColor="text1"/>
+        </w:rPr>
+        <w:t>25 КБ. Наиболее эффективными оказались комбинированные алгоритмы</w:t>
+      </w:r>
+      <w:r>
+        <w:rPr>
+          <w:color w:val="000000" w:themeColor="text1"/>
+        </w:rPr>
+        <w:t>.</w:t>
+      </w:r>
+    </w:p>
+    <w:p>
+      <w:pPr>
+        <w:ind w:firstLine="0"/>
+        <w:rPr>
+          <w:color w:val="000000" w:themeColor="text1"/>
+        </w:rPr>
+      </w:pPr>
     </w:p>
     <w:sectPr>
-      <w:footerReference w:type="default" r:id="rId11"/>
+      <w:footerReference w:type="default" r:id="rId14"/>
       <w:pgSz w:w="11906" w:h="16838"/>
       <w:pgMar w:top="1134" w:right="850" w:bottom="1134" w:left="1701" w:header="708" w:footer="708" w:gutter="0"/>
       <w:pgNumType w:start="1"/>
